--- a/Labs/ME352_Qube_Lab3_FrequencyResponse-F25.docx
+++ b/Labs/ME352_Qube_Lab3_FrequencyResponse-F25.docx
@@ -845,6 +845,7 @@
       <w:r>
         <w:rPr>
           <w:rFonts w:cstheme="minorHAnsi"/>
+          <w:noProof/>
         </w:rPr>
         <w:drawing>
           <wp:inline distT="0" distB="0" distL="0" distR="0" wp14:anchorId="4C637E4D" wp14:editId="35863718">
@@ -893,6 +894,7 @@
       <w:r>
         <w:rPr>
           <w:rFonts w:cstheme="minorHAnsi"/>
+          <w:noProof/>
         </w:rPr>
         <w:lastRenderedPageBreak/>
         <w:drawing>
@@ -1340,7 +1342,42 @@
     <w:p>
       <w:pPr>
         <w:pStyle w:val="ListParagraph"/>
-      </w:pPr>
+        <w:rPr>
+          <w:color w:val="FF0000"/>
+        </w:rPr>
+      </w:pPr>
+      <w:r>
+        <w:rPr>
+          <w:color w:val="FF0000"/>
+        </w:rPr>
+        <w:t>Yes. Be</w:t>
+      </w:r>
+      <w:r>
+        <w:rPr>
+          <w:color w:val="FF0000"/>
+        </w:rPr>
+        <w:t xml:space="preserve">cause the input is a sine </w:t>
+      </w:r>
+      <w:proofErr w:type="gramStart"/>
+      <w:r>
+        <w:rPr>
+          <w:color w:val="FF0000"/>
+        </w:rPr>
+        <w:t>wave</w:t>
+      </w:r>
+      <w:proofErr w:type="gramEnd"/>
+      <w:r>
+        <w:rPr>
+          <w:color w:val="FF0000"/>
+        </w:rPr>
+        <w:t xml:space="preserve"> and the motor is just following the input</w:t>
+      </w:r>
+      <w:r>
+        <w:rPr>
+          <w:color w:val="FF0000"/>
+        </w:rPr>
+        <w:t xml:space="preserve"> with very good accuracy.</w:t>
+      </w:r>
     </w:p>
     <w:p>
       <w:pPr>
@@ -1482,6 +1519,59 @@
     </w:p>
     <w:p>
       <w:pPr>
+        <w:ind w:left="720"/>
+        <w:rPr>
+          <w:color w:val="FF0000"/>
+        </w:rPr>
+      </w:pPr>
+      <w:r>
+        <w:rPr>
+          <w:color w:val="FF0000"/>
+        </w:rPr>
+        <w:t xml:space="preserve">Max speed: </w:t>
+      </w:r>
+      <w:r>
+        <w:rPr>
+          <w:color w:val="FF0000"/>
+        </w:rPr>
+        <w:t>160</w:t>
+      </w:r>
+      <w:r>
+        <w:rPr>
+          <w:color w:val="FF0000"/>
+        </w:rPr>
+        <w:t xml:space="preserve"> rad/s</w:t>
+      </w:r>
+      <w:r>
+        <w:rPr>
+          <w:color w:val="FF0000"/>
+        </w:rPr>
+        <w:t xml:space="preserve">. </w:t>
+      </w:r>
+      <w:r>
+        <w:rPr>
+          <w:color w:val="FF0000"/>
+        </w:rPr>
+        <w:t xml:space="preserve">K = 160/6 about 26.7 </w:t>
+      </w:r>
+    </w:p>
+    <w:p>
+      <w:pPr>
+        <w:ind w:left="720"/>
+        <w:rPr>
+          <w:color w:val="FF0000"/>
+        </w:rPr>
+      </w:pPr>
+      <w:r>
+        <w:rPr>
+          <w:color w:val="FF0000"/>
+        </w:rPr>
+        <w:t>1 tau = 0.755s</w:t>
+      </w:r>
+    </w:p>
+    <w:p/>
+    <w:p>
+      <w:pPr>
         <w:pStyle w:val="ListParagraph"/>
         <w:numPr>
           <w:ilvl w:val="0"/>
@@ -1489,6 +1579,7 @@
         </w:numPr>
       </w:pPr>
       <w:r>
+        <w:lastRenderedPageBreak/>
         <w:t>Find the maximum angular velocity, motor gain and phase lag for</w:t>
       </w:r>
       <w:r>
@@ -1706,7 +1797,6 @@
           <w:i/>
           <w:iCs/>
         </w:rPr>
-        <w:lastRenderedPageBreak/>
         <w:t xml:space="preserve">by </w:t>
       </w:r>
       <w:r>
@@ -1747,32 +1837,32 @@
     </w:p>
     <w:tbl>
       <w:tblPr>
-        <w:tblW w:w="9355" w:type="dxa"/>
-        <w:tblLayout w:type="fixed"/>
+        <w:tblW w:w="9890" w:type="dxa"/>
         <w:tblLook w:val="04A0" w:firstRow="1" w:lastRow="0" w:firstColumn="1" w:lastColumn="0" w:noHBand="0" w:noVBand="1"/>
       </w:tblPr>
       <w:tblGrid>
-        <w:gridCol w:w="1169"/>
-        <w:gridCol w:w="986"/>
-        <w:gridCol w:w="1260"/>
-        <w:gridCol w:w="1262"/>
-        <w:gridCol w:w="1348"/>
-        <w:gridCol w:w="990"/>
-        <w:gridCol w:w="1170"/>
-        <w:gridCol w:w="1170"/>
+        <w:gridCol w:w="1788"/>
+        <w:gridCol w:w="1285"/>
+        <w:gridCol w:w="1466"/>
+        <w:gridCol w:w="1257"/>
+        <w:gridCol w:w="1204"/>
+        <w:gridCol w:w="908"/>
+        <w:gridCol w:w="908"/>
+        <w:gridCol w:w="1074"/>
       </w:tblGrid>
       <w:tr>
         <w:trPr>
-          <w:trHeight w:val="288"/>
+          <w:trHeight w:val="330"/>
         </w:trPr>
         <w:tc>
           <w:tcPr>
-            <w:tcW w:w="1169" w:type="dxa"/>
+            <w:tcW w:w="1788" w:type="dxa"/>
+            <w:vMerge w:val="restart"/>
             <w:tcBorders>
-              <w:top w:val="single" w:sz="4" w:space="0" w:color="auto"/>
-              <w:left w:val="single" w:sz="4" w:space="0" w:color="auto"/>
-              <w:bottom w:val="single" w:sz="4" w:space="0" w:color="auto"/>
-              <w:right w:val="single" w:sz="4" w:space="0" w:color="auto"/>
+              <w:top w:val="single" w:sz="8" w:space="0" w:color="auto"/>
+              <w:left w:val="single" w:sz="8" w:space="0" w:color="auto"/>
+              <w:bottom w:val="single" w:sz="8" w:space="0" w:color="000000"/>
+              <w:right w:val="single" w:sz="8" w:space="0" w:color="auto"/>
             </w:tcBorders>
             <w:shd w:val="clear" w:color="auto" w:fill="auto"/>
             <w:noWrap/>
@@ -1788,7 +1878,7 @@
                 <w:b/>
                 <w:bCs/>
                 <w:color w:val="000000"/>
-                <w:lang w:eastAsia="zh-TW"/>
+                <w:lang w:eastAsia="zh-CN"/>
               </w:rPr>
             </w:pPr>
             <w:r>
@@ -1797,40 +1887,21 @@
                 <w:b/>
                 <w:bCs/>
                 <w:color w:val="000000"/>
-                <w:lang w:eastAsia="zh-TW"/>
-              </w:rPr>
-              <w:t xml:space="preserve">Input </w:t>
-            </w:r>
-            <w:r>
-              <w:rPr>
-                <w:rFonts w:ascii="Calibri" w:eastAsia="Times New Roman" w:hAnsi="Calibri" w:cs="Calibri"/>
-                <w:b/>
-                <w:bCs/>
-                <w:color w:val="000000"/>
-                <w:lang w:eastAsia="zh-TW"/>
-              </w:rPr>
-              <w:t xml:space="preserve">voltage frequency </w:t>
-            </w:r>
-            <w:r>
-              <w:rPr>
-                <w:rFonts w:ascii="Calibri" w:eastAsia="Times New Roman" w:hAnsi="Calibri" w:cs="Calibri"/>
-                <w:b/>
-                <w:bCs/>
-                <w:color w:val="000000"/>
-                <w:lang w:eastAsia="zh-TW"/>
-              </w:rPr>
-              <w:t>(rad/s)</w:t>
+                <w:lang w:eastAsia="zh-CN"/>
+              </w:rPr>
+              <w:t>Input voltage frequency (rad/s)</w:t>
             </w:r>
           </w:p>
         </w:tc>
         <w:tc>
           <w:tcPr>
-            <w:tcW w:w="986" w:type="dxa"/>
+            <w:tcW w:w="1285" w:type="dxa"/>
+            <w:vMerge w:val="restart"/>
             <w:tcBorders>
-              <w:top w:val="single" w:sz="4" w:space="0" w:color="auto"/>
-              <w:left w:val="nil"/>
-              <w:bottom w:val="single" w:sz="4" w:space="0" w:color="auto"/>
-              <w:right w:val="single" w:sz="4" w:space="0" w:color="auto"/>
+              <w:top w:val="single" w:sz="8" w:space="0" w:color="auto"/>
+              <w:left w:val="single" w:sz="8" w:space="0" w:color="auto"/>
+              <w:bottom w:val="single" w:sz="8" w:space="0" w:color="000000"/>
+              <w:right w:val="single" w:sz="8" w:space="0" w:color="auto"/>
             </w:tcBorders>
             <w:shd w:val="clear" w:color="auto" w:fill="auto"/>
             <w:noWrap/>
@@ -1846,7 +1917,7 @@
                 <w:b/>
                 <w:bCs/>
                 <w:color w:val="000000"/>
-                <w:lang w:eastAsia="zh-TW"/>
+                <w:lang w:eastAsia="zh-CN"/>
               </w:rPr>
             </w:pPr>
             <w:r>
@@ -1855,7 +1926,7 @@
                 <w:b/>
                 <w:bCs/>
                 <w:color w:val="000000"/>
-                <w:lang w:eastAsia="zh-TW"/>
+                <w:lang w:eastAsia="zh-CN"/>
               </w:rPr>
               <w:t>Input voltage (V)</w:t>
             </w:r>
@@ -1863,12 +1934,12 @@
         </w:tc>
         <w:tc>
           <w:tcPr>
-            <w:tcW w:w="1260" w:type="dxa"/>
+            <w:tcW w:w="1466" w:type="dxa"/>
             <w:tcBorders>
-              <w:top w:val="single" w:sz="4" w:space="0" w:color="auto"/>
+              <w:top w:val="single" w:sz="8" w:space="0" w:color="auto"/>
               <w:left w:val="nil"/>
-              <w:bottom w:val="single" w:sz="4" w:space="0" w:color="auto"/>
-              <w:right w:val="single" w:sz="4" w:space="0" w:color="auto"/>
+              <w:bottom w:val="nil"/>
+              <w:right w:val="single" w:sz="8" w:space="0" w:color="auto"/>
             </w:tcBorders>
             <w:shd w:val="clear" w:color="auto" w:fill="auto"/>
             <w:noWrap/>
@@ -1884,7 +1955,7 @@
                 <w:b/>
                 <w:bCs/>
                 <w:color w:val="000000"/>
-                <w:lang w:eastAsia="zh-TW"/>
+                <w:lang w:eastAsia="zh-CN"/>
               </w:rPr>
             </w:pPr>
             <w:r>
@@ -1893,96 +1964,20 @@
                 <w:b/>
                 <w:bCs/>
                 <w:color w:val="000000"/>
-                <w:lang w:eastAsia="zh-TW"/>
-              </w:rPr>
-              <w:t>A</w:t>
-            </w:r>
-            <w:r>
-              <w:rPr>
-                <w:rFonts w:ascii="Calibri" w:eastAsia="Times New Roman" w:hAnsi="Calibri" w:cs="Calibri"/>
-                <w:b/>
-                <w:bCs/>
-                <w:color w:val="000000"/>
-                <w:lang w:eastAsia="zh-TW"/>
-              </w:rPr>
-              <w:t>ngular velocity</w:t>
-            </w:r>
-          </w:p>
-          <w:p>
-            <w:pPr>
-              <w:spacing w:after="0" w:line="240" w:lineRule="auto"/>
-              <w:jc w:val="center"/>
-              <w:rPr>
-                <w:rFonts w:ascii="Calibri" w:eastAsia="Times New Roman" w:hAnsi="Calibri" w:cs="Calibri"/>
-                <w:b/>
-                <w:bCs/>
-                <w:color w:val="000000"/>
-                <w:lang w:eastAsia="zh-TW"/>
-              </w:rPr>
-            </w:pPr>
-            <w:r>
-              <w:rPr>
-                <w:rFonts w:ascii="Calibri" w:eastAsia="Times New Roman" w:hAnsi="Calibri" w:cs="Calibri"/>
-                <w:b/>
-                <w:bCs/>
-                <w:color w:val="000000"/>
-                <w:lang w:eastAsia="zh-TW"/>
-              </w:rPr>
-              <w:t>a</w:t>
-            </w:r>
-            <w:r>
-              <w:rPr>
-                <w:rFonts w:ascii="Calibri" w:eastAsia="Times New Roman" w:hAnsi="Calibri" w:cs="Calibri"/>
-                <w:b/>
-                <w:bCs/>
-                <w:color w:val="000000"/>
-                <w:lang w:eastAsia="zh-TW"/>
-              </w:rPr>
-              <w:t>mplitude</w:t>
-            </w:r>
-            <w:r>
-              <w:rPr>
-                <w:rFonts w:ascii="Calibri" w:eastAsia="Times New Roman" w:hAnsi="Calibri" w:cs="Calibri"/>
-                <w:b/>
-                <w:bCs/>
-                <w:color w:val="000000"/>
-                <w:lang w:eastAsia="zh-TW"/>
-              </w:rPr>
-              <w:t xml:space="preserve"> response</w:t>
-            </w:r>
-          </w:p>
-          <w:p>
-            <w:pPr>
-              <w:spacing w:after="0" w:line="240" w:lineRule="auto"/>
-              <w:jc w:val="center"/>
-              <w:rPr>
-                <w:rFonts w:ascii="Calibri" w:eastAsia="Times New Roman" w:hAnsi="Calibri" w:cs="Calibri"/>
-                <w:b/>
-                <w:bCs/>
-                <w:color w:val="000000"/>
-                <w:lang w:eastAsia="zh-TW"/>
-              </w:rPr>
-            </w:pPr>
-            <w:r>
-              <w:rPr>
-                <w:rFonts w:ascii="Calibri" w:eastAsia="Times New Roman" w:hAnsi="Calibri" w:cs="Calibri"/>
-                <w:b/>
-                <w:bCs/>
-                <w:color w:val="000000"/>
-                <w:lang w:eastAsia="zh-TW"/>
-              </w:rPr>
-              <w:t xml:space="preserve"> (rad/s)</w:t>
+                <w:lang w:eastAsia="zh-CN"/>
+              </w:rPr>
+              <w:t>Angular velocity</w:t>
             </w:r>
           </w:p>
         </w:tc>
         <w:tc>
           <w:tcPr>
-            <w:tcW w:w="1262" w:type="dxa"/>
+            <w:tcW w:w="1257" w:type="dxa"/>
             <w:tcBorders>
-              <w:top w:val="single" w:sz="4" w:space="0" w:color="auto"/>
+              <w:top w:val="single" w:sz="8" w:space="0" w:color="auto"/>
               <w:left w:val="nil"/>
-              <w:bottom w:val="single" w:sz="4" w:space="0" w:color="auto"/>
-              <w:right w:val="single" w:sz="4" w:space="0" w:color="auto"/>
+              <w:bottom w:val="nil"/>
+              <w:right w:val="single" w:sz="8" w:space="0" w:color="auto"/>
             </w:tcBorders>
             <w:shd w:val="clear" w:color="auto" w:fill="auto"/>
             <w:noWrap/>
@@ -1998,7 +1993,7 @@
                 <w:b/>
                 <w:bCs/>
                 <w:color w:val="000000"/>
-                <w:lang w:eastAsia="zh-TW"/>
+                <w:lang w:eastAsia="zh-CN"/>
               </w:rPr>
             </w:pPr>
             <w:r>
@@ -2007,43 +2002,20 @@
                 <w:b/>
                 <w:bCs/>
                 <w:color w:val="000000"/>
-                <w:lang w:eastAsia="zh-TW"/>
+                <w:lang w:eastAsia="zh-CN"/>
               </w:rPr>
               <w:t>Motor gain magnitude</w:t>
-            </w:r>
-          </w:p>
-          <w:p>
-            <w:pPr>
-              <w:spacing w:after="0" w:line="240" w:lineRule="auto"/>
-              <w:jc w:val="center"/>
-              <w:rPr>
-                <w:rFonts w:ascii="Calibri" w:eastAsia="Times New Roman" w:hAnsi="Calibri" w:cs="Calibri"/>
-                <w:b/>
-                <w:bCs/>
-                <w:color w:val="000000"/>
-                <w:lang w:eastAsia="zh-TW"/>
-              </w:rPr>
-            </w:pPr>
-            <w:r>
-              <w:rPr>
-                <w:rFonts w:ascii="Calibri" w:eastAsia="Times New Roman" w:hAnsi="Calibri" w:cs="Calibri"/>
-                <w:b/>
-                <w:bCs/>
-                <w:color w:val="000000"/>
-                <w:lang w:eastAsia="zh-TW"/>
-              </w:rPr>
-              <w:t>(rad/s)/V</w:t>
             </w:r>
           </w:p>
         </w:tc>
         <w:tc>
           <w:tcPr>
-            <w:tcW w:w="1348" w:type="dxa"/>
+            <w:tcW w:w="1204" w:type="dxa"/>
             <w:tcBorders>
-              <w:top w:val="single" w:sz="4" w:space="0" w:color="auto"/>
+              <w:top w:val="single" w:sz="8" w:space="0" w:color="auto"/>
               <w:left w:val="nil"/>
-              <w:bottom w:val="single" w:sz="4" w:space="0" w:color="auto"/>
-              <w:right w:val="single" w:sz="4" w:space="0" w:color="auto"/>
+              <w:bottom w:val="nil"/>
+              <w:right w:val="single" w:sz="8" w:space="0" w:color="auto"/>
             </w:tcBorders>
             <w:shd w:val="clear" w:color="auto" w:fill="auto"/>
             <w:noWrap/>
@@ -2059,7 +2031,7 @@
                 <w:b/>
                 <w:bCs/>
                 <w:color w:val="000000"/>
-                <w:lang w:eastAsia="zh-TW"/>
+                <w:lang w:eastAsia="zh-CN"/>
               </w:rPr>
             </w:pPr>
             <w:r>
@@ -2068,63 +2040,20 @@
                 <w:b/>
                 <w:bCs/>
                 <w:color w:val="000000"/>
-                <w:lang w:eastAsia="zh-TW"/>
+                <w:lang w:eastAsia="zh-CN"/>
               </w:rPr>
               <w:t>Motor gain magnitude</w:t>
-            </w:r>
-          </w:p>
-          <w:p>
-            <w:pPr>
-              <w:spacing w:after="0" w:line="240" w:lineRule="auto"/>
-              <w:jc w:val="center"/>
-              <w:rPr>
-                <w:rFonts w:ascii="Calibri" w:eastAsia="Times New Roman" w:hAnsi="Calibri" w:cs="Calibri"/>
-                <w:b/>
-                <w:bCs/>
-                <w:color w:val="000000"/>
-                <w:lang w:eastAsia="zh-TW"/>
-              </w:rPr>
-            </w:pPr>
-            <w:r>
-              <w:rPr>
-                <w:rFonts w:ascii="Calibri" w:eastAsia="Times New Roman" w:hAnsi="Calibri" w:cs="Calibri"/>
-                <w:b/>
-                <w:bCs/>
-                <w:color w:val="000000"/>
-                <w:lang w:eastAsia="zh-TW"/>
-              </w:rPr>
-              <w:t>(</w:t>
-            </w:r>
-            <w:r>
-              <w:rPr>
-                <w:rFonts w:ascii="Calibri" w:eastAsia="Times New Roman" w:hAnsi="Calibri" w:cs="Calibri"/>
-                <w:b/>
-                <w:bCs/>
-                <w:color w:val="000000"/>
-                <w:lang w:eastAsia="zh-TW"/>
-              </w:rPr>
-              <w:t>dB</w:t>
-            </w:r>
-            <w:r>
-              <w:rPr>
-                <w:rFonts w:ascii="Calibri" w:eastAsia="Times New Roman" w:hAnsi="Calibri" w:cs="Calibri"/>
-                <w:b/>
-                <w:bCs/>
-                <w:color w:val="000000"/>
-                <w:lang w:eastAsia="zh-TW"/>
-              </w:rPr>
-              <w:t>)</w:t>
             </w:r>
           </w:p>
         </w:tc>
         <w:tc>
           <w:tcPr>
-            <w:tcW w:w="990" w:type="dxa"/>
+            <w:tcW w:w="908" w:type="dxa"/>
             <w:tcBorders>
-              <w:top w:val="single" w:sz="4" w:space="0" w:color="auto"/>
+              <w:top w:val="single" w:sz="8" w:space="0" w:color="auto"/>
               <w:left w:val="nil"/>
-              <w:bottom w:val="single" w:sz="4" w:space="0" w:color="auto"/>
-              <w:right w:val="single" w:sz="4" w:space="0" w:color="auto"/>
+              <w:bottom w:val="nil"/>
+              <w:right w:val="single" w:sz="8" w:space="0" w:color="auto"/>
             </w:tcBorders>
             <w:shd w:val="clear" w:color="auto" w:fill="auto"/>
             <w:noWrap/>
@@ -2140,7 +2069,7 @@
                 <w:b/>
                 <w:bCs/>
                 <w:color w:val="000000"/>
-                <w:lang w:eastAsia="zh-TW"/>
+                <w:lang w:eastAsia="zh-CN"/>
               </w:rPr>
             </w:pPr>
             <w:r>
@@ -2149,53 +2078,21 @@
                 <w:b/>
                 <w:bCs/>
                 <w:color w:val="000000"/>
-                <w:lang w:eastAsia="zh-TW"/>
-              </w:rPr>
-              <w:t>Phase lag</w:t>
-            </w:r>
-            <w:r>
-              <w:rPr>
-                <w:rFonts w:ascii="Calibri" w:eastAsia="Times New Roman" w:hAnsi="Calibri" w:cs="Calibri"/>
-                <w:b/>
-                <w:bCs/>
-                <w:color w:val="000000"/>
-                <w:lang w:eastAsia="zh-TW"/>
-              </w:rPr>
-              <w:t xml:space="preserve"> </w:t>
-            </w:r>
-          </w:p>
-          <w:p>
-            <w:pPr>
-              <w:spacing w:after="0" w:line="240" w:lineRule="auto"/>
-              <w:jc w:val="center"/>
-              <w:rPr>
-                <w:rFonts w:ascii="Calibri" w:eastAsia="Times New Roman" w:hAnsi="Calibri" w:cs="Calibri"/>
-                <w:b/>
-                <w:bCs/>
-                <w:color w:val="000000"/>
-                <w:lang w:eastAsia="zh-TW"/>
-              </w:rPr>
-            </w:pPr>
-            <w:r>
-              <w:rPr>
-                <w:rFonts w:ascii="Calibri" w:eastAsia="Times New Roman" w:hAnsi="Calibri" w:cs="Calibri"/>
-                <w:b/>
-                <w:bCs/>
-                <w:color w:val="000000"/>
-                <w:lang w:eastAsia="zh-TW"/>
-              </w:rPr>
-              <w:t>(s)</w:t>
+                <w:lang w:eastAsia="zh-CN"/>
+              </w:rPr>
+              <w:t xml:space="preserve">Phase lag </w:t>
             </w:r>
           </w:p>
         </w:tc>
         <w:tc>
           <w:tcPr>
-            <w:tcW w:w="1170" w:type="dxa"/>
+            <w:tcW w:w="908" w:type="dxa"/>
+            <w:vMerge w:val="restart"/>
             <w:tcBorders>
-              <w:top w:val="single" w:sz="4" w:space="0" w:color="auto"/>
-              <w:left w:val="nil"/>
-              <w:bottom w:val="single" w:sz="4" w:space="0" w:color="auto"/>
-              <w:right w:val="single" w:sz="4" w:space="0" w:color="auto"/>
+              <w:top w:val="single" w:sz="8" w:space="0" w:color="auto"/>
+              <w:left w:val="single" w:sz="8" w:space="0" w:color="auto"/>
+              <w:bottom w:val="single" w:sz="8" w:space="0" w:color="000000"/>
+              <w:right w:val="single" w:sz="8" w:space="0" w:color="auto"/>
             </w:tcBorders>
             <w:shd w:val="clear" w:color="auto" w:fill="auto"/>
             <w:noWrap/>
@@ -2211,7 +2108,7 @@
                 <w:b/>
                 <w:bCs/>
                 <w:color w:val="000000"/>
-                <w:lang w:eastAsia="zh-TW"/>
+                <w:lang w:eastAsia="zh-CN"/>
               </w:rPr>
             </w:pPr>
             <w:r>
@@ -2220,7 +2117,7 @@
                 <w:b/>
                 <w:bCs/>
                 <w:color w:val="000000"/>
-                <w:lang w:eastAsia="zh-TW"/>
+                <w:lang w:eastAsia="zh-CN"/>
               </w:rPr>
               <w:t>Phase (rad)</w:t>
             </w:r>
@@ -2228,12 +2125,13 @@
         </w:tc>
         <w:tc>
           <w:tcPr>
-            <w:tcW w:w="1170" w:type="dxa"/>
+            <w:tcW w:w="1074" w:type="dxa"/>
+            <w:vMerge w:val="restart"/>
             <w:tcBorders>
-              <w:top w:val="single" w:sz="4" w:space="0" w:color="auto"/>
-              <w:left w:val="nil"/>
-              <w:bottom w:val="single" w:sz="4" w:space="0" w:color="auto"/>
-              <w:right w:val="single" w:sz="4" w:space="0" w:color="auto"/>
+              <w:top w:val="single" w:sz="8" w:space="0" w:color="auto"/>
+              <w:left w:val="single" w:sz="8" w:space="0" w:color="auto"/>
+              <w:bottom w:val="single" w:sz="8" w:space="0" w:color="000000"/>
+              <w:right w:val="single" w:sz="8" w:space="0" w:color="auto"/>
             </w:tcBorders>
             <w:shd w:val="clear" w:color="auto" w:fill="auto"/>
             <w:noWrap/>
@@ -2249,7 +2147,7 @@
                 <w:b/>
                 <w:bCs/>
                 <w:color w:val="000000"/>
-                <w:lang w:eastAsia="zh-TW"/>
+                <w:lang w:eastAsia="zh-CN"/>
               </w:rPr>
             </w:pPr>
             <w:r>
@@ -2258,49 +2156,81 @@
                 <w:b/>
                 <w:bCs/>
                 <w:color w:val="000000"/>
-                <w:lang w:eastAsia="zh-TW"/>
-              </w:rPr>
-              <w:t>Phase (deg</w:t>
-            </w:r>
-            <w:r>
-              <w:rPr>
-                <w:rFonts w:ascii="Calibri" w:eastAsia="Times New Roman" w:hAnsi="Calibri" w:cs="Calibri"/>
-                <w:b/>
-                <w:bCs/>
-                <w:color w:val="000000"/>
-                <w:lang w:eastAsia="zh-TW"/>
-              </w:rPr>
-              <w:t>rees</w:t>
-            </w:r>
-            <w:r>
-              <w:rPr>
-                <w:rFonts w:ascii="Calibri" w:eastAsia="Times New Roman" w:hAnsi="Calibri" w:cs="Calibri"/>
-                <w:b/>
-                <w:bCs/>
-                <w:color w:val="000000"/>
-                <w:lang w:eastAsia="zh-TW"/>
-              </w:rPr>
-              <w:t>)</w:t>
+                <w:lang w:eastAsia="zh-CN"/>
+              </w:rPr>
+              <w:t>Phase (degrees)</w:t>
             </w:r>
           </w:p>
         </w:tc>
       </w:tr>
       <w:tr>
         <w:trPr>
-          <w:trHeight w:val="288"/>
+          <w:trHeight w:val="330"/>
         </w:trPr>
         <w:tc>
           <w:tcPr>
-            <w:tcW w:w="1169" w:type="dxa"/>
+            <w:tcW w:w="1788" w:type="dxa"/>
+            <w:vMerge/>
+            <w:tcBorders>
+              <w:top w:val="single" w:sz="8" w:space="0" w:color="auto"/>
+              <w:left w:val="single" w:sz="8" w:space="0" w:color="auto"/>
+              <w:bottom w:val="single" w:sz="8" w:space="0" w:color="000000"/>
+              <w:right w:val="single" w:sz="8" w:space="0" w:color="auto"/>
+            </w:tcBorders>
+            <w:vAlign w:val="center"/>
+            <w:hideMark/>
+          </w:tcPr>
+          <w:p>
+            <w:pPr>
+              <w:spacing w:after="0" w:line="240" w:lineRule="auto"/>
+              <w:rPr>
+                <w:rFonts w:ascii="Calibri" w:eastAsia="Times New Roman" w:hAnsi="Calibri" w:cs="Calibri"/>
+                <w:b/>
+                <w:bCs/>
+                <w:color w:val="000000"/>
+                <w:lang w:eastAsia="zh-CN"/>
+              </w:rPr>
+            </w:pPr>
+          </w:p>
+        </w:tc>
+        <w:tc>
+          <w:tcPr>
+            <w:tcW w:w="1285" w:type="dxa"/>
+            <w:vMerge/>
+            <w:tcBorders>
+              <w:top w:val="single" w:sz="8" w:space="0" w:color="auto"/>
+              <w:left w:val="single" w:sz="8" w:space="0" w:color="auto"/>
+              <w:bottom w:val="single" w:sz="8" w:space="0" w:color="000000"/>
+              <w:right w:val="single" w:sz="8" w:space="0" w:color="auto"/>
+            </w:tcBorders>
+            <w:vAlign w:val="center"/>
+            <w:hideMark/>
+          </w:tcPr>
+          <w:p>
+            <w:pPr>
+              <w:spacing w:after="0" w:line="240" w:lineRule="auto"/>
+              <w:rPr>
+                <w:rFonts w:ascii="Calibri" w:eastAsia="Times New Roman" w:hAnsi="Calibri" w:cs="Calibri"/>
+                <w:b/>
+                <w:bCs/>
+                <w:color w:val="000000"/>
+                <w:lang w:eastAsia="zh-CN"/>
+              </w:rPr>
+            </w:pPr>
+          </w:p>
+        </w:tc>
+        <w:tc>
+          <w:tcPr>
+            <w:tcW w:w="1466" w:type="dxa"/>
             <w:tcBorders>
               <w:top w:val="nil"/>
-              <w:left w:val="single" w:sz="4" w:space="0" w:color="auto"/>
-              <w:bottom w:val="single" w:sz="4" w:space="0" w:color="auto"/>
-              <w:right w:val="single" w:sz="4" w:space="0" w:color="auto"/>
+              <w:left w:val="nil"/>
+              <w:bottom w:val="nil"/>
+              <w:right w:val="single" w:sz="8" w:space="0" w:color="auto"/>
             </w:tcBorders>
             <w:shd w:val="clear" w:color="auto" w:fill="auto"/>
             <w:noWrap/>
-            <w:vAlign w:val="bottom"/>
+            <w:vAlign w:val="center"/>
             <w:hideMark/>
           </w:tcPr>
           <w:p>
@@ -2309,15 +2239,482 @@
               <w:jc w:val="center"/>
               <w:rPr>
                 <w:rFonts w:ascii="Calibri" w:eastAsia="Times New Roman" w:hAnsi="Calibri" w:cs="Calibri"/>
-                <w:color w:val="000000"/>
-                <w:lang w:eastAsia="zh-TW"/>
+                <w:b/>
+                <w:bCs/>
+                <w:color w:val="000000"/>
+                <w:lang w:eastAsia="zh-CN"/>
               </w:rPr>
             </w:pPr>
             <w:r>
               <w:rPr>
                 <w:rFonts w:ascii="Calibri" w:eastAsia="Times New Roman" w:hAnsi="Calibri" w:cs="Calibri"/>
-                <w:color w:val="000000"/>
-                <w:lang w:eastAsia="zh-TW"/>
+                <w:b/>
+                <w:bCs/>
+                <w:color w:val="000000"/>
+                <w:lang w:eastAsia="zh-CN"/>
+              </w:rPr>
+              <w:t>amplitude response</w:t>
+            </w:r>
+          </w:p>
+        </w:tc>
+        <w:tc>
+          <w:tcPr>
+            <w:tcW w:w="1257" w:type="dxa"/>
+            <w:tcBorders>
+              <w:top w:val="nil"/>
+              <w:left w:val="nil"/>
+              <w:bottom w:val="nil"/>
+              <w:right w:val="single" w:sz="8" w:space="0" w:color="auto"/>
+            </w:tcBorders>
+            <w:shd w:val="clear" w:color="auto" w:fill="auto"/>
+            <w:noWrap/>
+            <w:vAlign w:val="center"/>
+            <w:hideMark/>
+          </w:tcPr>
+          <w:p>
+            <w:pPr>
+              <w:spacing w:after="0" w:line="240" w:lineRule="auto"/>
+              <w:jc w:val="center"/>
+              <w:rPr>
+                <w:rFonts w:ascii="Calibri" w:eastAsia="Times New Roman" w:hAnsi="Calibri" w:cs="Calibri"/>
+                <w:b/>
+                <w:bCs/>
+                <w:color w:val="000000"/>
+                <w:lang w:eastAsia="zh-CN"/>
+              </w:rPr>
+            </w:pPr>
+            <w:r>
+              <w:rPr>
+                <w:rFonts w:ascii="Calibri" w:eastAsia="Times New Roman" w:hAnsi="Calibri" w:cs="Calibri"/>
+                <w:b/>
+                <w:bCs/>
+                <w:color w:val="000000"/>
+                <w:lang w:eastAsia="zh-CN"/>
+              </w:rPr>
+              <w:t>(rad/s)/V</w:t>
+            </w:r>
+          </w:p>
+        </w:tc>
+        <w:tc>
+          <w:tcPr>
+            <w:tcW w:w="1204" w:type="dxa"/>
+            <w:tcBorders>
+              <w:top w:val="nil"/>
+              <w:left w:val="nil"/>
+              <w:bottom w:val="nil"/>
+              <w:right w:val="single" w:sz="8" w:space="0" w:color="auto"/>
+            </w:tcBorders>
+            <w:shd w:val="clear" w:color="auto" w:fill="auto"/>
+            <w:noWrap/>
+            <w:vAlign w:val="center"/>
+            <w:hideMark/>
+          </w:tcPr>
+          <w:p>
+            <w:pPr>
+              <w:spacing w:after="0" w:line="240" w:lineRule="auto"/>
+              <w:jc w:val="center"/>
+              <w:rPr>
+                <w:rFonts w:ascii="Calibri" w:eastAsia="Times New Roman" w:hAnsi="Calibri" w:cs="Calibri"/>
+                <w:b/>
+                <w:bCs/>
+                <w:color w:val="000000"/>
+                <w:lang w:eastAsia="zh-CN"/>
+              </w:rPr>
+            </w:pPr>
+            <w:r>
+              <w:rPr>
+                <w:rFonts w:ascii="Calibri" w:eastAsia="Times New Roman" w:hAnsi="Calibri" w:cs="Calibri"/>
+                <w:b/>
+                <w:bCs/>
+                <w:color w:val="000000"/>
+                <w:lang w:eastAsia="zh-CN"/>
+              </w:rPr>
+              <w:t>(dB)</w:t>
+            </w:r>
+          </w:p>
+        </w:tc>
+        <w:tc>
+          <w:tcPr>
+            <w:tcW w:w="908" w:type="dxa"/>
+            <w:tcBorders>
+              <w:top w:val="nil"/>
+              <w:left w:val="nil"/>
+              <w:bottom w:val="nil"/>
+              <w:right w:val="single" w:sz="8" w:space="0" w:color="auto"/>
+            </w:tcBorders>
+            <w:shd w:val="clear" w:color="auto" w:fill="auto"/>
+            <w:noWrap/>
+            <w:vAlign w:val="center"/>
+            <w:hideMark/>
+          </w:tcPr>
+          <w:p>
+            <w:pPr>
+              <w:spacing w:after="0" w:line="240" w:lineRule="auto"/>
+              <w:jc w:val="center"/>
+              <w:rPr>
+                <w:rFonts w:ascii="Calibri" w:eastAsia="Times New Roman" w:hAnsi="Calibri" w:cs="Calibri"/>
+                <w:b/>
+                <w:bCs/>
+                <w:color w:val="000000"/>
+                <w:lang w:eastAsia="zh-CN"/>
+              </w:rPr>
+            </w:pPr>
+            <w:r>
+              <w:rPr>
+                <w:rFonts w:ascii="Calibri" w:eastAsia="Times New Roman" w:hAnsi="Calibri" w:cs="Calibri"/>
+                <w:b/>
+                <w:bCs/>
+                <w:color w:val="000000"/>
+                <w:lang w:eastAsia="zh-CN"/>
+              </w:rPr>
+              <w:t>(s)</w:t>
+            </w:r>
+          </w:p>
+        </w:tc>
+        <w:tc>
+          <w:tcPr>
+            <w:tcW w:w="908" w:type="dxa"/>
+            <w:vMerge/>
+            <w:tcBorders>
+              <w:top w:val="single" w:sz="8" w:space="0" w:color="auto"/>
+              <w:left w:val="single" w:sz="8" w:space="0" w:color="auto"/>
+              <w:bottom w:val="single" w:sz="8" w:space="0" w:color="000000"/>
+              <w:right w:val="single" w:sz="8" w:space="0" w:color="auto"/>
+            </w:tcBorders>
+            <w:vAlign w:val="center"/>
+            <w:hideMark/>
+          </w:tcPr>
+          <w:p>
+            <w:pPr>
+              <w:spacing w:after="0" w:line="240" w:lineRule="auto"/>
+              <w:rPr>
+                <w:rFonts w:ascii="Calibri" w:eastAsia="Times New Roman" w:hAnsi="Calibri" w:cs="Calibri"/>
+                <w:b/>
+                <w:bCs/>
+                <w:color w:val="000000"/>
+                <w:lang w:eastAsia="zh-CN"/>
+              </w:rPr>
+            </w:pPr>
+          </w:p>
+        </w:tc>
+        <w:tc>
+          <w:tcPr>
+            <w:tcW w:w="1074" w:type="dxa"/>
+            <w:vMerge/>
+            <w:tcBorders>
+              <w:top w:val="single" w:sz="8" w:space="0" w:color="auto"/>
+              <w:left w:val="single" w:sz="8" w:space="0" w:color="auto"/>
+              <w:bottom w:val="single" w:sz="8" w:space="0" w:color="000000"/>
+              <w:right w:val="single" w:sz="8" w:space="0" w:color="auto"/>
+            </w:tcBorders>
+            <w:vAlign w:val="center"/>
+            <w:hideMark/>
+          </w:tcPr>
+          <w:p>
+            <w:pPr>
+              <w:spacing w:after="0" w:line="240" w:lineRule="auto"/>
+              <w:rPr>
+                <w:rFonts w:ascii="Calibri" w:eastAsia="Times New Roman" w:hAnsi="Calibri" w:cs="Calibri"/>
+                <w:b/>
+                <w:bCs/>
+                <w:color w:val="000000"/>
+                <w:lang w:eastAsia="zh-CN"/>
+              </w:rPr>
+            </w:pPr>
+          </w:p>
+        </w:tc>
+      </w:tr>
+      <w:tr>
+        <w:trPr>
+          <w:trHeight w:val="351"/>
+        </w:trPr>
+        <w:tc>
+          <w:tcPr>
+            <w:tcW w:w="1788" w:type="dxa"/>
+            <w:vMerge/>
+            <w:tcBorders>
+              <w:top w:val="single" w:sz="8" w:space="0" w:color="auto"/>
+              <w:left w:val="single" w:sz="8" w:space="0" w:color="auto"/>
+              <w:bottom w:val="single" w:sz="8" w:space="0" w:color="000000"/>
+              <w:right w:val="single" w:sz="8" w:space="0" w:color="auto"/>
+            </w:tcBorders>
+            <w:vAlign w:val="center"/>
+            <w:hideMark/>
+          </w:tcPr>
+          <w:p>
+            <w:pPr>
+              <w:spacing w:after="0" w:line="240" w:lineRule="auto"/>
+              <w:rPr>
+                <w:rFonts w:ascii="Calibri" w:eastAsia="Times New Roman" w:hAnsi="Calibri" w:cs="Calibri"/>
+                <w:b/>
+                <w:bCs/>
+                <w:color w:val="000000"/>
+                <w:lang w:eastAsia="zh-CN"/>
+              </w:rPr>
+            </w:pPr>
+          </w:p>
+        </w:tc>
+        <w:tc>
+          <w:tcPr>
+            <w:tcW w:w="1285" w:type="dxa"/>
+            <w:vMerge/>
+            <w:tcBorders>
+              <w:top w:val="single" w:sz="8" w:space="0" w:color="auto"/>
+              <w:left w:val="single" w:sz="8" w:space="0" w:color="auto"/>
+              <w:bottom w:val="single" w:sz="8" w:space="0" w:color="000000"/>
+              <w:right w:val="single" w:sz="8" w:space="0" w:color="auto"/>
+            </w:tcBorders>
+            <w:vAlign w:val="center"/>
+            <w:hideMark/>
+          </w:tcPr>
+          <w:p>
+            <w:pPr>
+              <w:spacing w:after="0" w:line="240" w:lineRule="auto"/>
+              <w:rPr>
+                <w:rFonts w:ascii="Calibri" w:eastAsia="Times New Roman" w:hAnsi="Calibri" w:cs="Calibri"/>
+                <w:b/>
+                <w:bCs/>
+                <w:color w:val="000000"/>
+                <w:lang w:eastAsia="zh-CN"/>
+              </w:rPr>
+            </w:pPr>
+          </w:p>
+        </w:tc>
+        <w:tc>
+          <w:tcPr>
+            <w:tcW w:w="1466" w:type="dxa"/>
+            <w:tcBorders>
+              <w:top w:val="nil"/>
+              <w:left w:val="nil"/>
+              <w:bottom w:val="single" w:sz="8" w:space="0" w:color="auto"/>
+              <w:right w:val="single" w:sz="8" w:space="0" w:color="auto"/>
+            </w:tcBorders>
+            <w:shd w:val="clear" w:color="auto" w:fill="auto"/>
+            <w:noWrap/>
+            <w:vAlign w:val="center"/>
+            <w:hideMark/>
+          </w:tcPr>
+          <w:p>
+            <w:pPr>
+              <w:spacing w:after="0" w:line="240" w:lineRule="auto"/>
+              <w:jc w:val="center"/>
+              <w:rPr>
+                <w:rFonts w:ascii="Calibri" w:eastAsia="Times New Roman" w:hAnsi="Calibri" w:cs="Calibri"/>
+                <w:b/>
+                <w:bCs/>
+                <w:color w:val="000000"/>
+                <w:lang w:eastAsia="zh-CN"/>
+              </w:rPr>
+            </w:pPr>
+            <w:r>
+              <w:rPr>
+                <w:rFonts w:ascii="Calibri" w:eastAsia="Times New Roman" w:hAnsi="Calibri" w:cs="Calibri"/>
+                <w:b/>
+                <w:bCs/>
+                <w:color w:val="000000"/>
+                <w:lang w:eastAsia="zh-CN"/>
+              </w:rPr>
+              <w:t xml:space="preserve"> (rad/s)</w:t>
+            </w:r>
+          </w:p>
+        </w:tc>
+        <w:tc>
+          <w:tcPr>
+            <w:tcW w:w="1257" w:type="dxa"/>
+            <w:tcBorders>
+              <w:top w:val="nil"/>
+              <w:left w:val="nil"/>
+              <w:bottom w:val="single" w:sz="8" w:space="0" w:color="auto"/>
+              <w:right w:val="single" w:sz="8" w:space="0" w:color="auto"/>
+            </w:tcBorders>
+            <w:shd w:val="clear" w:color="auto" w:fill="auto"/>
+            <w:noWrap/>
+            <w:vAlign w:val="center"/>
+            <w:hideMark/>
+          </w:tcPr>
+          <w:p>
+            <w:pPr>
+              <w:spacing w:after="0" w:line="240" w:lineRule="auto"/>
+              <w:rPr>
+                <w:rFonts w:ascii="Aptos Narrow" w:eastAsia="Times New Roman" w:hAnsi="Aptos Narrow" w:cs="Times New Roman"/>
+                <w:color w:val="000000"/>
+                <w:sz w:val="24"/>
+                <w:szCs w:val="24"/>
+                <w:lang w:eastAsia="zh-CN"/>
+              </w:rPr>
+            </w:pPr>
+            <w:r>
+              <w:rPr>
+                <w:rFonts w:ascii="Aptos Narrow" w:eastAsia="Times New Roman" w:hAnsi="Aptos Narrow" w:cs="Times New Roman"/>
+                <w:color w:val="000000"/>
+                <w:sz w:val="24"/>
+                <w:szCs w:val="24"/>
+                <w:lang w:eastAsia="zh-CN"/>
+              </w:rPr>
+              <w:t> </w:t>
+            </w:r>
+          </w:p>
+        </w:tc>
+        <w:tc>
+          <w:tcPr>
+            <w:tcW w:w="1204" w:type="dxa"/>
+            <w:tcBorders>
+              <w:top w:val="nil"/>
+              <w:left w:val="nil"/>
+              <w:bottom w:val="single" w:sz="8" w:space="0" w:color="auto"/>
+              <w:right w:val="single" w:sz="8" w:space="0" w:color="auto"/>
+            </w:tcBorders>
+            <w:shd w:val="clear" w:color="auto" w:fill="auto"/>
+            <w:noWrap/>
+            <w:vAlign w:val="center"/>
+            <w:hideMark/>
+          </w:tcPr>
+          <w:p>
+            <w:pPr>
+              <w:spacing w:after="0" w:line="240" w:lineRule="auto"/>
+              <w:rPr>
+                <w:rFonts w:ascii="Aptos Narrow" w:eastAsia="Times New Roman" w:hAnsi="Aptos Narrow" w:cs="Times New Roman"/>
+                <w:color w:val="000000"/>
+                <w:sz w:val="24"/>
+                <w:szCs w:val="24"/>
+                <w:lang w:eastAsia="zh-CN"/>
+              </w:rPr>
+            </w:pPr>
+            <w:r>
+              <w:rPr>
+                <w:rFonts w:ascii="Aptos Narrow" w:eastAsia="Times New Roman" w:hAnsi="Aptos Narrow" w:cs="Times New Roman"/>
+                <w:color w:val="000000"/>
+                <w:sz w:val="24"/>
+                <w:szCs w:val="24"/>
+                <w:lang w:eastAsia="zh-CN"/>
+              </w:rPr>
+              <w:t> </w:t>
+            </w:r>
+          </w:p>
+        </w:tc>
+        <w:tc>
+          <w:tcPr>
+            <w:tcW w:w="908" w:type="dxa"/>
+            <w:tcBorders>
+              <w:top w:val="nil"/>
+              <w:left w:val="nil"/>
+              <w:bottom w:val="single" w:sz="8" w:space="0" w:color="auto"/>
+              <w:right w:val="single" w:sz="8" w:space="0" w:color="auto"/>
+            </w:tcBorders>
+            <w:shd w:val="clear" w:color="auto" w:fill="auto"/>
+            <w:noWrap/>
+            <w:vAlign w:val="center"/>
+            <w:hideMark/>
+          </w:tcPr>
+          <w:p>
+            <w:pPr>
+              <w:spacing w:after="0" w:line="240" w:lineRule="auto"/>
+              <w:rPr>
+                <w:rFonts w:ascii="Aptos Narrow" w:eastAsia="Times New Roman" w:hAnsi="Aptos Narrow" w:cs="Times New Roman"/>
+                <w:color w:val="000000"/>
+                <w:sz w:val="24"/>
+                <w:szCs w:val="24"/>
+                <w:lang w:eastAsia="zh-CN"/>
+              </w:rPr>
+            </w:pPr>
+            <w:r>
+              <w:rPr>
+                <w:rFonts w:ascii="Aptos Narrow" w:eastAsia="Times New Roman" w:hAnsi="Aptos Narrow" w:cs="Times New Roman"/>
+                <w:color w:val="000000"/>
+                <w:sz w:val="24"/>
+                <w:szCs w:val="24"/>
+                <w:lang w:eastAsia="zh-CN"/>
+              </w:rPr>
+              <w:t> </w:t>
+            </w:r>
+          </w:p>
+        </w:tc>
+        <w:tc>
+          <w:tcPr>
+            <w:tcW w:w="908" w:type="dxa"/>
+            <w:vMerge/>
+            <w:tcBorders>
+              <w:top w:val="single" w:sz="8" w:space="0" w:color="auto"/>
+              <w:left w:val="single" w:sz="8" w:space="0" w:color="auto"/>
+              <w:bottom w:val="single" w:sz="8" w:space="0" w:color="000000"/>
+              <w:right w:val="single" w:sz="8" w:space="0" w:color="auto"/>
+            </w:tcBorders>
+            <w:vAlign w:val="center"/>
+            <w:hideMark/>
+          </w:tcPr>
+          <w:p>
+            <w:pPr>
+              <w:spacing w:after="0" w:line="240" w:lineRule="auto"/>
+              <w:rPr>
+                <w:rFonts w:ascii="Calibri" w:eastAsia="Times New Roman" w:hAnsi="Calibri" w:cs="Calibri"/>
+                <w:b/>
+                <w:bCs/>
+                <w:color w:val="000000"/>
+                <w:lang w:eastAsia="zh-CN"/>
+              </w:rPr>
+            </w:pPr>
+          </w:p>
+        </w:tc>
+        <w:tc>
+          <w:tcPr>
+            <w:tcW w:w="1074" w:type="dxa"/>
+            <w:vMerge/>
+            <w:tcBorders>
+              <w:top w:val="single" w:sz="8" w:space="0" w:color="auto"/>
+              <w:left w:val="single" w:sz="8" w:space="0" w:color="auto"/>
+              <w:bottom w:val="single" w:sz="8" w:space="0" w:color="000000"/>
+              <w:right w:val="single" w:sz="8" w:space="0" w:color="auto"/>
+            </w:tcBorders>
+            <w:vAlign w:val="center"/>
+            <w:hideMark/>
+          </w:tcPr>
+          <w:p>
+            <w:pPr>
+              <w:spacing w:after="0" w:line="240" w:lineRule="auto"/>
+              <w:rPr>
+                <w:rFonts w:ascii="Calibri" w:eastAsia="Times New Roman" w:hAnsi="Calibri" w:cs="Calibri"/>
+                <w:b/>
+                <w:bCs/>
+                <w:color w:val="000000"/>
+                <w:lang w:eastAsia="zh-CN"/>
+              </w:rPr>
+            </w:pPr>
+          </w:p>
+        </w:tc>
+      </w:tr>
+      <w:tr>
+        <w:trPr>
+          <w:trHeight w:val="351"/>
+        </w:trPr>
+        <w:tc>
+          <w:tcPr>
+            <w:tcW w:w="1788" w:type="dxa"/>
+            <w:tcBorders>
+              <w:top w:val="nil"/>
+              <w:left w:val="single" w:sz="8" w:space="0" w:color="auto"/>
+              <w:bottom w:val="single" w:sz="8" w:space="0" w:color="auto"/>
+              <w:right w:val="single" w:sz="8" w:space="0" w:color="auto"/>
+            </w:tcBorders>
+            <w:shd w:val="clear" w:color="auto" w:fill="auto"/>
+            <w:noWrap/>
+            <w:vAlign w:val="center"/>
+            <w:hideMark/>
+          </w:tcPr>
+          <w:p>
+            <w:pPr>
+              <w:spacing w:after="0" w:line="240" w:lineRule="auto"/>
+              <w:jc w:val="center"/>
+              <w:rPr>
+                <w:rFonts w:ascii="Calibri" w:eastAsia="Times New Roman" w:hAnsi="Calibri" w:cs="Calibri"/>
+                <w:color w:val="000000"/>
+                <w:lang w:eastAsia="zh-CN"/>
+              </w:rPr>
+            </w:pPr>
+            <w:r>
+              <w:rPr>
+                <w:rFonts w:ascii="Calibri" w:eastAsia="Times New Roman" w:hAnsi="Calibri" w:cs="Calibri"/>
+                <w:color w:val="000000"/>
+                <w:lang w:eastAsia="zh-CN"/>
               </w:rPr>
               <w:t>0.5</w:t>
             </w:r>
@@ -2325,16 +2722,16 @@
         </w:tc>
         <w:tc>
           <w:tcPr>
-            <w:tcW w:w="986" w:type="dxa"/>
+            <w:tcW w:w="1285" w:type="dxa"/>
             <w:tcBorders>
               <w:top w:val="nil"/>
               <w:left w:val="nil"/>
-              <w:bottom w:val="single" w:sz="4" w:space="0" w:color="auto"/>
-              <w:right w:val="single" w:sz="4" w:space="0" w:color="auto"/>
+              <w:bottom w:val="single" w:sz="8" w:space="0" w:color="auto"/>
+              <w:right w:val="single" w:sz="8" w:space="0" w:color="auto"/>
             </w:tcBorders>
             <w:shd w:val="clear" w:color="auto" w:fill="auto"/>
             <w:noWrap/>
-            <w:vAlign w:val="bottom"/>
+            <w:vAlign w:val="center"/>
             <w:hideMark/>
           </w:tcPr>
           <w:p>
@@ -2344,14 +2741,14 @@
               <w:rPr>
                 <w:rFonts w:ascii="Calibri" w:eastAsia="Times New Roman" w:hAnsi="Calibri" w:cs="Calibri"/>
                 <w:color w:val="000000"/>
-                <w:lang w:eastAsia="zh-TW"/>
+                <w:lang w:eastAsia="zh-CN"/>
               </w:rPr>
             </w:pPr>
             <w:r>
               <w:rPr>
                 <w:rFonts w:ascii="Calibri" w:eastAsia="Times New Roman" w:hAnsi="Calibri" w:cs="Calibri"/>
                 <w:color w:val="000000"/>
-                <w:lang w:eastAsia="zh-TW"/>
+                <w:lang w:eastAsia="zh-CN"/>
               </w:rPr>
               <w:t>6</w:t>
             </w:r>
@@ -2359,16 +2756,17 @@
         </w:tc>
         <w:tc>
           <w:tcPr>
-            <w:tcW w:w="1260" w:type="dxa"/>
+            <w:tcW w:w="1466" w:type="dxa"/>
             <w:tcBorders>
               <w:top w:val="nil"/>
               <w:left w:val="nil"/>
-              <w:bottom w:val="single" w:sz="4" w:space="0" w:color="auto"/>
-              <w:right w:val="single" w:sz="4" w:space="0" w:color="auto"/>
+              <w:bottom w:val="single" w:sz="8" w:space="0" w:color="auto"/>
+              <w:right w:val="single" w:sz="8" w:space="0" w:color="auto"/>
             </w:tcBorders>
             <w:shd w:val="clear" w:color="auto" w:fill="auto"/>
             <w:noWrap/>
-            <w:vAlign w:val="bottom"/>
+            <w:vAlign w:val="center"/>
+            <w:hideMark/>
           </w:tcPr>
           <w:p>
             <w:pPr>
@@ -2377,23 +2775,32 @@
               <w:rPr>
                 <w:rFonts w:ascii="Calibri" w:eastAsia="Times New Roman" w:hAnsi="Calibri" w:cs="Calibri"/>
                 <w:color w:val="000000"/>
-                <w:lang w:eastAsia="zh-TW"/>
+                <w:lang w:eastAsia="zh-CN"/>
               </w:rPr>
             </w:pPr>
+            <w:r>
+              <w:rPr>
+                <w:rFonts w:ascii="Calibri" w:eastAsia="Times New Roman" w:hAnsi="Calibri" w:cs="Calibri"/>
+                <w:color w:val="000000"/>
+                <w:lang w:eastAsia="zh-CN"/>
+              </w:rPr>
+              <w:t>160.5</w:t>
+            </w:r>
           </w:p>
         </w:tc>
         <w:tc>
           <w:tcPr>
-            <w:tcW w:w="1262" w:type="dxa"/>
+            <w:tcW w:w="1257" w:type="dxa"/>
             <w:tcBorders>
               <w:top w:val="nil"/>
               <w:left w:val="nil"/>
-              <w:bottom w:val="single" w:sz="4" w:space="0" w:color="auto"/>
-              <w:right w:val="single" w:sz="4" w:space="0" w:color="auto"/>
+              <w:bottom w:val="single" w:sz="8" w:space="0" w:color="auto"/>
+              <w:right w:val="single" w:sz="8" w:space="0" w:color="auto"/>
             </w:tcBorders>
             <w:shd w:val="clear" w:color="auto" w:fill="auto"/>
             <w:noWrap/>
-            <w:vAlign w:val="bottom"/>
+            <w:vAlign w:val="center"/>
+            <w:hideMark/>
           </w:tcPr>
           <w:p>
             <w:pPr>
@@ -2402,23 +2809,32 @@
               <w:rPr>
                 <w:rFonts w:ascii="Calibri" w:eastAsia="Times New Roman" w:hAnsi="Calibri" w:cs="Calibri"/>
                 <w:color w:val="000000"/>
-                <w:lang w:eastAsia="zh-TW"/>
+                <w:lang w:eastAsia="zh-CN"/>
               </w:rPr>
             </w:pPr>
+            <w:r>
+              <w:rPr>
+                <w:rFonts w:ascii="Calibri" w:eastAsia="Times New Roman" w:hAnsi="Calibri" w:cs="Calibri"/>
+                <w:color w:val="000000"/>
+                <w:lang w:eastAsia="zh-CN"/>
+              </w:rPr>
+              <w:t>26.75</w:t>
+            </w:r>
           </w:p>
         </w:tc>
         <w:tc>
           <w:tcPr>
-            <w:tcW w:w="1348" w:type="dxa"/>
+            <w:tcW w:w="1204" w:type="dxa"/>
             <w:tcBorders>
               <w:top w:val="nil"/>
               <w:left w:val="nil"/>
-              <w:bottom w:val="single" w:sz="4" w:space="0" w:color="auto"/>
-              <w:right w:val="single" w:sz="4" w:space="0" w:color="auto"/>
+              <w:bottom w:val="single" w:sz="8" w:space="0" w:color="auto"/>
+              <w:right w:val="single" w:sz="8" w:space="0" w:color="auto"/>
             </w:tcBorders>
             <w:shd w:val="clear" w:color="auto" w:fill="auto"/>
             <w:noWrap/>
-            <w:vAlign w:val="bottom"/>
+            <w:vAlign w:val="center"/>
+            <w:hideMark/>
           </w:tcPr>
           <w:p>
             <w:pPr>
@@ -2427,23 +2843,32 @@
               <w:rPr>
                 <w:rFonts w:ascii="Calibri" w:eastAsia="Times New Roman" w:hAnsi="Calibri" w:cs="Calibri"/>
                 <w:color w:val="000000"/>
-                <w:lang w:eastAsia="zh-TW"/>
+                <w:lang w:eastAsia="zh-CN"/>
               </w:rPr>
             </w:pPr>
+            <w:r>
+              <w:rPr>
+                <w:rFonts w:ascii="Calibri" w:eastAsia="Times New Roman" w:hAnsi="Calibri" w:cs="Calibri"/>
+                <w:color w:val="000000"/>
+                <w:lang w:eastAsia="zh-CN"/>
+              </w:rPr>
+              <w:t>28.55</w:t>
+            </w:r>
           </w:p>
         </w:tc>
         <w:tc>
           <w:tcPr>
-            <w:tcW w:w="990" w:type="dxa"/>
+            <w:tcW w:w="908" w:type="dxa"/>
             <w:tcBorders>
               <w:top w:val="nil"/>
               <w:left w:val="nil"/>
-              <w:bottom w:val="single" w:sz="4" w:space="0" w:color="auto"/>
-              <w:right w:val="single" w:sz="4" w:space="0" w:color="auto"/>
+              <w:bottom w:val="single" w:sz="8" w:space="0" w:color="auto"/>
+              <w:right w:val="single" w:sz="8" w:space="0" w:color="auto"/>
             </w:tcBorders>
             <w:shd w:val="clear" w:color="auto" w:fill="auto"/>
             <w:noWrap/>
-            <w:vAlign w:val="bottom"/>
+            <w:vAlign w:val="center"/>
+            <w:hideMark/>
           </w:tcPr>
           <w:p>
             <w:pPr>
@@ -2452,23 +2877,32 @@
               <w:rPr>
                 <w:rFonts w:ascii="Calibri" w:eastAsia="Times New Roman" w:hAnsi="Calibri" w:cs="Calibri"/>
                 <w:color w:val="000000"/>
-                <w:lang w:eastAsia="zh-TW"/>
+                <w:lang w:eastAsia="zh-CN"/>
               </w:rPr>
             </w:pPr>
+            <w:r>
+              <w:rPr>
+                <w:rFonts w:ascii="Calibri" w:eastAsia="Times New Roman" w:hAnsi="Calibri" w:cs="Calibri"/>
+                <w:color w:val="000000"/>
+                <w:lang w:eastAsia="zh-CN"/>
+              </w:rPr>
+              <w:t>-0.08</w:t>
+            </w:r>
           </w:p>
         </w:tc>
         <w:tc>
           <w:tcPr>
-            <w:tcW w:w="1170" w:type="dxa"/>
+            <w:tcW w:w="908" w:type="dxa"/>
             <w:tcBorders>
               <w:top w:val="nil"/>
               <w:left w:val="nil"/>
-              <w:bottom w:val="single" w:sz="4" w:space="0" w:color="auto"/>
-              <w:right w:val="single" w:sz="4" w:space="0" w:color="auto"/>
+              <w:bottom w:val="single" w:sz="8" w:space="0" w:color="auto"/>
+              <w:right w:val="single" w:sz="8" w:space="0" w:color="auto"/>
             </w:tcBorders>
             <w:shd w:val="clear" w:color="auto" w:fill="auto"/>
             <w:noWrap/>
-            <w:vAlign w:val="bottom"/>
+            <w:vAlign w:val="center"/>
+            <w:hideMark/>
           </w:tcPr>
           <w:p>
             <w:pPr>
@@ -2477,23 +2911,32 @@
               <w:rPr>
                 <w:rFonts w:ascii="Calibri" w:eastAsia="Times New Roman" w:hAnsi="Calibri" w:cs="Calibri"/>
                 <w:color w:val="000000"/>
-                <w:lang w:eastAsia="zh-TW"/>
+                <w:lang w:eastAsia="zh-CN"/>
               </w:rPr>
             </w:pPr>
+            <w:r>
+              <w:rPr>
+                <w:rFonts w:ascii="Calibri" w:eastAsia="Times New Roman" w:hAnsi="Calibri" w:cs="Calibri"/>
+                <w:color w:val="000000"/>
+                <w:lang w:eastAsia="zh-CN"/>
+              </w:rPr>
+              <w:t>-0.04</w:t>
+            </w:r>
           </w:p>
         </w:tc>
         <w:tc>
           <w:tcPr>
-            <w:tcW w:w="1170" w:type="dxa"/>
+            <w:tcW w:w="1074" w:type="dxa"/>
             <w:tcBorders>
               <w:top w:val="nil"/>
               <w:left w:val="nil"/>
-              <w:bottom w:val="single" w:sz="4" w:space="0" w:color="auto"/>
-              <w:right w:val="single" w:sz="4" w:space="0" w:color="auto"/>
+              <w:bottom w:val="single" w:sz="8" w:space="0" w:color="auto"/>
+              <w:right w:val="single" w:sz="8" w:space="0" w:color="auto"/>
             </w:tcBorders>
             <w:shd w:val="clear" w:color="auto" w:fill="auto"/>
             <w:noWrap/>
-            <w:vAlign w:val="bottom"/>
+            <w:vAlign w:val="center"/>
+            <w:hideMark/>
           </w:tcPr>
           <w:p>
             <w:pPr>
@@ -2502,28 +2945,35 @@
               <w:rPr>
                 <w:rFonts w:ascii="Calibri" w:eastAsia="Times New Roman" w:hAnsi="Calibri" w:cs="Calibri"/>
                 <w:color w:val="000000"/>
-                <w:lang w:eastAsia="zh-TW"/>
+                <w:lang w:eastAsia="zh-CN"/>
               </w:rPr>
             </w:pPr>
+            <w:r>
+              <w:rPr>
+                <w:rFonts w:ascii="Calibri" w:hAnsi="Calibri" w:cs="Calibri"/>
+                <w:color w:val="000000"/>
+              </w:rPr>
+              <w:t>-2.06</w:t>
+            </w:r>
           </w:p>
         </w:tc>
       </w:tr>
       <w:tr>
         <w:trPr>
-          <w:trHeight w:val="288"/>
+          <w:trHeight w:val="351"/>
         </w:trPr>
         <w:tc>
           <w:tcPr>
-            <w:tcW w:w="1169" w:type="dxa"/>
+            <w:tcW w:w="1788" w:type="dxa"/>
             <w:tcBorders>
               <w:top w:val="nil"/>
-              <w:left w:val="single" w:sz="4" w:space="0" w:color="auto"/>
-              <w:bottom w:val="single" w:sz="4" w:space="0" w:color="auto"/>
-              <w:right w:val="single" w:sz="4" w:space="0" w:color="auto"/>
+              <w:left w:val="single" w:sz="8" w:space="0" w:color="auto"/>
+              <w:bottom w:val="single" w:sz="8" w:space="0" w:color="auto"/>
+              <w:right w:val="single" w:sz="8" w:space="0" w:color="auto"/>
             </w:tcBorders>
             <w:shd w:val="clear" w:color="auto" w:fill="auto"/>
             <w:noWrap/>
-            <w:vAlign w:val="bottom"/>
+            <w:vAlign w:val="center"/>
             <w:hideMark/>
           </w:tcPr>
           <w:p>
@@ -2533,14 +2983,14 @@
               <w:rPr>
                 <w:rFonts w:ascii="Calibri" w:eastAsia="Times New Roman" w:hAnsi="Calibri" w:cs="Calibri"/>
                 <w:color w:val="000000"/>
-                <w:lang w:eastAsia="zh-TW"/>
+                <w:lang w:eastAsia="zh-CN"/>
               </w:rPr>
             </w:pPr>
             <w:r>
               <w:rPr>
                 <w:rFonts w:ascii="Calibri" w:eastAsia="Times New Roman" w:hAnsi="Calibri" w:cs="Calibri"/>
                 <w:color w:val="000000"/>
-                <w:lang w:eastAsia="zh-TW"/>
+                <w:lang w:eastAsia="zh-CN"/>
               </w:rPr>
               <w:t>1</w:t>
             </w:r>
@@ -2548,16 +2998,16 @@
         </w:tc>
         <w:tc>
           <w:tcPr>
-            <w:tcW w:w="986" w:type="dxa"/>
+            <w:tcW w:w="1285" w:type="dxa"/>
             <w:tcBorders>
               <w:top w:val="nil"/>
               <w:left w:val="nil"/>
-              <w:bottom w:val="single" w:sz="4" w:space="0" w:color="auto"/>
-              <w:right w:val="single" w:sz="4" w:space="0" w:color="auto"/>
+              <w:bottom w:val="single" w:sz="8" w:space="0" w:color="auto"/>
+              <w:right w:val="single" w:sz="8" w:space="0" w:color="auto"/>
             </w:tcBorders>
             <w:shd w:val="clear" w:color="auto" w:fill="auto"/>
             <w:noWrap/>
-            <w:vAlign w:val="bottom"/>
+            <w:vAlign w:val="center"/>
             <w:hideMark/>
           </w:tcPr>
           <w:p>
@@ -2567,14 +3017,14 @@
               <w:rPr>
                 <w:rFonts w:ascii="Calibri" w:eastAsia="Times New Roman" w:hAnsi="Calibri" w:cs="Calibri"/>
                 <w:color w:val="000000"/>
-                <w:lang w:eastAsia="zh-TW"/>
+                <w:lang w:eastAsia="zh-CN"/>
               </w:rPr>
             </w:pPr>
             <w:r>
               <w:rPr>
                 <w:rFonts w:ascii="Calibri" w:eastAsia="Times New Roman" w:hAnsi="Calibri" w:cs="Calibri"/>
                 <w:color w:val="000000"/>
-                <w:lang w:eastAsia="zh-TW"/>
+                <w:lang w:eastAsia="zh-CN"/>
               </w:rPr>
               <w:t>6</w:t>
             </w:r>
@@ -2582,16 +3032,17 @@
         </w:tc>
         <w:tc>
           <w:tcPr>
-            <w:tcW w:w="1260" w:type="dxa"/>
+            <w:tcW w:w="1466" w:type="dxa"/>
             <w:tcBorders>
               <w:top w:val="nil"/>
               <w:left w:val="nil"/>
-              <w:bottom w:val="single" w:sz="4" w:space="0" w:color="auto"/>
-              <w:right w:val="single" w:sz="4" w:space="0" w:color="auto"/>
+              <w:bottom w:val="single" w:sz="8" w:space="0" w:color="auto"/>
+              <w:right w:val="single" w:sz="8" w:space="0" w:color="auto"/>
             </w:tcBorders>
             <w:shd w:val="clear" w:color="auto" w:fill="auto"/>
             <w:noWrap/>
-            <w:vAlign w:val="bottom"/>
+            <w:vAlign w:val="center"/>
+            <w:hideMark/>
           </w:tcPr>
           <w:p>
             <w:pPr>
@@ -2600,23 +3051,32 @@
               <w:rPr>
                 <w:rFonts w:ascii="Calibri" w:eastAsia="Times New Roman" w:hAnsi="Calibri" w:cs="Calibri"/>
                 <w:color w:val="000000"/>
-                <w:lang w:eastAsia="zh-TW"/>
+                <w:lang w:eastAsia="zh-CN"/>
               </w:rPr>
             </w:pPr>
+            <w:r>
+              <w:rPr>
+                <w:rFonts w:ascii="Calibri" w:eastAsia="Times New Roman" w:hAnsi="Calibri" w:cs="Calibri"/>
+                <w:color w:val="000000"/>
+                <w:lang w:eastAsia="zh-CN"/>
+              </w:rPr>
+              <w:t>160</w:t>
+            </w:r>
           </w:p>
         </w:tc>
         <w:tc>
           <w:tcPr>
-            <w:tcW w:w="1262" w:type="dxa"/>
+            <w:tcW w:w="1257" w:type="dxa"/>
             <w:tcBorders>
               <w:top w:val="nil"/>
               <w:left w:val="nil"/>
-              <w:bottom w:val="single" w:sz="4" w:space="0" w:color="auto"/>
-              <w:right w:val="single" w:sz="4" w:space="0" w:color="auto"/>
+              <w:bottom w:val="single" w:sz="8" w:space="0" w:color="auto"/>
+              <w:right w:val="single" w:sz="8" w:space="0" w:color="auto"/>
             </w:tcBorders>
             <w:shd w:val="clear" w:color="auto" w:fill="auto"/>
             <w:noWrap/>
-            <w:vAlign w:val="bottom"/>
+            <w:vAlign w:val="center"/>
+            <w:hideMark/>
           </w:tcPr>
           <w:p>
             <w:pPr>
@@ -2625,23 +3085,32 @@
               <w:rPr>
                 <w:rFonts w:ascii="Calibri" w:eastAsia="Times New Roman" w:hAnsi="Calibri" w:cs="Calibri"/>
                 <w:color w:val="000000"/>
-                <w:lang w:eastAsia="zh-TW"/>
+                <w:lang w:eastAsia="zh-CN"/>
               </w:rPr>
             </w:pPr>
+            <w:r>
+              <w:rPr>
+                <w:rFonts w:ascii="Calibri" w:eastAsia="Times New Roman" w:hAnsi="Calibri" w:cs="Calibri"/>
+                <w:color w:val="000000"/>
+                <w:lang w:eastAsia="zh-CN"/>
+              </w:rPr>
+              <w:t>26.67</w:t>
+            </w:r>
           </w:p>
         </w:tc>
         <w:tc>
           <w:tcPr>
-            <w:tcW w:w="1348" w:type="dxa"/>
+            <w:tcW w:w="1204" w:type="dxa"/>
             <w:tcBorders>
               <w:top w:val="nil"/>
               <w:left w:val="nil"/>
-              <w:bottom w:val="single" w:sz="4" w:space="0" w:color="auto"/>
-              <w:right w:val="single" w:sz="4" w:space="0" w:color="auto"/>
+              <w:bottom w:val="single" w:sz="8" w:space="0" w:color="auto"/>
+              <w:right w:val="single" w:sz="8" w:space="0" w:color="auto"/>
             </w:tcBorders>
             <w:shd w:val="clear" w:color="auto" w:fill="auto"/>
             <w:noWrap/>
-            <w:vAlign w:val="bottom"/>
+            <w:vAlign w:val="center"/>
+            <w:hideMark/>
           </w:tcPr>
           <w:p>
             <w:pPr>
@@ -2650,23 +3119,32 @@
               <w:rPr>
                 <w:rFonts w:ascii="Calibri" w:eastAsia="Times New Roman" w:hAnsi="Calibri" w:cs="Calibri"/>
                 <w:color w:val="000000"/>
-                <w:lang w:eastAsia="zh-TW"/>
+                <w:lang w:eastAsia="zh-CN"/>
               </w:rPr>
             </w:pPr>
+            <w:r>
+              <w:rPr>
+                <w:rFonts w:ascii="Calibri" w:eastAsia="Times New Roman" w:hAnsi="Calibri" w:cs="Calibri"/>
+                <w:color w:val="000000"/>
+                <w:lang w:eastAsia="zh-CN"/>
+              </w:rPr>
+              <w:t>28.52</w:t>
+            </w:r>
           </w:p>
         </w:tc>
         <w:tc>
           <w:tcPr>
-            <w:tcW w:w="990" w:type="dxa"/>
+            <w:tcW w:w="908" w:type="dxa"/>
             <w:tcBorders>
               <w:top w:val="nil"/>
               <w:left w:val="nil"/>
-              <w:bottom w:val="single" w:sz="4" w:space="0" w:color="auto"/>
-              <w:right w:val="single" w:sz="4" w:space="0" w:color="auto"/>
+              <w:bottom w:val="single" w:sz="8" w:space="0" w:color="auto"/>
+              <w:right w:val="single" w:sz="8" w:space="0" w:color="auto"/>
             </w:tcBorders>
             <w:shd w:val="clear" w:color="auto" w:fill="auto"/>
             <w:noWrap/>
-            <w:vAlign w:val="bottom"/>
+            <w:vAlign w:val="center"/>
+            <w:hideMark/>
           </w:tcPr>
           <w:p>
             <w:pPr>
@@ -2675,23 +3153,32 @@
               <w:rPr>
                 <w:rFonts w:ascii="Calibri" w:eastAsia="Times New Roman" w:hAnsi="Calibri" w:cs="Calibri"/>
                 <w:color w:val="000000"/>
-                <w:lang w:eastAsia="zh-TW"/>
+                <w:lang w:eastAsia="zh-CN"/>
               </w:rPr>
             </w:pPr>
+            <w:r>
+              <w:rPr>
+                <w:rFonts w:ascii="Calibri" w:eastAsia="Times New Roman" w:hAnsi="Calibri" w:cs="Calibri"/>
+                <w:color w:val="000000"/>
+                <w:lang w:eastAsia="zh-CN"/>
+              </w:rPr>
+              <w:t>-0.13</w:t>
+            </w:r>
           </w:p>
         </w:tc>
         <w:tc>
           <w:tcPr>
-            <w:tcW w:w="1170" w:type="dxa"/>
+            <w:tcW w:w="908" w:type="dxa"/>
             <w:tcBorders>
               <w:top w:val="nil"/>
               <w:left w:val="nil"/>
-              <w:bottom w:val="single" w:sz="4" w:space="0" w:color="auto"/>
-              <w:right w:val="single" w:sz="4" w:space="0" w:color="auto"/>
+              <w:bottom w:val="single" w:sz="8" w:space="0" w:color="auto"/>
+              <w:right w:val="single" w:sz="8" w:space="0" w:color="auto"/>
             </w:tcBorders>
             <w:shd w:val="clear" w:color="auto" w:fill="auto"/>
             <w:noWrap/>
-            <w:vAlign w:val="bottom"/>
+            <w:vAlign w:val="center"/>
+            <w:hideMark/>
           </w:tcPr>
           <w:p>
             <w:pPr>
@@ -2700,23 +3187,32 @@
               <w:rPr>
                 <w:rFonts w:ascii="Calibri" w:eastAsia="Times New Roman" w:hAnsi="Calibri" w:cs="Calibri"/>
                 <w:color w:val="000000"/>
-                <w:lang w:eastAsia="zh-TW"/>
+                <w:lang w:eastAsia="zh-CN"/>
               </w:rPr>
             </w:pPr>
+            <w:r>
+              <w:rPr>
+                <w:rFonts w:ascii="Calibri" w:eastAsia="Times New Roman" w:hAnsi="Calibri" w:cs="Calibri"/>
+                <w:color w:val="000000"/>
+                <w:lang w:eastAsia="zh-CN"/>
+              </w:rPr>
+              <w:t>-0.13</w:t>
+            </w:r>
           </w:p>
         </w:tc>
         <w:tc>
           <w:tcPr>
-            <w:tcW w:w="1170" w:type="dxa"/>
+            <w:tcW w:w="1074" w:type="dxa"/>
             <w:tcBorders>
               <w:top w:val="nil"/>
               <w:left w:val="nil"/>
-              <w:bottom w:val="single" w:sz="4" w:space="0" w:color="auto"/>
-              <w:right w:val="single" w:sz="4" w:space="0" w:color="auto"/>
+              <w:bottom w:val="single" w:sz="8" w:space="0" w:color="auto"/>
+              <w:right w:val="single" w:sz="8" w:space="0" w:color="auto"/>
             </w:tcBorders>
             <w:shd w:val="clear" w:color="auto" w:fill="auto"/>
             <w:noWrap/>
-            <w:vAlign w:val="bottom"/>
+            <w:vAlign w:val="center"/>
+            <w:hideMark/>
           </w:tcPr>
           <w:p>
             <w:pPr>
@@ -2725,28 +3221,35 @@
               <w:rPr>
                 <w:rFonts w:ascii="Calibri" w:eastAsia="Times New Roman" w:hAnsi="Calibri" w:cs="Calibri"/>
                 <w:color w:val="000000"/>
-                <w:lang w:eastAsia="zh-TW"/>
+                <w:lang w:eastAsia="zh-CN"/>
               </w:rPr>
             </w:pPr>
+            <w:r>
+              <w:rPr>
+                <w:rFonts w:ascii="Calibri" w:hAnsi="Calibri" w:cs="Calibri"/>
+                <w:color w:val="000000"/>
+              </w:rPr>
+              <w:t>-7.56</w:t>
+            </w:r>
           </w:p>
         </w:tc>
       </w:tr>
       <w:tr>
         <w:trPr>
-          <w:trHeight w:val="288"/>
+          <w:trHeight w:val="351"/>
         </w:trPr>
         <w:tc>
           <w:tcPr>
-            <w:tcW w:w="1169" w:type="dxa"/>
+            <w:tcW w:w="1788" w:type="dxa"/>
             <w:tcBorders>
               <w:top w:val="nil"/>
-              <w:left w:val="single" w:sz="4" w:space="0" w:color="auto"/>
-              <w:bottom w:val="single" w:sz="4" w:space="0" w:color="auto"/>
-              <w:right w:val="single" w:sz="4" w:space="0" w:color="auto"/>
+              <w:left w:val="single" w:sz="8" w:space="0" w:color="auto"/>
+              <w:bottom w:val="single" w:sz="8" w:space="0" w:color="auto"/>
+              <w:right w:val="single" w:sz="8" w:space="0" w:color="auto"/>
             </w:tcBorders>
             <w:shd w:val="clear" w:color="auto" w:fill="auto"/>
             <w:noWrap/>
-            <w:vAlign w:val="bottom"/>
+            <w:vAlign w:val="center"/>
             <w:hideMark/>
           </w:tcPr>
           <w:p>
@@ -2756,14 +3259,14 @@
               <w:rPr>
                 <w:rFonts w:ascii="Calibri" w:eastAsia="Times New Roman" w:hAnsi="Calibri" w:cs="Calibri"/>
                 <w:color w:val="000000"/>
-                <w:lang w:eastAsia="zh-TW"/>
+                <w:lang w:eastAsia="zh-CN"/>
               </w:rPr>
             </w:pPr>
             <w:r>
               <w:rPr>
                 <w:rFonts w:ascii="Calibri" w:eastAsia="Times New Roman" w:hAnsi="Calibri" w:cs="Calibri"/>
                 <w:color w:val="000000"/>
-                <w:lang w:eastAsia="zh-TW"/>
+                <w:lang w:eastAsia="zh-CN"/>
               </w:rPr>
               <w:t>2</w:t>
             </w:r>
@@ -2771,16 +3274,16 @@
         </w:tc>
         <w:tc>
           <w:tcPr>
-            <w:tcW w:w="986" w:type="dxa"/>
+            <w:tcW w:w="1285" w:type="dxa"/>
             <w:tcBorders>
               <w:top w:val="nil"/>
               <w:left w:val="nil"/>
-              <w:bottom w:val="single" w:sz="4" w:space="0" w:color="auto"/>
-              <w:right w:val="single" w:sz="4" w:space="0" w:color="auto"/>
+              <w:bottom w:val="single" w:sz="8" w:space="0" w:color="auto"/>
+              <w:right w:val="single" w:sz="8" w:space="0" w:color="auto"/>
             </w:tcBorders>
             <w:shd w:val="clear" w:color="auto" w:fill="auto"/>
             <w:noWrap/>
-            <w:vAlign w:val="bottom"/>
+            <w:vAlign w:val="center"/>
             <w:hideMark/>
           </w:tcPr>
           <w:p>
@@ -2790,14 +3293,14 @@
               <w:rPr>
                 <w:rFonts w:ascii="Calibri" w:eastAsia="Times New Roman" w:hAnsi="Calibri" w:cs="Calibri"/>
                 <w:color w:val="000000"/>
-                <w:lang w:eastAsia="zh-TW"/>
+                <w:lang w:eastAsia="zh-CN"/>
               </w:rPr>
             </w:pPr>
             <w:r>
               <w:rPr>
                 <w:rFonts w:ascii="Calibri" w:eastAsia="Times New Roman" w:hAnsi="Calibri" w:cs="Calibri"/>
                 <w:color w:val="000000"/>
-                <w:lang w:eastAsia="zh-TW"/>
+                <w:lang w:eastAsia="zh-CN"/>
               </w:rPr>
               <w:t>6</w:t>
             </w:r>
@@ -2805,16 +3308,17 @@
         </w:tc>
         <w:tc>
           <w:tcPr>
-            <w:tcW w:w="1260" w:type="dxa"/>
+            <w:tcW w:w="1466" w:type="dxa"/>
             <w:tcBorders>
               <w:top w:val="nil"/>
               <w:left w:val="nil"/>
-              <w:bottom w:val="single" w:sz="4" w:space="0" w:color="auto"/>
-              <w:right w:val="single" w:sz="4" w:space="0" w:color="auto"/>
+              <w:bottom w:val="single" w:sz="8" w:space="0" w:color="auto"/>
+              <w:right w:val="single" w:sz="8" w:space="0" w:color="auto"/>
             </w:tcBorders>
             <w:shd w:val="clear" w:color="auto" w:fill="auto"/>
             <w:noWrap/>
-            <w:vAlign w:val="bottom"/>
+            <w:vAlign w:val="center"/>
+            <w:hideMark/>
           </w:tcPr>
           <w:p>
             <w:pPr>
@@ -2823,23 +3327,32 @@
               <w:rPr>
                 <w:rFonts w:ascii="Calibri" w:eastAsia="Times New Roman" w:hAnsi="Calibri" w:cs="Calibri"/>
                 <w:color w:val="000000"/>
-                <w:lang w:eastAsia="zh-TW"/>
+                <w:lang w:eastAsia="zh-CN"/>
               </w:rPr>
             </w:pPr>
+            <w:r>
+              <w:rPr>
+                <w:rFonts w:ascii="Calibri" w:eastAsia="Times New Roman" w:hAnsi="Calibri" w:cs="Calibri"/>
+                <w:color w:val="000000"/>
+                <w:lang w:eastAsia="zh-CN"/>
+              </w:rPr>
+              <w:t>155.2</w:t>
+            </w:r>
           </w:p>
         </w:tc>
         <w:tc>
           <w:tcPr>
-            <w:tcW w:w="1262" w:type="dxa"/>
+            <w:tcW w:w="1257" w:type="dxa"/>
             <w:tcBorders>
               <w:top w:val="nil"/>
               <w:left w:val="nil"/>
-              <w:bottom w:val="single" w:sz="4" w:space="0" w:color="auto"/>
-              <w:right w:val="single" w:sz="4" w:space="0" w:color="auto"/>
+              <w:bottom w:val="single" w:sz="8" w:space="0" w:color="auto"/>
+              <w:right w:val="single" w:sz="8" w:space="0" w:color="auto"/>
             </w:tcBorders>
             <w:shd w:val="clear" w:color="auto" w:fill="auto"/>
             <w:noWrap/>
-            <w:vAlign w:val="bottom"/>
+            <w:vAlign w:val="center"/>
+            <w:hideMark/>
           </w:tcPr>
           <w:p>
             <w:pPr>
@@ -2848,23 +3361,32 @@
               <w:rPr>
                 <w:rFonts w:ascii="Calibri" w:eastAsia="Times New Roman" w:hAnsi="Calibri" w:cs="Calibri"/>
                 <w:color w:val="000000"/>
-                <w:lang w:eastAsia="zh-TW"/>
+                <w:lang w:eastAsia="zh-CN"/>
               </w:rPr>
             </w:pPr>
+            <w:r>
+              <w:rPr>
+                <w:rFonts w:ascii="Calibri" w:eastAsia="Times New Roman" w:hAnsi="Calibri" w:cs="Calibri"/>
+                <w:color w:val="000000"/>
+                <w:lang w:eastAsia="zh-CN"/>
+              </w:rPr>
+              <w:t>25.87</w:t>
+            </w:r>
           </w:p>
         </w:tc>
         <w:tc>
           <w:tcPr>
-            <w:tcW w:w="1348" w:type="dxa"/>
+            <w:tcW w:w="1204" w:type="dxa"/>
             <w:tcBorders>
               <w:top w:val="nil"/>
               <w:left w:val="nil"/>
-              <w:bottom w:val="single" w:sz="4" w:space="0" w:color="auto"/>
-              <w:right w:val="single" w:sz="4" w:space="0" w:color="auto"/>
+              <w:bottom w:val="single" w:sz="8" w:space="0" w:color="auto"/>
+              <w:right w:val="single" w:sz="8" w:space="0" w:color="auto"/>
             </w:tcBorders>
             <w:shd w:val="clear" w:color="auto" w:fill="auto"/>
             <w:noWrap/>
-            <w:vAlign w:val="bottom"/>
+            <w:vAlign w:val="center"/>
+            <w:hideMark/>
           </w:tcPr>
           <w:p>
             <w:pPr>
@@ -2873,23 +3395,32 @@
               <w:rPr>
                 <w:rFonts w:ascii="Calibri" w:eastAsia="Times New Roman" w:hAnsi="Calibri" w:cs="Calibri"/>
                 <w:color w:val="000000"/>
-                <w:lang w:eastAsia="zh-TW"/>
+                <w:lang w:eastAsia="zh-CN"/>
               </w:rPr>
             </w:pPr>
+            <w:r>
+              <w:rPr>
+                <w:rFonts w:ascii="Calibri" w:eastAsia="Times New Roman" w:hAnsi="Calibri" w:cs="Calibri"/>
+                <w:color w:val="000000"/>
+                <w:lang w:eastAsia="zh-CN"/>
+              </w:rPr>
+              <w:t>28.25</w:t>
+            </w:r>
           </w:p>
         </w:tc>
         <w:tc>
           <w:tcPr>
-            <w:tcW w:w="990" w:type="dxa"/>
+            <w:tcW w:w="908" w:type="dxa"/>
             <w:tcBorders>
               <w:top w:val="nil"/>
               <w:left w:val="nil"/>
-              <w:bottom w:val="single" w:sz="4" w:space="0" w:color="auto"/>
-              <w:right w:val="single" w:sz="4" w:space="0" w:color="auto"/>
+              <w:bottom w:val="single" w:sz="8" w:space="0" w:color="auto"/>
+              <w:right w:val="single" w:sz="8" w:space="0" w:color="auto"/>
             </w:tcBorders>
             <w:shd w:val="clear" w:color="auto" w:fill="auto"/>
             <w:noWrap/>
-            <w:vAlign w:val="bottom"/>
+            <w:vAlign w:val="center"/>
+            <w:hideMark/>
           </w:tcPr>
           <w:p>
             <w:pPr>
@@ -2898,23 +3429,32 @@
               <w:rPr>
                 <w:rFonts w:ascii="Calibri" w:eastAsia="Times New Roman" w:hAnsi="Calibri" w:cs="Calibri"/>
                 <w:color w:val="000000"/>
-                <w:lang w:eastAsia="zh-TW"/>
+                <w:lang w:eastAsia="zh-CN"/>
               </w:rPr>
             </w:pPr>
+            <w:r>
+              <w:rPr>
+                <w:rFonts w:ascii="Calibri" w:eastAsia="Times New Roman" w:hAnsi="Calibri" w:cs="Calibri"/>
+                <w:color w:val="000000"/>
+                <w:lang w:eastAsia="zh-CN"/>
+              </w:rPr>
+              <w:t>-0.14</w:t>
+            </w:r>
           </w:p>
         </w:tc>
         <w:tc>
           <w:tcPr>
-            <w:tcW w:w="1170" w:type="dxa"/>
+            <w:tcW w:w="908" w:type="dxa"/>
             <w:tcBorders>
               <w:top w:val="nil"/>
               <w:left w:val="nil"/>
-              <w:bottom w:val="single" w:sz="4" w:space="0" w:color="auto"/>
-              <w:right w:val="single" w:sz="4" w:space="0" w:color="auto"/>
+              <w:bottom w:val="single" w:sz="8" w:space="0" w:color="auto"/>
+              <w:right w:val="single" w:sz="8" w:space="0" w:color="auto"/>
             </w:tcBorders>
             <w:shd w:val="clear" w:color="auto" w:fill="auto"/>
             <w:noWrap/>
-            <w:vAlign w:val="bottom"/>
+            <w:vAlign w:val="center"/>
+            <w:hideMark/>
           </w:tcPr>
           <w:p>
             <w:pPr>
@@ -2923,23 +3463,32 @@
               <w:rPr>
                 <w:rFonts w:ascii="Calibri" w:eastAsia="Times New Roman" w:hAnsi="Calibri" w:cs="Calibri"/>
                 <w:color w:val="000000"/>
-                <w:lang w:eastAsia="zh-TW"/>
+                <w:lang w:eastAsia="zh-CN"/>
               </w:rPr>
             </w:pPr>
+            <w:r>
+              <w:rPr>
+                <w:rFonts w:ascii="Calibri" w:eastAsia="Times New Roman" w:hAnsi="Calibri" w:cs="Calibri"/>
+                <w:color w:val="000000"/>
+                <w:lang w:eastAsia="zh-CN"/>
+              </w:rPr>
+              <w:t>-0.07</w:t>
+            </w:r>
           </w:p>
         </w:tc>
         <w:tc>
           <w:tcPr>
-            <w:tcW w:w="1170" w:type="dxa"/>
+            <w:tcW w:w="1074" w:type="dxa"/>
             <w:tcBorders>
               <w:top w:val="nil"/>
               <w:left w:val="nil"/>
-              <w:bottom w:val="single" w:sz="4" w:space="0" w:color="auto"/>
-              <w:right w:val="single" w:sz="4" w:space="0" w:color="auto"/>
+              <w:bottom w:val="single" w:sz="8" w:space="0" w:color="auto"/>
+              <w:right w:val="single" w:sz="8" w:space="0" w:color="auto"/>
             </w:tcBorders>
             <w:shd w:val="clear" w:color="auto" w:fill="auto"/>
             <w:noWrap/>
-            <w:vAlign w:val="bottom"/>
+            <w:vAlign w:val="center"/>
+            <w:hideMark/>
           </w:tcPr>
           <w:p>
             <w:pPr>
@@ -2948,28 +3497,35 @@
               <w:rPr>
                 <w:rFonts w:ascii="Calibri" w:eastAsia="Times New Roman" w:hAnsi="Calibri" w:cs="Calibri"/>
                 <w:color w:val="000000"/>
-                <w:lang w:eastAsia="zh-TW"/>
+                <w:lang w:eastAsia="zh-CN"/>
               </w:rPr>
             </w:pPr>
+            <w:r>
+              <w:rPr>
+                <w:rFonts w:ascii="Calibri" w:hAnsi="Calibri" w:cs="Calibri"/>
+                <w:color w:val="000000"/>
+              </w:rPr>
+              <w:t>-16.27</w:t>
+            </w:r>
           </w:p>
         </w:tc>
       </w:tr>
       <w:tr>
         <w:trPr>
-          <w:trHeight w:val="288"/>
+          <w:trHeight w:val="351"/>
         </w:trPr>
         <w:tc>
           <w:tcPr>
-            <w:tcW w:w="1169" w:type="dxa"/>
+            <w:tcW w:w="1788" w:type="dxa"/>
             <w:tcBorders>
               <w:top w:val="nil"/>
-              <w:left w:val="single" w:sz="4" w:space="0" w:color="auto"/>
-              <w:bottom w:val="single" w:sz="4" w:space="0" w:color="auto"/>
-              <w:right w:val="single" w:sz="4" w:space="0" w:color="auto"/>
+              <w:left w:val="single" w:sz="8" w:space="0" w:color="auto"/>
+              <w:bottom w:val="single" w:sz="8" w:space="0" w:color="auto"/>
+              <w:right w:val="single" w:sz="8" w:space="0" w:color="auto"/>
             </w:tcBorders>
             <w:shd w:val="clear" w:color="auto" w:fill="auto"/>
             <w:noWrap/>
-            <w:vAlign w:val="bottom"/>
+            <w:vAlign w:val="center"/>
             <w:hideMark/>
           </w:tcPr>
           <w:p>
@@ -2979,14 +3535,14 @@
               <w:rPr>
                 <w:rFonts w:ascii="Calibri" w:eastAsia="Times New Roman" w:hAnsi="Calibri" w:cs="Calibri"/>
                 <w:color w:val="000000"/>
-                <w:lang w:eastAsia="zh-TW"/>
+                <w:lang w:eastAsia="zh-CN"/>
               </w:rPr>
             </w:pPr>
             <w:r>
               <w:rPr>
                 <w:rFonts w:ascii="Calibri" w:eastAsia="Times New Roman" w:hAnsi="Calibri" w:cs="Calibri"/>
                 <w:color w:val="000000"/>
-                <w:lang w:eastAsia="zh-TW"/>
+                <w:lang w:eastAsia="zh-CN"/>
               </w:rPr>
               <w:t>5</w:t>
             </w:r>
@@ -2994,16 +3550,16 @@
         </w:tc>
         <w:tc>
           <w:tcPr>
-            <w:tcW w:w="986" w:type="dxa"/>
+            <w:tcW w:w="1285" w:type="dxa"/>
             <w:tcBorders>
               <w:top w:val="nil"/>
               <w:left w:val="nil"/>
-              <w:bottom w:val="single" w:sz="4" w:space="0" w:color="auto"/>
-              <w:right w:val="single" w:sz="4" w:space="0" w:color="auto"/>
+              <w:bottom w:val="single" w:sz="8" w:space="0" w:color="auto"/>
+              <w:right w:val="single" w:sz="8" w:space="0" w:color="auto"/>
             </w:tcBorders>
             <w:shd w:val="clear" w:color="auto" w:fill="auto"/>
             <w:noWrap/>
-            <w:vAlign w:val="bottom"/>
+            <w:vAlign w:val="center"/>
             <w:hideMark/>
           </w:tcPr>
           <w:p>
@@ -3013,14 +3569,14 @@
               <w:rPr>
                 <w:rFonts w:ascii="Calibri" w:eastAsia="Times New Roman" w:hAnsi="Calibri" w:cs="Calibri"/>
                 <w:color w:val="000000"/>
-                <w:lang w:eastAsia="zh-TW"/>
+                <w:lang w:eastAsia="zh-CN"/>
               </w:rPr>
             </w:pPr>
             <w:r>
               <w:rPr>
                 <w:rFonts w:ascii="Calibri" w:eastAsia="Times New Roman" w:hAnsi="Calibri" w:cs="Calibri"/>
                 <w:color w:val="000000"/>
-                <w:lang w:eastAsia="zh-TW"/>
+                <w:lang w:eastAsia="zh-CN"/>
               </w:rPr>
               <w:t>6</w:t>
             </w:r>
@@ -3028,16 +3584,17 @@
         </w:tc>
         <w:tc>
           <w:tcPr>
-            <w:tcW w:w="1260" w:type="dxa"/>
+            <w:tcW w:w="1466" w:type="dxa"/>
             <w:tcBorders>
               <w:top w:val="nil"/>
               <w:left w:val="nil"/>
-              <w:bottom w:val="single" w:sz="4" w:space="0" w:color="auto"/>
-              <w:right w:val="single" w:sz="4" w:space="0" w:color="auto"/>
+              <w:bottom w:val="single" w:sz="8" w:space="0" w:color="auto"/>
+              <w:right w:val="single" w:sz="8" w:space="0" w:color="auto"/>
             </w:tcBorders>
             <w:shd w:val="clear" w:color="auto" w:fill="auto"/>
             <w:noWrap/>
-            <w:vAlign w:val="bottom"/>
+            <w:vAlign w:val="center"/>
+            <w:hideMark/>
           </w:tcPr>
           <w:p>
             <w:pPr>
@@ -3046,23 +3603,32 @@
               <w:rPr>
                 <w:rFonts w:ascii="Calibri" w:eastAsia="Times New Roman" w:hAnsi="Calibri" w:cs="Calibri"/>
                 <w:color w:val="000000"/>
-                <w:lang w:eastAsia="zh-TW"/>
+                <w:lang w:eastAsia="zh-CN"/>
               </w:rPr>
             </w:pPr>
+            <w:r>
+              <w:rPr>
+                <w:rFonts w:ascii="Calibri" w:eastAsia="Times New Roman" w:hAnsi="Calibri" w:cs="Calibri"/>
+                <w:color w:val="000000"/>
+                <w:lang w:eastAsia="zh-CN"/>
+              </w:rPr>
+              <w:t>132.6</w:t>
+            </w:r>
           </w:p>
         </w:tc>
         <w:tc>
           <w:tcPr>
-            <w:tcW w:w="1262" w:type="dxa"/>
+            <w:tcW w:w="1257" w:type="dxa"/>
             <w:tcBorders>
               <w:top w:val="nil"/>
               <w:left w:val="nil"/>
-              <w:bottom w:val="single" w:sz="4" w:space="0" w:color="auto"/>
-              <w:right w:val="single" w:sz="4" w:space="0" w:color="auto"/>
+              <w:bottom w:val="single" w:sz="8" w:space="0" w:color="auto"/>
+              <w:right w:val="single" w:sz="8" w:space="0" w:color="auto"/>
             </w:tcBorders>
             <w:shd w:val="clear" w:color="auto" w:fill="auto"/>
             <w:noWrap/>
-            <w:vAlign w:val="bottom"/>
+            <w:vAlign w:val="center"/>
+            <w:hideMark/>
           </w:tcPr>
           <w:p>
             <w:pPr>
@@ -3071,23 +3637,32 @@
               <w:rPr>
                 <w:rFonts w:ascii="Calibri" w:eastAsia="Times New Roman" w:hAnsi="Calibri" w:cs="Calibri"/>
                 <w:color w:val="000000"/>
-                <w:lang w:eastAsia="zh-TW"/>
+                <w:lang w:eastAsia="zh-CN"/>
               </w:rPr>
             </w:pPr>
+            <w:r>
+              <w:rPr>
+                <w:rFonts w:ascii="Calibri" w:eastAsia="Times New Roman" w:hAnsi="Calibri" w:cs="Calibri"/>
+                <w:color w:val="000000"/>
+                <w:lang w:eastAsia="zh-CN"/>
+              </w:rPr>
+              <w:t>22.10</w:t>
+            </w:r>
           </w:p>
         </w:tc>
         <w:tc>
           <w:tcPr>
-            <w:tcW w:w="1348" w:type="dxa"/>
+            <w:tcW w:w="1204" w:type="dxa"/>
             <w:tcBorders>
               <w:top w:val="nil"/>
               <w:left w:val="nil"/>
-              <w:bottom w:val="single" w:sz="4" w:space="0" w:color="auto"/>
-              <w:right w:val="single" w:sz="4" w:space="0" w:color="auto"/>
+              <w:bottom w:val="single" w:sz="8" w:space="0" w:color="auto"/>
+              <w:right w:val="single" w:sz="8" w:space="0" w:color="auto"/>
             </w:tcBorders>
             <w:shd w:val="clear" w:color="auto" w:fill="auto"/>
             <w:noWrap/>
-            <w:vAlign w:val="bottom"/>
+            <w:vAlign w:val="center"/>
+            <w:hideMark/>
           </w:tcPr>
           <w:p>
             <w:pPr>
@@ -3096,23 +3671,32 @@
               <w:rPr>
                 <w:rFonts w:ascii="Calibri" w:eastAsia="Times New Roman" w:hAnsi="Calibri" w:cs="Calibri"/>
                 <w:color w:val="000000"/>
-                <w:lang w:eastAsia="zh-TW"/>
+                <w:lang w:eastAsia="zh-CN"/>
               </w:rPr>
             </w:pPr>
+            <w:r>
+              <w:rPr>
+                <w:rFonts w:ascii="Calibri" w:eastAsia="Times New Roman" w:hAnsi="Calibri" w:cs="Calibri"/>
+                <w:color w:val="000000"/>
+                <w:lang w:eastAsia="zh-CN"/>
+              </w:rPr>
+              <w:t>26.89</w:t>
+            </w:r>
           </w:p>
         </w:tc>
         <w:tc>
           <w:tcPr>
-            <w:tcW w:w="990" w:type="dxa"/>
+            <w:tcW w:w="908" w:type="dxa"/>
             <w:tcBorders>
               <w:top w:val="nil"/>
               <w:left w:val="nil"/>
-              <w:bottom w:val="single" w:sz="4" w:space="0" w:color="auto"/>
-              <w:right w:val="single" w:sz="4" w:space="0" w:color="auto"/>
+              <w:bottom w:val="single" w:sz="8" w:space="0" w:color="auto"/>
+              <w:right w:val="single" w:sz="8" w:space="0" w:color="auto"/>
             </w:tcBorders>
             <w:shd w:val="clear" w:color="auto" w:fill="auto"/>
             <w:noWrap/>
-            <w:vAlign w:val="bottom"/>
+            <w:vAlign w:val="center"/>
+            <w:hideMark/>
           </w:tcPr>
           <w:p>
             <w:pPr>
@@ -3121,23 +3705,32 @@
               <w:rPr>
                 <w:rFonts w:ascii="Calibri" w:eastAsia="Times New Roman" w:hAnsi="Calibri" w:cs="Calibri"/>
                 <w:color w:val="000000"/>
-                <w:lang w:eastAsia="zh-TW"/>
+                <w:lang w:eastAsia="zh-CN"/>
               </w:rPr>
             </w:pPr>
+            <w:r>
+              <w:rPr>
+                <w:rFonts w:ascii="Calibri" w:eastAsia="Times New Roman" w:hAnsi="Calibri" w:cs="Calibri"/>
+                <w:color w:val="000000"/>
+                <w:lang w:eastAsia="zh-CN"/>
+              </w:rPr>
+              <w:t>-0.14</w:t>
+            </w:r>
           </w:p>
         </w:tc>
         <w:tc>
           <w:tcPr>
-            <w:tcW w:w="1170" w:type="dxa"/>
+            <w:tcW w:w="908" w:type="dxa"/>
             <w:tcBorders>
               <w:top w:val="nil"/>
               <w:left w:val="nil"/>
-              <w:bottom w:val="single" w:sz="4" w:space="0" w:color="auto"/>
-              <w:right w:val="single" w:sz="4" w:space="0" w:color="auto"/>
+              <w:bottom w:val="single" w:sz="8" w:space="0" w:color="auto"/>
+              <w:right w:val="single" w:sz="8" w:space="0" w:color="auto"/>
             </w:tcBorders>
             <w:shd w:val="clear" w:color="auto" w:fill="auto"/>
             <w:noWrap/>
-            <w:vAlign w:val="bottom"/>
+            <w:vAlign w:val="center"/>
+            <w:hideMark/>
           </w:tcPr>
           <w:p>
             <w:pPr>
@@ -3146,23 +3739,32 @@
               <w:rPr>
                 <w:rFonts w:ascii="Calibri" w:eastAsia="Times New Roman" w:hAnsi="Calibri" w:cs="Calibri"/>
                 <w:color w:val="000000"/>
-                <w:lang w:eastAsia="zh-TW"/>
+                <w:lang w:eastAsia="zh-CN"/>
               </w:rPr>
             </w:pPr>
+            <w:r>
+              <w:rPr>
+                <w:rFonts w:ascii="Calibri" w:eastAsia="Times New Roman" w:hAnsi="Calibri" w:cs="Calibri"/>
+                <w:color w:val="000000"/>
+                <w:lang w:eastAsia="zh-CN"/>
+              </w:rPr>
+              <w:t>-0.03</w:t>
+            </w:r>
           </w:p>
         </w:tc>
         <w:tc>
           <w:tcPr>
-            <w:tcW w:w="1170" w:type="dxa"/>
+            <w:tcW w:w="1074" w:type="dxa"/>
             <w:tcBorders>
               <w:top w:val="nil"/>
               <w:left w:val="nil"/>
-              <w:bottom w:val="single" w:sz="4" w:space="0" w:color="auto"/>
-              <w:right w:val="single" w:sz="4" w:space="0" w:color="auto"/>
+              <w:bottom w:val="single" w:sz="8" w:space="0" w:color="auto"/>
+              <w:right w:val="single" w:sz="8" w:space="0" w:color="auto"/>
             </w:tcBorders>
             <w:shd w:val="clear" w:color="auto" w:fill="auto"/>
             <w:noWrap/>
-            <w:vAlign w:val="bottom"/>
+            <w:vAlign w:val="center"/>
+            <w:hideMark/>
           </w:tcPr>
           <w:p>
             <w:pPr>
@@ -3171,28 +3773,35 @@
               <w:rPr>
                 <w:rFonts w:ascii="Calibri" w:eastAsia="Times New Roman" w:hAnsi="Calibri" w:cs="Calibri"/>
                 <w:color w:val="000000"/>
-                <w:lang w:eastAsia="zh-TW"/>
+                <w:lang w:eastAsia="zh-CN"/>
               </w:rPr>
             </w:pPr>
+            <w:r>
+              <w:rPr>
+                <w:rFonts w:ascii="Calibri" w:hAnsi="Calibri" w:cs="Calibri"/>
+                <w:color w:val="000000"/>
+              </w:rPr>
+              <w:t>-39.82</w:t>
+            </w:r>
           </w:p>
         </w:tc>
       </w:tr>
       <w:tr>
         <w:trPr>
-          <w:trHeight w:val="288"/>
+          <w:trHeight w:val="351"/>
         </w:trPr>
         <w:tc>
           <w:tcPr>
-            <w:tcW w:w="1169" w:type="dxa"/>
+            <w:tcW w:w="1788" w:type="dxa"/>
             <w:tcBorders>
               <w:top w:val="nil"/>
-              <w:left w:val="single" w:sz="4" w:space="0" w:color="auto"/>
-              <w:bottom w:val="single" w:sz="4" w:space="0" w:color="auto"/>
-              <w:right w:val="single" w:sz="4" w:space="0" w:color="auto"/>
+              <w:left w:val="single" w:sz="8" w:space="0" w:color="auto"/>
+              <w:bottom w:val="single" w:sz="8" w:space="0" w:color="auto"/>
+              <w:right w:val="single" w:sz="8" w:space="0" w:color="auto"/>
             </w:tcBorders>
             <w:shd w:val="clear" w:color="auto" w:fill="auto"/>
             <w:noWrap/>
-            <w:vAlign w:val="bottom"/>
+            <w:vAlign w:val="center"/>
             <w:hideMark/>
           </w:tcPr>
           <w:p>
@@ -3202,14 +3811,14 @@
               <w:rPr>
                 <w:rFonts w:ascii="Calibri" w:eastAsia="Times New Roman" w:hAnsi="Calibri" w:cs="Calibri"/>
                 <w:color w:val="000000"/>
-                <w:lang w:eastAsia="zh-TW"/>
+                <w:lang w:eastAsia="zh-CN"/>
               </w:rPr>
             </w:pPr>
             <w:r>
               <w:rPr>
                 <w:rFonts w:ascii="Calibri" w:eastAsia="Times New Roman" w:hAnsi="Calibri" w:cs="Calibri"/>
                 <w:color w:val="000000"/>
-                <w:lang w:eastAsia="zh-TW"/>
+                <w:lang w:eastAsia="zh-CN"/>
               </w:rPr>
               <w:t>10</w:t>
             </w:r>
@@ -3217,16 +3826,16 @@
         </w:tc>
         <w:tc>
           <w:tcPr>
-            <w:tcW w:w="986" w:type="dxa"/>
+            <w:tcW w:w="1285" w:type="dxa"/>
             <w:tcBorders>
               <w:top w:val="nil"/>
               <w:left w:val="nil"/>
-              <w:bottom w:val="single" w:sz="4" w:space="0" w:color="auto"/>
-              <w:right w:val="single" w:sz="4" w:space="0" w:color="auto"/>
+              <w:bottom w:val="single" w:sz="8" w:space="0" w:color="auto"/>
+              <w:right w:val="single" w:sz="8" w:space="0" w:color="auto"/>
             </w:tcBorders>
             <w:shd w:val="clear" w:color="auto" w:fill="auto"/>
             <w:noWrap/>
-            <w:vAlign w:val="bottom"/>
+            <w:vAlign w:val="center"/>
             <w:hideMark/>
           </w:tcPr>
           <w:p>
@@ -3236,14 +3845,14 @@
               <w:rPr>
                 <w:rFonts w:ascii="Calibri" w:eastAsia="Times New Roman" w:hAnsi="Calibri" w:cs="Calibri"/>
                 <w:color w:val="000000"/>
-                <w:lang w:eastAsia="zh-TW"/>
+                <w:lang w:eastAsia="zh-CN"/>
               </w:rPr>
             </w:pPr>
             <w:r>
               <w:rPr>
                 <w:rFonts w:ascii="Calibri" w:eastAsia="Times New Roman" w:hAnsi="Calibri" w:cs="Calibri"/>
                 <w:color w:val="000000"/>
-                <w:lang w:eastAsia="zh-TW"/>
+                <w:lang w:eastAsia="zh-CN"/>
               </w:rPr>
               <w:t>6</w:t>
             </w:r>
@@ -3251,16 +3860,17 @@
         </w:tc>
         <w:tc>
           <w:tcPr>
-            <w:tcW w:w="1260" w:type="dxa"/>
+            <w:tcW w:w="1466" w:type="dxa"/>
             <w:tcBorders>
               <w:top w:val="nil"/>
               <w:left w:val="nil"/>
-              <w:bottom w:val="single" w:sz="4" w:space="0" w:color="auto"/>
-              <w:right w:val="single" w:sz="4" w:space="0" w:color="auto"/>
+              <w:bottom w:val="single" w:sz="8" w:space="0" w:color="auto"/>
+              <w:right w:val="single" w:sz="8" w:space="0" w:color="auto"/>
             </w:tcBorders>
             <w:shd w:val="clear" w:color="auto" w:fill="auto"/>
             <w:noWrap/>
-            <w:vAlign w:val="bottom"/>
+            <w:vAlign w:val="center"/>
+            <w:hideMark/>
           </w:tcPr>
           <w:p>
             <w:pPr>
@@ -3269,23 +3879,32 @@
               <w:rPr>
                 <w:rFonts w:ascii="Calibri" w:eastAsia="Times New Roman" w:hAnsi="Calibri" w:cs="Calibri"/>
                 <w:color w:val="000000"/>
-                <w:lang w:eastAsia="zh-TW"/>
+                <w:lang w:eastAsia="zh-CN"/>
               </w:rPr>
             </w:pPr>
+            <w:r>
+              <w:rPr>
+                <w:rFonts w:ascii="Calibri" w:eastAsia="Times New Roman" w:hAnsi="Calibri" w:cs="Calibri"/>
+                <w:color w:val="000000"/>
+                <w:lang w:eastAsia="zh-CN"/>
+              </w:rPr>
+              <w:t>97.83</w:t>
+            </w:r>
           </w:p>
         </w:tc>
         <w:tc>
           <w:tcPr>
-            <w:tcW w:w="1262" w:type="dxa"/>
+            <w:tcW w:w="1257" w:type="dxa"/>
             <w:tcBorders>
               <w:top w:val="nil"/>
               <w:left w:val="nil"/>
-              <w:bottom w:val="single" w:sz="4" w:space="0" w:color="auto"/>
-              <w:right w:val="single" w:sz="4" w:space="0" w:color="auto"/>
+              <w:bottom w:val="single" w:sz="8" w:space="0" w:color="auto"/>
+              <w:right w:val="single" w:sz="8" w:space="0" w:color="auto"/>
             </w:tcBorders>
             <w:shd w:val="clear" w:color="auto" w:fill="auto"/>
             <w:noWrap/>
-            <w:vAlign w:val="bottom"/>
+            <w:vAlign w:val="center"/>
+            <w:hideMark/>
           </w:tcPr>
           <w:p>
             <w:pPr>
@@ -3294,23 +3913,32 @@
               <w:rPr>
                 <w:rFonts w:ascii="Calibri" w:eastAsia="Times New Roman" w:hAnsi="Calibri" w:cs="Calibri"/>
                 <w:color w:val="000000"/>
-                <w:lang w:eastAsia="zh-TW"/>
+                <w:lang w:eastAsia="zh-CN"/>
               </w:rPr>
             </w:pPr>
+            <w:r>
+              <w:rPr>
+                <w:rFonts w:ascii="Calibri" w:eastAsia="Times New Roman" w:hAnsi="Calibri" w:cs="Calibri"/>
+                <w:color w:val="000000"/>
+                <w:lang w:eastAsia="zh-CN"/>
+              </w:rPr>
+              <w:t>16.31</w:t>
+            </w:r>
           </w:p>
         </w:tc>
         <w:tc>
           <w:tcPr>
-            <w:tcW w:w="1348" w:type="dxa"/>
+            <w:tcW w:w="1204" w:type="dxa"/>
             <w:tcBorders>
               <w:top w:val="nil"/>
               <w:left w:val="nil"/>
-              <w:bottom w:val="single" w:sz="4" w:space="0" w:color="auto"/>
-              <w:right w:val="single" w:sz="4" w:space="0" w:color="auto"/>
+              <w:bottom w:val="single" w:sz="8" w:space="0" w:color="auto"/>
+              <w:right w:val="single" w:sz="8" w:space="0" w:color="auto"/>
             </w:tcBorders>
             <w:shd w:val="clear" w:color="auto" w:fill="auto"/>
             <w:noWrap/>
-            <w:vAlign w:val="bottom"/>
+            <w:vAlign w:val="center"/>
+            <w:hideMark/>
           </w:tcPr>
           <w:p>
             <w:pPr>
@@ -3319,23 +3947,32 @@
               <w:rPr>
                 <w:rFonts w:ascii="Calibri" w:eastAsia="Times New Roman" w:hAnsi="Calibri" w:cs="Calibri"/>
                 <w:color w:val="000000"/>
-                <w:lang w:eastAsia="zh-TW"/>
+                <w:lang w:eastAsia="zh-CN"/>
               </w:rPr>
             </w:pPr>
+            <w:r>
+              <w:rPr>
+                <w:rFonts w:ascii="Calibri" w:eastAsia="Times New Roman" w:hAnsi="Calibri" w:cs="Calibri"/>
+                <w:color w:val="000000"/>
+                <w:lang w:eastAsia="zh-CN"/>
+              </w:rPr>
+              <w:t>24.25</w:t>
+            </w:r>
           </w:p>
         </w:tc>
         <w:tc>
           <w:tcPr>
-            <w:tcW w:w="990" w:type="dxa"/>
+            <w:tcW w:w="908" w:type="dxa"/>
             <w:tcBorders>
               <w:top w:val="nil"/>
               <w:left w:val="nil"/>
-              <w:bottom w:val="single" w:sz="4" w:space="0" w:color="auto"/>
-              <w:right w:val="single" w:sz="4" w:space="0" w:color="auto"/>
+              <w:bottom w:val="single" w:sz="8" w:space="0" w:color="auto"/>
+              <w:right w:val="single" w:sz="8" w:space="0" w:color="auto"/>
             </w:tcBorders>
             <w:shd w:val="clear" w:color="auto" w:fill="auto"/>
             <w:noWrap/>
-            <w:vAlign w:val="bottom"/>
+            <w:vAlign w:val="center"/>
+            <w:hideMark/>
           </w:tcPr>
           <w:p>
             <w:pPr>
@@ -3344,23 +3981,32 @@
               <w:rPr>
                 <w:rFonts w:ascii="Calibri" w:eastAsia="Times New Roman" w:hAnsi="Calibri" w:cs="Calibri"/>
                 <w:color w:val="000000"/>
-                <w:lang w:eastAsia="zh-TW"/>
+                <w:lang w:eastAsia="zh-CN"/>
               </w:rPr>
             </w:pPr>
+            <w:r>
+              <w:rPr>
+                <w:rFonts w:ascii="Calibri" w:eastAsia="Times New Roman" w:hAnsi="Calibri" w:cs="Calibri"/>
+                <w:color w:val="000000"/>
+                <w:lang w:eastAsia="zh-CN"/>
+              </w:rPr>
+              <w:t>-0.10</w:t>
+            </w:r>
           </w:p>
         </w:tc>
         <w:tc>
           <w:tcPr>
-            <w:tcW w:w="1170" w:type="dxa"/>
+            <w:tcW w:w="908" w:type="dxa"/>
             <w:tcBorders>
               <w:top w:val="nil"/>
               <w:left w:val="nil"/>
-              <w:bottom w:val="single" w:sz="4" w:space="0" w:color="auto"/>
-              <w:right w:val="single" w:sz="4" w:space="0" w:color="auto"/>
+              <w:bottom w:val="single" w:sz="8" w:space="0" w:color="auto"/>
+              <w:right w:val="single" w:sz="8" w:space="0" w:color="auto"/>
             </w:tcBorders>
             <w:shd w:val="clear" w:color="auto" w:fill="auto"/>
             <w:noWrap/>
-            <w:vAlign w:val="bottom"/>
+            <w:vAlign w:val="center"/>
+            <w:hideMark/>
           </w:tcPr>
           <w:p>
             <w:pPr>
@@ -3369,23 +4015,32 @@
               <w:rPr>
                 <w:rFonts w:ascii="Calibri" w:eastAsia="Times New Roman" w:hAnsi="Calibri" w:cs="Calibri"/>
                 <w:color w:val="000000"/>
-                <w:lang w:eastAsia="zh-TW"/>
+                <w:lang w:eastAsia="zh-CN"/>
               </w:rPr>
             </w:pPr>
+            <w:r>
+              <w:rPr>
+                <w:rFonts w:ascii="Calibri" w:eastAsia="Times New Roman" w:hAnsi="Calibri" w:cs="Calibri"/>
+                <w:color w:val="000000"/>
+                <w:lang w:eastAsia="zh-CN"/>
+              </w:rPr>
+              <w:t>-0.01</w:t>
+            </w:r>
           </w:p>
         </w:tc>
         <w:tc>
           <w:tcPr>
-            <w:tcW w:w="1170" w:type="dxa"/>
+            <w:tcW w:w="1074" w:type="dxa"/>
             <w:tcBorders>
               <w:top w:val="nil"/>
               <w:left w:val="nil"/>
-              <w:bottom w:val="single" w:sz="4" w:space="0" w:color="auto"/>
-              <w:right w:val="single" w:sz="4" w:space="0" w:color="auto"/>
+              <w:bottom w:val="single" w:sz="8" w:space="0" w:color="auto"/>
+              <w:right w:val="single" w:sz="8" w:space="0" w:color="auto"/>
             </w:tcBorders>
             <w:shd w:val="clear" w:color="auto" w:fill="auto"/>
             <w:noWrap/>
-            <w:vAlign w:val="bottom"/>
+            <w:vAlign w:val="center"/>
+            <w:hideMark/>
           </w:tcPr>
           <w:p>
             <w:pPr>
@@ -3394,28 +4049,35 @@
               <w:rPr>
                 <w:rFonts w:ascii="Calibri" w:eastAsia="Times New Roman" w:hAnsi="Calibri" w:cs="Calibri"/>
                 <w:color w:val="000000"/>
-                <w:lang w:eastAsia="zh-TW"/>
+                <w:lang w:eastAsia="zh-CN"/>
               </w:rPr>
             </w:pPr>
+            <w:r>
+              <w:rPr>
+                <w:rFonts w:ascii="Calibri" w:hAnsi="Calibri" w:cs="Calibri"/>
+                <w:color w:val="000000"/>
+              </w:rPr>
+              <w:t>-59.59</w:t>
+            </w:r>
           </w:p>
         </w:tc>
       </w:tr>
       <w:tr>
         <w:trPr>
-          <w:trHeight w:val="288"/>
+          <w:trHeight w:val="351"/>
         </w:trPr>
         <w:tc>
           <w:tcPr>
-            <w:tcW w:w="1169" w:type="dxa"/>
+            <w:tcW w:w="1788" w:type="dxa"/>
             <w:tcBorders>
               <w:top w:val="nil"/>
-              <w:left w:val="single" w:sz="4" w:space="0" w:color="auto"/>
-              <w:bottom w:val="single" w:sz="4" w:space="0" w:color="auto"/>
-              <w:right w:val="single" w:sz="4" w:space="0" w:color="auto"/>
+              <w:left w:val="single" w:sz="8" w:space="0" w:color="auto"/>
+              <w:bottom w:val="single" w:sz="8" w:space="0" w:color="auto"/>
+              <w:right w:val="single" w:sz="8" w:space="0" w:color="auto"/>
             </w:tcBorders>
             <w:shd w:val="clear" w:color="auto" w:fill="auto"/>
             <w:noWrap/>
-            <w:vAlign w:val="bottom"/>
+            <w:vAlign w:val="center"/>
             <w:hideMark/>
           </w:tcPr>
           <w:p>
@@ -3425,14 +4087,14 @@
               <w:rPr>
                 <w:rFonts w:ascii="Calibri" w:eastAsia="Times New Roman" w:hAnsi="Calibri" w:cs="Calibri"/>
                 <w:color w:val="000000"/>
-                <w:lang w:eastAsia="zh-TW"/>
+                <w:lang w:eastAsia="zh-CN"/>
               </w:rPr>
             </w:pPr>
             <w:r>
               <w:rPr>
                 <w:rFonts w:ascii="Calibri" w:eastAsia="Times New Roman" w:hAnsi="Calibri" w:cs="Calibri"/>
                 <w:color w:val="000000"/>
-                <w:lang w:eastAsia="zh-TW"/>
+                <w:lang w:eastAsia="zh-CN"/>
               </w:rPr>
               <w:t>20</w:t>
             </w:r>
@@ -3440,16 +4102,16 @@
         </w:tc>
         <w:tc>
           <w:tcPr>
-            <w:tcW w:w="986" w:type="dxa"/>
+            <w:tcW w:w="1285" w:type="dxa"/>
             <w:tcBorders>
               <w:top w:val="nil"/>
               <w:left w:val="nil"/>
-              <w:bottom w:val="single" w:sz="4" w:space="0" w:color="auto"/>
-              <w:right w:val="single" w:sz="4" w:space="0" w:color="auto"/>
+              <w:bottom w:val="single" w:sz="8" w:space="0" w:color="auto"/>
+              <w:right w:val="single" w:sz="8" w:space="0" w:color="auto"/>
             </w:tcBorders>
             <w:shd w:val="clear" w:color="auto" w:fill="auto"/>
             <w:noWrap/>
-            <w:vAlign w:val="bottom"/>
+            <w:vAlign w:val="center"/>
             <w:hideMark/>
           </w:tcPr>
           <w:p>
@@ -3459,14 +4121,14 @@
               <w:rPr>
                 <w:rFonts w:ascii="Calibri" w:eastAsia="Times New Roman" w:hAnsi="Calibri" w:cs="Calibri"/>
                 <w:color w:val="000000"/>
-                <w:lang w:eastAsia="zh-TW"/>
+                <w:lang w:eastAsia="zh-CN"/>
               </w:rPr>
             </w:pPr>
             <w:r>
               <w:rPr>
                 <w:rFonts w:ascii="Calibri" w:eastAsia="Times New Roman" w:hAnsi="Calibri" w:cs="Calibri"/>
                 <w:color w:val="000000"/>
-                <w:lang w:eastAsia="zh-TW"/>
+                <w:lang w:eastAsia="zh-CN"/>
               </w:rPr>
               <w:t>6</w:t>
             </w:r>
@@ -3474,16 +4136,17 @@
         </w:tc>
         <w:tc>
           <w:tcPr>
-            <w:tcW w:w="1260" w:type="dxa"/>
+            <w:tcW w:w="1466" w:type="dxa"/>
             <w:tcBorders>
               <w:top w:val="nil"/>
               <w:left w:val="nil"/>
-              <w:bottom w:val="single" w:sz="4" w:space="0" w:color="auto"/>
-              <w:right w:val="single" w:sz="4" w:space="0" w:color="auto"/>
+              <w:bottom w:val="single" w:sz="8" w:space="0" w:color="auto"/>
+              <w:right w:val="single" w:sz="8" w:space="0" w:color="auto"/>
             </w:tcBorders>
             <w:shd w:val="clear" w:color="auto" w:fill="auto"/>
             <w:noWrap/>
-            <w:vAlign w:val="bottom"/>
+            <w:vAlign w:val="center"/>
+            <w:hideMark/>
           </w:tcPr>
           <w:p>
             <w:pPr>
@@ -3492,23 +4155,32 @@
               <w:rPr>
                 <w:rFonts w:ascii="Calibri" w:eastAsia="Times New Roman" w:hAnsi="Calibri" w:cs="Calibri"/>
                 <w:color w:val="000000"/>
-                <w:lang w:eastAsia="zh-TW"/>
+                <w:lang w:eastAsia="zh-CN"/>
               </w:rPr>
             </w:pPr>
+            <w:r>
+              <w:rPr>
+                <w:rFonts w:ascii="Calibri" w:eastAsia="Times New Roman" w:hAnsi="Calibri" w:cs="Calibri"/>
+                <w:color w:val="000000"/>
+                <w:lang w:eastAsia="zh-CN"/>
+              </w:rPr>
+              <w:t>58.1</w:t>
+            </w:r>
           </w:p>
         </w:tc>
         <w:tc>
           <w:tcPr>
-            <w:tcW w:w="1262" w:type="dxa"/>
+            <w:tcW w:w="1257" w:type="dxa"/>
             <w:tcBorders>
               <w:top w:val="nil"/>
               <w:left w:val="nil"/>
-              <w:bottom w:val="single" w:sz="4" w:space="0" w:color="auto"/>
-              <w:right w:val="single" w:sz="4" w:space="0" w:color="auto"/>
+              <w:bottom w:val="single" w:sz="8" w:space="0" w:color="auto"/>
+              <w:right w:val="single" w:sz="8" w:space="0" w:color="auto"/>
             </w:tcBorders>
             <w:shd w:val="clear" w:color="auto" w:fill="auto"/>
             <w:noWrap/>
-            <w:vAlign w:val="bottom"/>
+            <w:vAlign w:val="center"/>
+            <w:hideMark/>
           </w:tcPr>
           <w:p>
             <w:pPr>
@@ -3517,23 +4189,32 @@
               <w:rPr>
                 <w:rFonts w:ascii="Calibri" w:eastAsia="Times New Roman" w:hAnsi="Calibri" w:cs="Calibri"/>
                 <w:color w:val="000000"/>
-                <w:lang w:eastAsia="zh-TW"/>
+                <w:lang w:eastAsia="zh-CN"/>
               </w:rPr>
             </w:pPr>
+            <w:r>
+              <w:rPr>
+                <w:rFonts w:ascii="Calibri" w:eastAsia="Times New Roman" w:hAnsi="Calibri" w:cs="Calibri"/>
+                <w:color w:val="000000"/>
+                <w:lang w:eastAsia="zh-CN"/>
+              </w:rPr>
+              <w:t>9.68</w:t>
+            </w:r>
           </w:p>
         </w:tc>
         <w:tc>
           <w:tcPr>
-            <w:tcW w:w="1348" w:type="dxa"/>
+            <w:tcW w:w="1204" w:type="dxa"/>
             <w:tcBorders>
               <w:top w:val="nil"/>
               <w:left w:val="nil"/>
-              <w:bottom w:val="single" w:sz="4" w:space="0" w:color="auto"/>
-              <w:right w:val="single" w:sz="4" w:space="0" w:color="auto"/>
+              <w:bottom w:val="single" w:sz="8" w:space="0" w:color="auto"/>
+              <w:right w:val="single" w:sz="8" w:space="0" w:color="auto"/>
             </w:tcBorders>
             <w:shd w:val="clear" w:color="auto" w:fill="auto"/>
             <w:noWrap/>
-            <w:vAlign w:val="bottom"/>
+            <w:vAlign w:val="center"/>
+            <w:hideMark/>
           </w:tcPr>
           <w:p>
             <w:pPr>
@@ -3542,23 +4223,32 @@
               <w:rPr>
                 <w:rFonts w:ascii="Calibri" w:eastAsia="Times New Roman" w:hAnsi="Calibri" w:cs="Calibri"/>
                 <w:color w:val="000000"/>
-                <w:lang w:eastAsia="zh-TW"/>
+                <w:lang w:eastAsia="zh-CN"/>
               </w:rPr>
             </w:pPr>
+            <w:r>
+              <w:rPr>
+                <w:rFonts w:ascii="Calibri" w:eastAsia="Times New Roman" w:hAnsi="Calibri" w:cs="Calibri"/>
+                <w:color w:val="000000"/>
+                <w:lang w:eastAsia="zh-CN"/>
+              </w:rPr>
+              <w:t>19.72</w:t>
+            </w:r>
           </w:p>
         </w:tc>
         <w:tc>
           <w:tcPr>
-            <w:tcW w:w="990" w:type="dxa"/>
+            <w:tcW w:w="908" w:type="dxa"/>
             <w:tcBorders>
               <w:top w:val="nil"/>
               <w:left w:val="nil"/>
-              <w:bottom w:val="single" w:sz="4" w:space="0" w:color="auto"/>
-              <w:right w:val="single" w:sz="4" w:space="0" w:color="auto"/>
+              <w:bottom w:val="single" w:sz="8" w:space="0" w:color="auto"/>
+              <w:right w:val="single" w:sz="8" w:space="0" w:color="auto"/>
             </w:tcBorders>
             <w:shd w:val="clear" w:color="auto" w:fill="auto"/>
             <w:noWrap/>
-            <w:vAlign w:val="bottom"/>
+            <w:vAlign w:val="center"/>
+            <w:hideMark/>
           </w:tcPr>
           <w:p>
             <w:pPr>
@@ -3567,23 +4257,32 @@
               <w:rPr>
                 <w:rFonts w:ascii="Calibri" w:eastAsia="Times New Roman" w:hAnsi="Calibri" w:cs="Calibri"/>
                 <w:color w:val="000000"/>
-                <w:lang w:eastAsia="zh-TW"/>
+                <w:lang w:eastAsia="zh-CN"/>
               </w:rPr>
             </w:pPr>
+            <w:r>
+              <w:rPr>
+                <w:rFonts w:ascii="Calibri" w:eastAsia="Times New Roman" w:hAnsi="Calibri" w:cs="Calibri"/>
+                <w:color w:val="000000"/>
+                <w:lang w:eastAsia="zh-CN"/>
+              </w:rPr>
+              <w:t>-0.07</w:t>
+            </w:r>
           </w:p>
         </w:tc>
         <w:tc>
           <w:tcPr>
-            <w:tcW w:w="1170" w:type="dxa"/>
+            <w:tcW w:w="908" w:type="dxa"/>
             <w:tcBorders>
               <w:top w:val="nil"/>
               <w:left w:val="nil"/>
-              <w:bottom w:val="single" w:sz="4" w:space="0" w:color="auto"/>
-              <w:right w:val="single" w:sz="4" w:space="0" w:color="auto"/>
+              <w:bottom w:val="single" w:sz="8" w:space="0" w:color="auto"/>
+              <w:right w:val="single" w:sz="8" w:space="0" w:color="auto"/>
             </w:tcBorders>
             <w:shd w:val="clear" w:color="auto" w:fill="auto"/>
             <w:noWrap/>
-            <w:vAlign w:val="bottom"/>
+            <w:vAlign w:val="center"/>
+            <w:hideMark/>
           </w:tcPr>
           <w:p>
             <w:pPr>
@@ -3592,23 +4291,32 @@
               <w:rPr>
                 <w:rFonts w:ascii="Calibri" w:eastAsia="Times New Roman" w:hAnsi="Calibri" w:cs="Calibri"/>
                 <w:color w:val="000000"/>
-                <w:lang w:eastAsia="zh-TW"/>
+                <w:lang w:eastAsia="zh-CN"/>
               </w:rPr>
             </w:pPr>
+            <w:r>
+              <w:rPr>
+                <w:rFonts w:ascii="Calibri" w:eastAsia="Times New Roman" w:hAnsi="Calibri" w:cs="Calibri"/>
+                <w:color w:val="000000"/>
+                <w:lang w:eastAsia="zh-CN"/>
+              </w:rPr>
+              <w:t>-3.60E-03</w:t>
+            </w:r>
           </w:p>
         </w:tc>
         <w:tc>
           <w:tcPr>
-            <w:tcW w:w="1170" w:type="dxa"/>
+            <w:tcW w:w="1074" w:type="dxa"/>
             <w:tcBorders>
               <w:top w:val="nil"/>
               <w:left w:val="nil"/>
-              <w:bottom w:val="single" w:sz="4" w:space="0" w:color="auto"/>
-              <w:right w:val="single" w:sz="4" w:space="0" w:color="auto"/>
+              <w:bottom w:val="single" w:sz="8" w:space="0" w:color="auto"/>
+              <w:right w:val="single" w:sz="8" w:space="0" w:color="auto"/>
             </w:tcBorders>
             <w:shd w:val="clear" w:color="auto" w:fill="auto"/>
             <w:noWrap/>
-            <w:vAlign w:val="bottom"/>
+            <w:vAlign w:val="center"/>
+            <w:hideMark/>
           </w:tcPr>
           <w:p>
             <w:pPr>
@@ -3617,28 +4325,35 @@
               <w:rPr>
                 <w:rFonts w:ascii="Calibri" w:eastAsia="Times New Roman" w:hAnsi="Calibri" w:cs="Calibri"/>
                 <w:color w:val="000000"/>
-                <w:lang w:eastAsia="zh-TW"/>
+                <w:lang w:eastAsia="zh-CN"/>
               </w:rPr>
             </w:pPr>
+            <w:r>
+              <w:rPr>
+                <w:rFonts w:ascii="Calibri" w:hAnsi="Calibri" w:cs="Calibri"/>
+                <w:color w:val="000000"/>
+              </w:rPr>
+              <w:t>-82.51</w:t>
+            </w:r>
           </w:p>
         </w:tc>
       </w:tr>
       <w:tr>
         <w:trPr>
-          <w:trHeight w:val="288"/>
+          <w:trHeight w:val="351"/>
         </w:trPr>
         <w:tc>
           <w:tcPr>
-            <w:tcW w:w="1169" w:type="dxa"/>
+            <w:tcW w:w="1788" w:type="dxa"/>
             <w:tcBorders>
               <w:top w:val="nil"/>
-              <w:left w:val="single" w:sz="4" w:space="0" w:color="auto"/>
-              <w:bottom w:val="single" w:sz="4" w:space="0" w:color="auto"/>
-              <w:right w:val="single" w:sz="4" w:space="0" w:color="auto"/>
+              <w:left w:val="single" w:sz="8" w:space="0" w:color="auto"/>
+              <w:bottom w:val="single" w:sz="8" w:space="0" w:color="auto"/>
+              <w:right w:val="single" w:sz="8" w:space="0" w:color="auto"/>
             </w:tcBorders>
             <w:shd w:val="clear" w:color="auto" w:fill="auto"/>
             <w:noWrap/>
-            <w:vAlign w:val="bottom"/>
+            <w:vAlign w:val="center"/>
             <w:hideMark/>
           </w:tcPr>
           <w:p>
@@ -3648,14 +4363,14 @@
               <w:rPr>
                 <w:rFonts w:ascii="Calibri" w:eastAsia="Times New Roman" w:hAnsi="Calibri" w:cs="Calibri"/>
                 <w:color w:val="000000"/>
-                <w:lang w:eastAsia="zh-TW"/>
+                <w:lang w:eastAsia="zh-CN"/>
               </w:rPr>
             </w:pPr>
             <w:r>
               <w:rPr>
                 <w:rFonts w:ascii="Calibri" w:eastAsia="Times New Roman" w:hAnsi="Calibri" w:cs="Calibri"/>
                 <w:color w:val="000000"/>
-                <w:lang w:eastAsia="zh-TW"/>
+                <w:lang w:eastAsia="zh-CN"/>
               </w:rPr>
               <w:t>50</w:t>
             </w:r>
@@ -3663,16 +4378,16 @@
         </w:tc>
         <w:tc>
           <w:tcPr>
-            <w:tcW w:w="986" w:type="dxa"/>
+            <w:tcW w:w="1285" w:type="dxa"/>
             <w:tcBorders>
               <w:top w:val="nil"/>
               <w:left w:val="nil"/>
-              <w:bottom w:val="single" w:sz="4" w:space="0" w:color="auto"/>
-              <w:right w:val="single" w:sz="4" w:space="0" w:color="auto"/>
+              <w:bottom w:val="single" w:sz="8" w:space="0" w:color="auto"/>
+              <w:right w:val="single" w:sz="8" w:space="0" w:color="auto"/>
             </w:tcBorders>
             <w:shd w:val="clear" w:color="auto" w:fill="auto"/>
             <w:noWrap/>
-            <w:vAlign w:val="bottom"/>
+            <w:vAlign w:val="center"/>
             <w:hideMark/>
           </w:tcPr>
           <w:p>
@@ -3682,14 +4397,14 @@
               <w:rPr>
                 <w:rFonts w:ascii="Calibri" w:eastAsia="Times New Roman" w:hAnsi="Calibri" w:cs="Calibri"/>
                 <w:color w:val="000000"/>
-                <w:lang w:eastAsia="zh-TW"/>
+                <w:lang w:eastAsia="zh-CN"/>
               </w:rPr>
             </w:pPr>
             <w:r>
               <w:rPr>
                 <w:rFonts w:ascii="Calibri" w:eastAsia="Times New Roman" w:hAnsi="Calibri" w:cs="Calibri"/>
                 <w:color w:val="000000"/>
-                <w:lang w:eastAsia="zh-TW"/>
+                <w:lang w:eastAsia="zh-CN"/>
               </w:rPr>
               <w:t>6</w:t>
             </w:r>
@@ -3697,16 +4412,17 @@
         </w:tc>
         <w:tc>
           <w:tcPr>
-            <w:tcW w:w="1260" w:type="dxa"/>
+            <w:tcW w:w="1466" w:type="dxa"/>
             <w:tcBorders>
               <w:top w:val="nil"/>
               <w:left w:val="nil"/>
-              <w:bottom w:val="single" w:sz="4" w:space="0" w:color="auto"/>
-              <w:right w:val="single" w:sz="4" w:space="0" w:color="auto"/>
+              <w:bottom w:val="single" w:sz="8" w:space="0" w:color="auto"/>
+              <w:right w:val="single" w:sz="8" w:space="0" w:color="auto"/>
             </w:tcBorders>
             <w:shd w:val="clear" w:color="auto" w:fill="auto"/>
             <w:noWrap/>
-            <w:vAlign w:val="bottom"/>
+            <w:vAlign w:val="center"/>
+            <w:hideMark/>
           </w:tcPr>
           <w:p>
             <w:pPr>
@@ -3715,23 +4431,32 @@
               <w:rPr>
                 <w:rFonts w:ascii="Calibri" w:eastAsia="Times New Roman" w:hAnsi="Calibri" w:cs="Calibri"/>
                 <w:color w:val="000000"/>
-                <w:lang w:eastAsia="zh-TW"/>
+                <w:lang w:eastAsia="zh-CN"/>
               </w:rPr>
             </w:pPr>
+            <w:r>
+              <w:rPr>
+                <w:rFonts w:ascii="Calibri" w:eastAsia="Times New Roman" w:hAnsi="Calibri" w:cs="Calibri"/>
+                <w:color w:val="000000"/>
+                <w:lang w:eastAsia="zh-CN"/>
+              </w:rPr>
+              <w:t>22.69</w:t>
+            </w:r>
           </w:p>
         </w:tc>
         <w:tc>
           <w:tcPr>
-            <w:tcW w:w="1262" w:type="dxa"/>
+            <w:tcW w:w="1257" w:type="dxa"/>
             <w:tcBorders>
               <w:top w:val="nil"/>
               <w:left w:val="nil"/>
-              <w:bottom w:val="single" w:sz="4" w:space="0" w:color="auto"/>
-              <w:right w:val="single" w:sz="4" w:space="0" w:color="auto"/>
+              <w:bottom w:val="single" w:sz="8" w:space="0" w:color="auto"/>
+              <w:right w:val="single" w:sz="8" w:space="0" w:color="auto"/>
             </w:tcBorders>
             <w:shd w:val="clear" w:color="auto" w:fill="auto"/>
             <w:noWrap/>
-            <w:vAlign w:val="bottom"/>
+            <w:vAlign w:val="center"/>
+            <w:hideMark/>
           </w:tcPr>
           <w:p>
             <w:pPr>
@@ -3740,23 +4465,32 @@
               <w:rPr>
                 <w:rFonts w:ascii="Calibri" w:eastAsia="Times New Roman" w:hAnsi="Calibri" w:cs="Calibri"/>
                 <w:color w:val="000000"/>
-                <w:lang w:eastAsia="zh-TW"/>
+                <w:lang w:eastAsia="zh-CN"/>
               </w:rPr>
             </w:pPr>
+            <w:r>
+              <w:rPr>
+                <w:rFonts w:ascii="Calibri" w:eastAsia="Times New Roman" w:hAnsi="Calibri" w:cs="Calibri"/>
+                <w:color w:val="000000"/>
+                <w:lang w:eastAsia="zh-CN"/>
+              </w:rPr>
+              <w:t>3.78</w:t>
+            </w:r>
           </w:p>
         </w:tc>
         <w:tc>
           <w:tcPr>
-            <w:tcW w:w="1348" w:type="dxa"/>
+            <w:tcW w:w="1204" w:type="dxa"/>
             <w:tcBorders>
               <w:top w:val="nil"/>
               <w:left w:val="nil"/>
-              <w:bottom w:val="single" w:sz="4" w:space="0" w:color="auto"/>
-              <w:right w:val="single" w:sz="4" w:space="0" w:color="auto"/>
+              <w:bottom w:val="single" w:sz="8" w:space="0" w:color="auto"/>
+              <w:right w:val="single" w:sz="8" w:space="0" w:color="auto"/>
             </w:tcBorders>
             <w:shd w:val="clear" w:color="auto" w:fill="auto"/>
             <w:noWrap/>
-            <w:vAlign w:val="bottom"/>
+            <w:vAlign w:val="center"/>
+            <w:hideMark/>
           </w:tcPr>
           <w:p>
             <w:pPr>
@@ -3765,23 +4499,32 @@
               <w:rPr>
                 <w:rFonts w:ascii="Calibri" w:eastAsia="Times New Roman" w:hAnsi="Calibri" w:cs="Calibri"/>
                 <w:color w:val="000000"/>
-                <w:lang w:eastAsia="zh-TW"/>
+                <w:lang w:eastAsia="zh-CN"/>
               </w:rPr>
             </w:pPr>
+            <w:r>
+              <w:rPr>
+                <w:rFonts w:ascii="Calibri" w:eastAsia="Times New Roman" w:hAnsi="Calibri" w:cs="Calibri"/>
+                <w:color w:val="000000"/>
+                <w:lang w:eastAsia="zh-CN"/>
+              </w:rPr>
+              <w:t>11.55</w:t>
+            </w:r>
           </w:p>
         </w:tc>
         <w:tc>
           <w:tcPr>
-            <w:tcW w:w="990" w:type="dxa"/>
+            <w:tcW w:w="908" w:type="dxa"/>
             <w:tcBorders>
               <w:top w:val="nil"/>
               <w:left w:val="nil"/>
-              <w:bottom w:val="single" w:sz="4" w:space="0" w:color="auto"/>
-              <w:right w:val="single" w:sz="4" w:space="0" w:color="auto"/>
+              <w:bottom w:val="single" w:sz="8" w:space="0" w:color="auto"/>
+              <w:right w:val="single" w:sz="8" w:space="0" w:color="auto"/>
             </w:tcBorders>
             <w:shd w:val="clear" w:color="auto" w:fill="auto"/>
             <w:noWrap/>
-            <w:vAlign w:val="bottom"/>
+            <w:vAlign w:val="center"/>
+            <w:hideMark/>
           </w:tcPr>
           <w:p>
             <w:pPr>
@@ -3790,23 +4533,32 @@
               <w:rPr>
                 <w:rFonts w:ascii="Calibri" w:eastAsia="Times New Roman" w:hAnsi="Calibri" w:cs="Calibri"/>
                 <w:color w:val="000000"/>
-                <w:lang w:eastAsia="zh-TW"/>
+                <w:lang w:eastAsia="zh-CN"/>
               </w:rPr>
             </w:pPr>
+            <w:r>
+              <w:rPr>
+                <w:rFonts w:ascii="Calibri" w:eastAsia="Times New Roman" w:hAnsi="Calibri" w:cs="Calibri"/>
+                <w:color w:val="000000"/>
+                <w:lang w:eastAsia="zh-CN"/>
+              </w:rPr>
+              <w:t>-0.04</w:t>
+            </w:r>
           </w:p>
         </w:tc>
         <w:tc>
           <w:tcPr>
-            <w:tcW w:w="1170" w:type="dxa"/>
+            <w:tcW w:w="908" w:type="dxa"/>
             <w:tcBorders>
               <w:top w:val="nil"/>
               <w:left w:val="nil"/>
-              <w:bottom w:val="single" w:sz="4" w:space="0" w:color="auto"/>
-              <w:right w:val="single" w:sz="4" w:space="0" w:color="auto"/>
+              <w:bottom w:val="single" w:sz="8" w:space="0" w:color="auto"/>
+              <w:right w:val="single" w:sz="8" w:space="0" w:color="auto"/>
             </w:tcBorders>
             <w:shd w:val="clear" w:color="auto" w:fill="auto"/>
             <w:noWrap/>
-            <w:vAlign w:val="bottom"/>
+            <w:vAlign w:val="center"/>
+            <w:hideMark/>
           </w:tcPr>
           <w:p>
             <w:pPr>
@@ -3815,23 +4567,32 @@
               <w:rPr>
                 <w:rFonts w:ascii="Calibri" w:eastAsia="Times New Roman" w:hAnsi="Calibri" w:cs="Calibri"/>
                 <w:color w:val="000000"/>
-                <w:lang w:eastAsia="zh-TW"/>
+                <w:lang w:eastAsia="zh-CN"/>
               </w:rPr>
             </w:pPr>
+            <w:r>
+              <w:rPr>
+                <w:rFonts w:ascii="Calibri" w:eastAsia="Times New Roman" w:hAnsi="Calibri" w:cs="Calibri"/>
+                <w:color w:val="000000"/>
+                <w:lang w:eastAsia="zh-CN"/>
+              </w:rPr>
+              <w:t>-8.00E-04</w:t>
+            </w:r>
           </w:p>
         </w:tc>
         <w:tc>
           <w:tcPr>
-            <w:tcW w:w="1170" w:type="dxa"/>
+            <w:tcW w:w="1074" w:type="dxa"/>
             <w:tcBorders>
               <w:top w:val="nil"/>
               <w:left w:val="nil"/>
-              <w:bottom w:val="single" w:sz="4" w:space="0" w:color="auto"/>
-              <w:right w:val="single" w:sz="4" w:space="0" w:color="auto"/>
+              <w:bottom w:val="single" w:sz="8" w:space="0" w:color="auto"/>
+              <w:right w:val="single" w:sz="8" w:space="0" w:color="auto"/>
             </w:tcBorders>
             <w:shd w:val="clear" w:color="auto" w:fill="auto"/>
             <w:noWrap/>
-            <w:vAlign w:val="bottom"/>
+            <w:vAlign w:val="center"/>
+            <w:hideMark/>
           </w:tcPr>
           <w:p>
             <w:pPr>
@@ -3840,28 +4601,35 @@
               <w:rPr>
                 <w:rFonts w:ascii="Calibri" w:eastAsia="Times New Roman" w:hAnsi="Calibri" w:cs="Calibri"/>
                 <w:color w:val="000000"/>
-                <w:lang w:eastAsia="zh-TW"/>
+                <w:lang w:eastAsia="zh-CN"/>
               </w:rPr>
             </w:pPr>
+            <w:r>
+              <w:rPr>
+                <w:rFonts w:ascii="Calibri" w:hAnsi="Calibri" w:cs="Calibri"/>
+                <w:color w:val="000000"/>
+              </w:rPr>
+              <w:t>-114.59</w:t>
+            </w:r>
           </w:p>
         </w:tc>
       </w:tr>
       <w:tr>
         <w:trPr>
-          <w:trHeight w:val="288"/>
+          <w:trHeight w:val="351"/>
         </w:trPr>
         <w:tc>
           <w:tcPr>
-            <w:tcW w:w="1169" w:type="dxa"/>
+            <w:tcW w:w="1788" w:type="dxa"/>
             <w:tcBorders>
               <w:top w:val="nil"/>
-              <w:left w:val="single" w:sz="4" w:space="0" w:color="auto"/>
-              <w:bottom w:val="single" w:sz="4" w:space="0" w:color="auto"/>
-              <w:right w:val="single" w:sz="4" w:space="0" w:color="auto"/>
+              <w:left w:val="single" w:sz="8" w:space="0" w:color="auto"/>
+              <w:bottom w:val="single" w:sz="8" w:space="0" w:color="auto"/>
+              <w:right w:val="single" w:sz="8" w:space="0" w:color="auto"/>
             </w:tcBorders>
             <w:shd w:val="clear" w:color="auto" w:fill="auto"/>
             <w:noWrap/>
-            <w:vAlign w:val="bottom"/>
+            <w:vAlign w:val="center"/>
             <w:hideMark/>
           </w:tcPr>
           <w:p>
@@ -3871,14 +4639,14 @@
               <w:rPr>
                 <w:rFonts w:ascii="Calibri" w:eastAsia="Times New Roman" w:hAnsi="Calibri" w:cs="Calibri"/>
                 <w:color w:val="000000"/>
-                <w:lang w:eastAsia="zh-TW"/>
+                <w:lang w:eastAsia="zh-CN"/>
               </w:rPr>
             </w:pPr>
             <w:r>
               <w:rPr>
                 <w:rFonts w:ascii="Calibri" w:eastAsia="Times New Roman" w:hAnsi="Calibri" w:cs="Calibri"/>
                 <w:color w:val="000000"/>
-                <w:lang w:eastAsia="zh-TW"/>
+                <w:lang w:eastAsia="zh-CN"/>
               </w:rPr>
               <w:t>100</w:t>
             </w:r>
@@ -3886,16 +4654,16 @@
         </w:tc>
         <w:tc>
           <w:tcPr>
-            <w:tcW w:w="986" w:type="dxa"/>
+            <w:tcW w:w="1285" w:type="dxa"/>
             <w:tcBorders>
               <w:top w:val="nil"/>
               <w:left w:val="nil"/>
-              <w:bottom w:val="single" w:sz="4" w:space="0" w:color="auto"/>
-              <w:right w:val="single" w:sz="4" w:space="0" w:color="auto"/>
+              <w:bottom w:val="single" w:sz="8" w:space="0" w:color="auto"/>
+              <w:right w:val="single" w:sz="8" w:space="0" w:color="auto"/>
             </w:tcBorders>
             <w:shd w:val="clear" w:color="auto" w:fill="auto"/>
             <w:noWrap/>
-            <w:vAlign w:val="bottom"/>
+            <w:vAlign w:val="center"/>
             <w:hideMark/>
           </w:tcPr>
           <w:p>
@@ -3905,14 +4673,14 @@
               <w:rPr>
                 <w:rFonts w:ascii="Calibri" w:eastAsia="Times New Roman" w:hAnsi="Calibri" w:cs="Calibri"/>
                 <w:color w:val="000000"/>
-                <w:lang w:eastAsia="zh-TW"/>
+                <w:lang w:eastAsia="zh-CN"/>
               </w:rPr>
             </w:pPr>
             <w:r>
               <w:rPr>
                 <w:rFonts w:ascii="Calibri" w:eastAsia="Times New Roman" w:hAnsi="Calibri" w:cs="Calibri"/>
                 <w:color w:val="000000"/>
-                <w:lang w:eastAsia="zh-TW"/>
+                <w:lang w:eastAsia="zh-CN"/>
               </w:rPr>
               <w:t>6</w:t>
             </w:r>
@@ -3920,16 +4688,17 @@
         </w:tc>
         <w:tc>
           <w:tcPr>
-            <w:tcW w:w="1260" w:type="dxa"/>
+            <w:tcW w:w="1466" w:type="dxa"/>
             <w:tcBorders>
               <w:top w:val="nil"/>
               <w:left w:val="nil"/>
-              <w:bottom w:val="single" w:sz="4" w:space="0" w:color="auto"/>
-              <w:right w:val="single" w:sz="4" w:space="0" w:color="auto"/>
+              <w:bottom w:val="single" w:sz="8" w:space="0" w:color="auto"/>
+              <w:right w:val="single" w:sz="8" w:space="0" w:color="auto"/>
             </w:tcBorders>
             <w:shd w:val="clear" w:color="auto" w:fill="auto"/>
             <w:noWrap/>
-            <w:vAlign w:val="bottom"/>
+            <w:vAlign w:val="center"/>
+            <w:hideMark/>
           </w:tcPr>
           <w:p>
             <w:pPr>
@@ -3938,23 +4707,32 @@
               <w:rPr>
                 <w:rFonts w:ascii="Calibri" w:eastAsia="Times New Roman" w:hAnsi="Calibri" w:cs="Calibri"/>
                 <w:color w:val="000000"/>
-                <w:lang w:eastAsia="zh-TW"/>
+                <w:lang w:eastAsia="zh-CN"/>
               </w:rPr>
             </w:pPr>
+            <w:r>
+              <w:rPr>
+                <w:rFonts w:ascii="Calibri" w:eastAsia="Times New Roman" w:hAnsi="Calibri" w:cs="Calibri"/>
+                <w:color w:val="000000"/>
+                <w:lang w:eastAsia="zh-CN"/>
+              </w:rPr>
+              <w:t>8.56</w:t>
+            </w:r>
           </w:p>
         </w:tc>
         <w:tc>
           <w:tcPr>
-            <w:tcW w:w="1262" w:type="dxa"/>
+            <w:tcW w:w="1257" w:type="dxa"/>
             <w:tcBorders>
               <w:top w:val="nil"/>
               <w:left w:val="nil"/>
-              <w:bottom w:val="single" w:sz="4" w:space="0" w:color="auto"/>
-              <w:right w:val="single" w:sz="4" w:space="0" w:color="auto"/>
+              <w:bottom w:val="single" w:sz="8" w:space="0" w:color="auto"/>
+              <w:right w:val="single" w:sz="8" w:space="0" w:color="auto"/>
             </w:tcBorders>
             <w:shd w:val="clear" w:color="auto" w:fill="auto"/>
             <w:noWrap/>
-            <w:vAlign w:val="bottom"/>
+            <w:vAlign w:val="center"/>
+            <w:hideMark/>
           </w:tcPr>
           <w:p>
             <w:pPr>
@@ -3963,23 +4741,32 @@
               <w:rPr>
                 <w:rFonts w:ascii="Calibri" w:eastAsia="Times New Roman" w:hAnsi="Calibri" w:cs="Calibri"/>
                 <w:color w:val="000000"/>
-                <w:lang w:eastAsia="zh-TW"/>
+                <w:lang w:eastAsia="zh-CN"/>
               </w:rPr>
             </w:pPr>
+            <w:r>
+              <w:rPr>
+                <w:rFonts w:ascii="Calibri" w:eastAsia="Times New Roman" w:hAnsi="Calibri" w:cs="Calibri"/>
+                <w:color w:val="000000"/>
+                <w:lang w:eastAsia="zh-CN"/>
+              </w:rPr>
+              <w:t>1.43</w:t>
+            </w:r>
           </w:p>
         </w:tc>
         <w:tc>
           <w:tcPr>
-            <w:tcW w:w="1348" w:type="dxa"/>
+            <w:tcW w:w="1204" w:type="dxa"/>
             <w:tcBorders>
               <w:top w:val="nil"/>
               <w:left w:val="nil"/>
-              <w:bottom w:val="single" w:sz="4" w:space="0" w:color="auto"/>
-              <w:right w:val="single" w:sz="4" w:space="0" w:color="auto"/>
+              <w:bottom w:val="single" w:sz="8" w:space="0" w:color="auto"/>
+              <w:right w:val="single" w:sz="8" w:space="0" w:color="auto"/>
             </w:tcBorders>
             <w:shd w:val="clear" w:color="auto" w:fill="auto"/>
             <w:noWrap/>
-            <w:vAlign w:val="bottom"/>
+            <w:vAlign w:val="center"/>
+            <w:hideMark/>
           </w:tcPr>
           <w:p>
             <w:pPr>
@@ -3988,23 +4775,32 @@
               <w:rPr>
                 <w:rFonts w:ascii="Calibri" w:eastAsia="Times New Roman" w:hAnsi="Calibri" w:cs="Calibri"/>
                 <w:color w:val="000000"/>
-                <w:lang w:eastAsia="zh-TW"/>
+                <w:lang w:eastAsia="zh-CN"/>
               </w:rPr>
             </w:pPr>
+            <w:r>
+              <w:rPr>
+                <w:rFonts w:ascii="Calibri" w:eastAsia="Times New Roman" w:hAnsi="Calibri" w:cs="Calibri"/>
+                <w:color w:val="000000"/>
+                <w:lang w:eastAsia="zh-CN"/>
+              </w:rPr>
+              <w:t>3.09</w:t>
+            </w:r>
           </w:p>
         </w:tc>
         <w:tc>
           <w:tcPr>
-            <w:tcW w:w="990" w:type="dxa"/>
+            <w:tcW w:w="908" w:type="dxa"/>
             <w:tcBorders>
               <w:top w:val="nil"/>
               <w:left w:val="nil"/>
-              <w:bottom w:val="single" w:sz="4" w:space="0" w:color="auto"/>
-              <w:right w:val="single" w:sz="4" w:space="0" w:color="auto"/>
+              <w:bottom w:val="single" w:sz="8" w:space="0" w:color="auto"/>
+              <w:right w:val="single" w:sz="8" w:space="0" w:color="auto"/>
             </w:tcBorders>
             <w:shd w:val="clear" w:color="auto" w:fill="auto"/>
             <w:noWrap/>
-            <w:vAlign w:val="bottom"/>
+            <w:vAlign w:val="center"/>
+            <w:hideMark/>
           </w:tcPr>
           <w:p>
             <w:pPr>
@@ -4013,23 +4809,32 @@
               <w:rPr>
                 <w:rFonts w:ascii="Calibri" w:eastAsia="Times New Roman" w:hAnsi="Calibri" w:cs="Calibri"/>
                 <w:color w:val="000000"/>
-                <w:lang w:eastAsia="zh-TW"/>
+                <w:lang w:eastAsia="zh-CN"/>
               </w:rPr>
             </w:pPr>
+            <w:r>
+              <w:rPr>
+                <w:rFonts w:ascii="Calibri" w:eastAsia="Times New Roman" w:hAnsi="Calibri" w:cs="Calibri"/>
+                <w:color w:val="000000"/>
+                <w:lang w:eastAsia="zh-CN"/>
+              </w:rPr>
+              <w:t>-0.02</w:t>
+            </w:r>
           </w:p>
         </w:tc>
         <w:tc>
           <w:tcPr>
-            <w:tcW w:w="1170" w:type="dxa"/>
+            <w:tcW w:w="908" w:type="dxa"/>
             <w:tcBorders>
               <w:top w:val="nil"/>
               <w:left w:val="nil"/>
-              <w:bottom w:val="single" w:sz="4" w:space="0" w:color="auto"/>
-              <w:right w:val="single" w:sz="4" w:space="0" w:color="auto"/>
+              <w:bottom w:val="single" w:sz="8" w:space="0" w:color="auto"/>
+              <w:right w:val="single" w:sz="8" w:space="0" w:color="auto"/>
             </w:tcBorders>
             <w:shd w:val="clear" w:color="auto" w:fill="auto"/>
             <w:noWrap/>
-            <w:vAlign w:val="bottom"/>
+            <w:vAlign w:val="center"/>
+            <w:hideMark/>
           </w:tcPr>
           <w:p>
             <w:pPr>
@@ -4038,23 +4843,32 @@
               <w:rPr>
                 <w:rFonts w:ascii="Calibri" w:eastAsia="Times New Roman" w:hAnsi="Calibri" w:cs="Calibri"/>
                 <w:color w:val="000000"/>
-                <w:lang w:eastAsia="zh-TW"/>
+                <w:lang w:eastAsia="zh-CN"/>
               </w:rPr>
             </w:pPr>
+            <w:r>
+              <w:rPr>
+                <w:rFonts w:ascii="Calibri" w:eastAsia="Times New Roman" w:hAnsi="Calibri" w:cs="Calibri"/>
+                <w:color w:val="000000"/>
+                <w:lang w:eastAsia="zh-CN"/>
+              </w:rPr>
+              <w:t>-2.40E-04</w:t>
+            </w:r>
           </w:p>
         </w:tc>
         <w:tc>
           <w:tcPr>
-            <w:tcW w:w="1170" w:type="dxa"/>
+            <w:tcW w:w="1074" w:type="dxa"/>
             <w:tcBorders>
               <w:top w:val="nil"/>
               <w:left w:val="nil"/>
-              <w:bottom w:val="single" w:sz="4" w:space="0" w:color="auto"/>
-              <w:right w:val="single" w:sz="4" w:space="0" w:color="auto"/>
+              <w:bottom w:val="single" w:sz="8" w:space="0" w:color="auto"/>
+              <w:right w:val="single" w:sz="8" w:space="0" w:color="auto"/>
             </w:tcBorders>
             <w:shd w:val="clear" w:color="auto" w:fill="auto"/>
             <w:noWrap/>
-            <w:vAlign w:val="bottom"/>
+            <w:vAlign w:val="center"/>
+            <w:hideMark/>
           </w:tcPr>
           <w:p>
             <w:pPr>
@@ -4063,15 +4877,28 @@
               <w:rPr>
                 <w:rFonts w:ascii="Calibri" w:eastAsia="Times New Roman" w:hAnsi="Calibri" w:cs="Calibri"/>
                 <w:color w:val="000000"/>
-                <w:lang w:eastAsia="zh-TW"/>
+                <w:lang w:eastAsia="zh-CN"/>
               </w:rPr>
             </w:pPr>
+            <w:r>
+              <w:rPr>
+                <w:rFonts w:ascii="Calibri" w:hAnsi="Calibri" w:cs="Calibri"/>
+                <w:color w:val="000000"/>
+              </w:rPr>
+              <w:t>-137.51</w:t>
+            </w:r>
           </w:p>
         </w:tc>
       </w:tr>
     </w:tbl>
     <w:p>
       <w:pPr>
+        <w:ind w:left="360"/>
+        <w:jc w:val="center"/>
+      </w:pPr>
+    </w:p>
+    <w:p>
+      <w:pPr>
         <w:spacing w:line="240" w:lineRule="auto"/>
         <w:rPr>
           <w:rFonts w:cstheme="minorHAnsi"/>
@@ -4496,7 +5323,11 @@
       </w:r>
       <w:proofErr w:type="spellEnd"/>
       <w:r>
-        <w:t xml:space="preserve"> is a vector of the corresponding response phases.</w:t>
+        <w:t xml:space="preserve"> is a vector of the corresponding response </w:t>
+      </w:r>
+      <w:r>
+        <w:lastRenderedPageBreak/>
+        <w:t>phases.</w:t>
       </w:r>
       <w:r>
         <w:t xml:space="preserve">  </w:t>
@@ -4569,6 +5400,841 @@
           <w:i/>
         </w:rPr>
       </w:pPr>
+    </w:p>
+    <w:p>
+      <w:pPr>
+        <w:pStyle w:val="ListParagraph"/>
+        <w:rPr>
+          <w:rFonts w:ascii="Courier New" w:hAnsi="Courier New" w:cs="Courier New"/>
+          <w:iCs/>
+          <w:color w:val="FF0000"/>
+          <w:sz w:val="20"/>
+          <w:szCs w:val="20"/>
+        </w:rPr>
+      </w:pPr>
+      <w:r>
+        <w:rPr>
+          <w:rFonts w:ascii="Courier New" w:hAnsi="Courier New" w:cs="Courier New"/>
+          <w:iCs/>
+          <w:color w:val="FF0000"/>
+          <w:sz w:val="20"/>
+          <w:szCs w:val="20"/>
+        </w:rPr>
+        <w:t>%% ME352 QUBE Motor Lab3 Ishaan Zaveri and Dylan Qiu</w:t>
+      </w:r>
+    </w:p>
+    <w:p>
+      <w:pPr>
+        <w:pStyle w:val="ListParagraph"/>
+        <w:rPr>
+          <w:rFonts w:ascii="Courier New" w:hAnsi="Courier New" w:cs="Courier New"/>
+          <w:iCs/>
+          <w:color w:val="FF0000"/>
+          <w:sz w:val="20"/>
+          <w:szCs w:val="20"/>
+        </w:rPr>
+      </w:pPr>
+      <w:r>
+        <w:rPr>
+          <w:rFonts w:ascii="Courier New" w:hAnsi="Courier New" w:cs="Courier New"/>
+          <w:iCs/>
+          <w:color w:val="FF0000"/>
+          <w:sz w:val="20"/>
+          <w:szCs w:val="20"/>
+        </w:rPr>
+        <w:t> </w:t>
+      </w:r>
+    </w:p>
+    <w:p>
+      <w:pPr>
+        <w:pStyle w:val="ListParagraph"/>
+        <w:rPr>
+          <w:rFonts w:ascii="Courier New" w:hAnsi="Courier New" w:cs="Courier New"/>
+          <w:iCs/>
+          <w:color w:val="FF0000"/>
+          <w:sz w:val="20"/>
+          <w:szCs w:val="20"/>
+        </w:rPr>
+      </w:pPr>
+      <w:r>
+        <w:rPr>
+          <w:rFonts w:ascii="Courier New" w:hAnsi="Courier New" w:cs="Courier New"/>
+          <w:iCs/>
+          <w:color w:val="FF0000"/>
+          <w:sz w:val="20"/>
+          <w:szCs w:val="20"/>
+        </w:rPr>
+        <w:t>V = 6       % The voltage we want to apply to the motor in the open loop</w:t>
+      </w:r>
+      <w:r>
+        <w:rPr>
+          <w:rFonts w:ascii="Courier New" w:hAnsi="Courier New" w:cs="Courier New"/>
+          <w:iCs/>
+          <w:color w:val="FF0000"/>
+          <w:sz w:val="20"/>
+          <w:szCs w:val="20"/>
+        </w:rPr>
+        <w:br/>
+        <w:t xml:space="preserve">K = 26.7    % The gain of the motor voltage -&gt; </w:t>
+      </w:r>
+      <w:proofErr w:type="spellStart"/>
+      <w:r>
+        <w:rPr>
+          <w:rFonts w:ascii="Courier New" w:hAnsi="Courier New" w:cs="Courier New"/>
+          <w:iCs/>
+          <w:color w:val="FF0000"/>
+          <w:sz w:val="20"/>
+          <w:szCs w:val="20"/>
+        </w:rPr>
+        <w:t>angular_velocity</w:t>
+      </w:r>
+      <w:proofErr w:type="spellEnd"/>
+      <w:r>
+        <w:rPr>
+          <w:rFonts w:ascii="Courier New" w:hAnsi="Courier New" w:cs="Courier New"/>
+          <w:iCs/>
+          <w:color w:val="FF0000"/>
+          <w:sz w:val="20"/>
+          <w:szCs w:val="20"/>
+        </w:rPr>
+        <w:br/>
+        <w:t>tau = 0.1   % The time constant of the model</w:t>
+      </w:r>
+    </w:p>
+    <w:p>
+      <w:pPr>
+        <w:pStyle w:val="ListParagraph"/>
+        <w:rPr>
+          <w:rFonts w:ascii="Courier New" w:hAnsi="Courier New" w:cs="Courier New"/>
+          <w:iCs/>
+          <w:color w:val="FF0000"/>
+          <w:sz w:val="20"/>
+          <w:szCs w:val="20"/>
+        </w:rPr>
+      </w:pPr>
+      <w:r>
+        <w:rPr>
+          <w:rFonts w:ascii="Courier New" w:hAnsi="Courier New" w:cs="Courier New"/>
+          <w:iCs/>
+          <w:color w:val="FF0000"/>
+          <w:sz w:val="20"/>
+          <w:szCs w:val="20"/>
+        </w:rPr>
+        <w:t> </w:t>
+      </w:r>
+    </w:p>
+    <w:p>
+      <w:pPr>
+        <w:pStyle w:val="ListParagraph"/>
+        <w:rPr>
+          <w:rFonts w:ascii="Courier New" w:hAnsi="Courier New" w:cs="Courier New"/>
+          <w:iCs/>
+          <w:color w:val="FF0000"/>
+          <w:sz w:val="20"/>
+          <w:szCs w:val="20"/>
+        </w:rPr>
+      </w:pPr>
+      <w:r>
+        <w:rPr>
+          <w:rFonts w:ascii="Courier New" w:hAnsi="Courier New" w:cs="Courier New"/>
+          <w:iCs/>
+          <w:color w:val="FF0000"/>
+          <w:sz w:val="20"/>
+          <w:szCs w:val="20"/>
+        </w:rPr>
+        <w:t xml:space="preserve">sys = </w:t>
+      </w:r>
+      <w:proofErr w:type="spellStart"/>
+      <w:r>
+        <w:rPr>
+          <w:rFonts w:ascii="Courier New" w:hAnsi="Courier New" w:cs="Courier New"/>
+          <w:iCs/>
+          <w:color w:val="FF0000"/>
+          <w:sz w:val="20"/>
+          <w:szCs w:val="20"/>
+        </w:rPr>
+        <w:t>tf</w:t>
+      </w:r>
+      <w:proofErr w:type="spellEnd"/>
+      <w:r>
+        <w:rPr>
+          <w:rFonts w:ascii="Courier New" w:hAnsi="Courier New" w:cs="Courier New"/>
+          <w:iCs/>
+          <w:color w:val="FF0000"/>
+          <w:sz w:val="20"/>
+          <w:szCs w:val="20"/>
+        </w:rPr>
+        <w:t>(K, [tau,1]);</w:t>
+      </w:r>
+      <w:r>
+        <w:rPr>
+          <w:rFonts w:ascii="Courier New" w:hAnsi="Courier New" w:cs="Courier New"/>
+          <w:iCs/>
+          <w:color w:val="FF0000"/>
+          <w:sz w:val="20"/>
+          <w:szCs w:val="20"/>
+        </w:rPr>
+        <w:br/>
+        <w:t>[</w:t>
+      </w:r>
+      <w:proofErr w:type="spellStart"/>
+      <w:r>
+        <w:rPr>
+          <w:rFonts w:ascii="Courier New" w:hAnsi="Courier New" w:cs="Courier New"/>
+          <w:iCs/>
+          <w:color w:val="FF0000"/>
+          <w:sz w:val="20"/>
+          <w:szCs w:val="20"/>
+        </w:rPr>
+        <w:t>sysmag,sysphase,w</w:t>
+      </w:r>
+      <w:proofErr w:type="spellEnd"/>
+      <w:r>
+        <w:rPr>
+          <w:rFonts w:ascii="Courier New" w:hAnsi="Courier New" w:cs="Courier New"/>
+          <w:iCs/>
+          <w:color w:val="FF0000"/>
+          <w:sz w:val="20"/>
+          <w:szCs w:val="20"/>
+        </w:rPr>
+        <w:t>] = bode(sys);</w:t>
+      </w:r>
+      <w:r>
+        <w:rPr>
+          <w:rFonts w:ascii="Courier New" w:hAnsi="Courier New" w:cs="Courier New"/>
+          <w:iCs/>
+          <w:color w:val="FF0000"/>
+          <w:sz w:val="20"/>
+          <w:szCs w:val="20"/>
+        </w:rPr>
+        <w:br/>
+      </w:r>
+      <w:proofErr w:type="spellStart"/>
+      <w:r>
+        <w:rPr>
+          <w:rFonts w:ascii="Courier New" w:hAnsi="Courier New" w:cs="Courier New"/>
+          <w:iCs/>
+          <w:color w:val="FF0000"/>
+          <w:sz w:val="20"/>
+          <w:szCs w:val="20"/>
+        </w:rPr>
+        <w:t>sysmag</w:t>
+      </w:r>
+      <w:proofErr w:type="spellEnd"/>
+      <w:r>
+        <w:rPr>
+          <w:rFonts w:ascii="Courier New" w:hAnsi="Courier New" w:cs="Courier New"/>
+          <w:iCs/>
+          <w:color w:val="FF0000"/>
+          <w:sz w:val="20"/>
+          <w:szCs w:val="20"/>
+        </w:rPr>
+        <w:t xml:space="preserve"> = mag2db(squeeze(</w:t>
+      </w:r>
+      <w:proofErr w:type="spellStart"/>
+      <w:r>
+        <w:rPr>
+          <w:rFonts w:ascii="Courier New" w:hAnsi="Courier New" w:cs="Courier New"/>
+          <w:iCs/>
+          <w:color w:val="FF0000"/>
+          <w:sz w:val="20"/>
+          <w:szCs w:val="20"/>
+        </w:rPr>
+        <w:t>sysmag</w:t>
+      </w:r>
+      <w:proofErr w:type="spellEnd"/>
+      <w:r>
+        <w:rPr>
+          <w:rFonts w:ascii="Courier New" w:hAnsi="Courier New" w:cs="Courier New"/>
+          <w:iCs/>
+          <w:color w:val="FF0000"/>
+          <w:sz w:val="20"/>
+          <w:szCs w:val="20"/>
+        </w:rPr>
+        <w:t>));</w:t>
+      </w:r>
+      <w:r>
+        <w:rPr>
+          <w:rFonts w:ascii="Courier New" w:hAnsi="Courier New" w:cs="Courier New"/>
+          <w:iCs/>
+          <w:color w:val="FF0000"/>
+          <w:sz w:val="20"/>
+          <w:szCs w:val="20"/>
+        </w:rPr>
+        <w:br/>
+      </w:r>
+      <w:proofErr w:type="spellStart"/>
+      <w:r>
+        <w:rPr>
+          <w:rFonts w:ascii="Courier New" w:hAnsi="Courier New" w:cs="Courier New"/>
+          <w:iCs/>
+          <w:color w:val="FF0000"/>
+          <w:sz w:val="20"/>
+          <w:szCs w:val="20"/>
+        </w:rPr>
+        <w:t>sysphase</w:t>
+      </w:r>
+      <w:proofErr w:type="spellEnd"/>
+      <w:r>
+        <w:rPr>
+          <w:rFonts w:ascii="Courier New" w:hAnsi="Courier New" w:cs="Courier New"/>
+          <w:iCs/>
+          <w:color w:val="FF0000"/>
+          <w:sz w:val="20"/>
+          <w:szCs w:val="20"/>
+        </w:rPr>
+        <w:t xml:space="preserve"> = squeeze(</w:t>
+      </w:r>
+      <w:proofErr w:type="spellStart"/>
+      <w:r>
+        <w:rPr>
+          <w:rFonts w:ascii="Courier New" w:hAnsi="Courier New" w:cs="Courier New"/>
+          <w:iCs/>
+          <w:color w:val="FF0000"/>
+          <w:sz w:val="20"/>
+          <w:szCs w:val="20"/>
+        </w:rPr>
+        <w:t>sysphase</w:t>
+      </w:r>
+      <w:proofErr w:type="spellEnd"/>
+      <w:r>
+        <w:rPr>
+          <w:rFonts w:ascii="Courier New" w:hAnsi="Courier New" w:cs="Courier New"/>
+          <w:iCs/>
+          <w:color w:val="FF0000"/>
+          <w:sz w:val="20"/>
+          <w:szCs w:val="20"/>
+        </w:rPr>
+        <w:t>);</w:t>
+      </w:r>
+      <w:r>
+        <w:rPr>
+          <w:rFonts w:ascii="Courier New" w:hAnsi="Courier New" w:cs="Courier New"/>
+          <w:iCs/>
+          <w:color w:val="FF0000"/>
+          <w:sz w:val="20"/>
+          <w:szCs w:val="20"/>
+        </w:rPr>
+        <w:br/>
+      </w:r>
+      <w:proofErr w:type="spellStart"/>
+      <w:r>
+        <w:rPr>
+          <w:rFonts w:ascii="Courier New" w:hAnsi="Courier New" w:cs="Courier New"/>
+          <w:iCs/>
+          <w:color w:val="FF0000"/>
+          <w:sz w:val="20"/>
+          <w:szCs w:val="20"/>
+        </w:rPr>
+        <w:t>input_freqs</w:t>
+      </w:r>
+      <w:proofErr w:type="spellEnd"/>
+      <w:r>
+        <w:rPr>
+          <w:rFonts w:ascii="Courier New" w:hAnsi="Courier New" w:cs="Courier New"/>
+          <w:iCs/>
+          <w:color w:val="FF0000"/>
+          <w:sz w:val="20"/>
+          <w:szCs w:val="20"/>
+        </w:rPr>
+        <w:t xml:space="preserve"> = [0.5,1,2,5,10,20,50,100];</w:t>
+      </w:r>
+      <w:r>
+        <w:rPr>
+          <w:rFonts w:ascii="Courier New" w:hAnsi="Courier New" w:cs="Courier New"/>
+          <w:iCs/>
+          <w:color w:val="FF0000"/>
+          <w:sz w:val="20"/>
+          <w:szCs w:val="20"/>
+        </w:rPr>
+        <w:br/>
+      </w:r>
+      <w:proofErr w:type="spellStart"/>
+      <w:r>
+        <w:rPr>
+          <w:rFonts w:ascii="Courier New" w:hAnsi="Courier New" w:cs="Courier New"/>
+          <w:iCs/>
+          <w:color w:val="FF0000"/>
+          <w:sz w:val="20"/>
+          <w:szCs w:val="20"/>
+        </w:rPr>
+        <w:t>magpoints</w:t>
+      </w:r>
+      <w:proofErr w:type="spellEnd"/>
+      <w:r>
+        <w:rPr>
+          <w:rFonts w:ascii="Courier New" w:hAnsi="Courier New" w:cs="Courier New"/>
+          <w:iCs/>
+          <w:color w:val="FF0000"/>
+          <w:sz w:val="20"/>
+          <w:szCs w:val="20"/>
+        </w:rPr>
+        <w:t xml:space="preserve"> = [28.55,28.52,28.25,26.89,24.25,19.72,11.55,3.09];</w:t>
+      </w:r>
+      <w:r>
+        <w:rPr>
+          <w:rFonts w:ascii="Courier New" w:hAnsi="Courier New" w:cs="Courier New"/>
+          <w:iCs/>
+          <w:color w:val="FF0000"/>
+          <w:sz w:val="20"/>
+          <w:szCs w:val="20"/>
+        </w:rPr>
+        <w:br/>
+      </w:r>
+      <w:proofErr w:type="spellStart"/>
+      <w:r>
+        <w:rPr>
+          <w:rFonts w:ascii="Courier New" w:hAnsi="Courier New" w:cs="Courier New"/>
+          <w:iCs/>
+          <w:color w:val="FF0000"/>
+          <w:sz w:val="20"/>
+          <w:szCs w:val="20"/>
+        </w:rPr>
+        <w:t>phasepoints</w:t>
+      </w:r>
+      <w:proofErr w:type="spellEnd"/>
+      <w:r>
+        <w:rPr>
+          <w:rFonts w:ascii="Courier New" w:hAnsi="Courier New" w:cs="Courier New"/>
+          <w:iCs/>
+          <w:color w:val="FF0000"/>
+          <w:sz w:val="20"/>
+          <w:szCs w:val="20"/>
+        </w:rPr>
+        <w:t xml:space="preserve"> = [-2.06,-7.56,-16.27,-39.82,-59.59,-82.51,-114.59,-137.51];</w:t>
+      </w:r>
+      <w:r>
+        <w:rPr>
+          <w:rFonts w:ascii="Courier New" w:hAnsi="Courier New" w:cs="Courier New"/>
+          <w:iCs/>
+          <w:color w:val="FF0000"/>
+          <w:sz w:val="20"/>
+          <w:szCs w:val="20"/>
+        </w:rPr>
+        <w:br/>
+        <w:t>subplot(2,1,1)</w:t>
+      </w:r>
+      <w:r>
+        <w:rPr>
+          <w:rFonts w:ascii="Courier New" w:hAnsi="Courier New" w:cs="Courier New"/>
+          <w:iCs/>
+          <w:color w:val="FF0000"/>
+          <w:sz w:val="20"/>
+          <w:szCs w:val="20"/>
+        </w:rPr>
+        <w:br/>
+      </w:r>
+      <w:proofErr w:type="spellStart"/>
+      <w:r>
+        <w:rPr>
+          <w:rFonts w:ascii="Courier New" w:hAnsi="Courier New" w:cs="Courier New"/>
+          <w:iCs/>
+          <w:color w:val="FF0000"/>
+          <w:sz w:val="20"/>
+          <w:szCs w:val="20"/>
+        </w:rPr>
+        <w:t>semilogx</w:t>
+      </w:r>
+      <w:proofErr w:type="spellEnd"/>
+      <w:r>
+        <w:rPr>
+          <w:rFonts w:ascii="Courier New" w:hAnsi="Courier New" w:cs="Courier New"/>
+          <w:iCs/>
+          <w:color w:val="FF0000"/>
+          <w:sz w:val="20"/>
+          <w:szCs w:val="20"/>
+        </w:rPr>
+        <w:t>(w,</w:t>
+      </w:r>
+      <w:proofErr w:type="spellStart"/>
+      <w:r>
+        <w:rPr>
+          <w:rFonts w:ascii="Courier New" w:hAnsi="Courier New" w:cs="Courier New"/>
+          <w:iCs/>
+          <w:color w:val="FF0000"/>
+          <w:sz w:val="20"/>
+          <w:szCs w:val="20"/>
+        </w:rPr>
+        <w:t>sysmag</w:t>
+      </w:r>
+      <w:proofErr w:type="spellEnd"/>
+      <w:r>
+        <w:rPr>
+          <w:rFonts w:ascii="Courier New" w:hAnsi="Courier New" w:cs="Courier New"/>
+          <w:iCs/>
+          <w:color w:val="FF0000"/>
+          <w:sz w:val="20"/>
+          <w:szCs w:val="20"/>
+        </w:rPr>
+        <w:t>,'k',</w:t>
+      </w:r>
+      <w:proofErr w:type="spellStart"/>
+      <w:r>
+        <w:rPr>
+          <w:rFonts w:ascii="Courier New" w:hAnsi="Courier New" w:cs="Courier New"/>
+          <w:iCs/>
+          <w:color w:val="FF0000"/>
+          <w:sz w:val="20"/>
+          <w:szCs w:val="20"/>
+        </w:rPr>
+        <w:t>input_freqs,magpoints</w:t>
+      </w:r>
+      <w:proofErr w:type="spellEnd"/>
+      <w:r>
+        <w:rPr>
+          <w:rFonts w:ascii="Courier New" w:hAnsi="Courier New" w:cs="Courier New"/>
+          <w:iCs/>
+          <w:color w:val="FF0000"/>
+          <w:sz w:val="20"/>
+          <w:szCs w:val="20"/>
+        </w:rPr>
+        <w:t>, '</w:t>
+      </w:r>
+      <w:proofErr w:type="spellStart"/>
+      <w:r>
+        <w:rPr>
+          <w:rFonts w:ascii="Courier New" w:hAnsi="Courier New" w:cs="Courier New"/>
+          <w:iCs/>
+          <w:color w:val="FF0000"/>
+          <w:sz w:val="20"/>
+          <w:szCs w:val="20"/>
+        </w:rPr>
+        <w:t>bs','linewidth</w:t>
+      </w:r>
+      <w:proofErr w:type="spellEnd"/>
+      <w:r>
+        <w:rPr>
+          <w:rFonts w:ascii="Courier New" w:hAnsi="Courier New" w:cs="Courier New"/>
+          <w:iCs/>
+          <w:color w:val="FF0000"/>
+          <w:sz w:val="20"/>
+          <w:szCs w:val="20"/>
+        </w:rPr>
+        <w:t>', 2);</w:t>
+      </w:r>
+      <w:r>
+        <w:rPr>
+          <w:rFonts w:ascii="Courier New" w:hAnsi="Courier New" w:cs="Courier New"/>
+          <w:iCs/>
+          <w:color w:val="FF0000"/>
+          <w:sz w:val="20"/>
+          <w:szCs w:val="20"/>
+        </w:rPr>
+        <w:br/>
+      </w:r>
+      <w:proofErr w:type="spellStart"/>
+      <w:r>
+        <w:rPr>
+          <w:rFonts w:ascii="Courier New" w:hAnsi="Courier New" w:cs="Courier New"/>
+          <w:iCs/>
+          <w:color w:val="FF0000"/>
+          <w:sz w:val="20"/>
+          <w:szCs w:val="20"/>
+        </w:rPr>
+        <w:t>xlabel</w:t>
+      </w:r>
+      <w:proofErr w:type="spellEnd"/>
+      <w:r>
+        <w:rPr>
+          <w:rFonts w:ascii="Courier New" w:hAnsi="Courier New" w:cs="Courier New"/>
+          <w:iCs/>
+          <w:color w:val="FF0000"/>
+          <w:sz w:val="20"/>
+          <w:szCs w:val="20"/>
+        </w:rPr>
+        <w:t>('Frequency (rad/s)');</w:t>
+      </w:r>
+      <w:proofErr w:type="spellStart"/>
+      <w:r>
+        <w:rPr>
+          <w:rFonts w:ascii="Courier New" w:hAnsi="Courier New" w:cs="Courier New"/>
+          <w:iCs/>
+          <w:color w:val="FF0000"/>
+          <w:sz w:val="20"/>
+          <w:szCs w:val="20"/>
+        </w:rPr>
+        <w:t>ylabel</w:t>
+      </w:r>
+      <w:proofErr w:type="spellEnd"/>
+      <w:r>
+        <w:rPr>
+          <w:rFonts w:ascii="Courier New" w:hAnsi="Courier New" w:cs="Courier New"/>
+          <w:iCs/>
+          <w:color w:val="FF0000"/>
+          <w:sz w:val="20"/>
+          <w:szCs w:val="20"/>
+        </w:rPr>
+        <w:t>('Magnitude (dB)')</w:t>
+      </w:r>
+      <w:r>
+        <w:rPr>
+          <w:rFonts w:ascii="Courier New" w:hAnsi="Courier New" w:cs="Courier New"/>
+          <w:iCs/>
+          <w:color w:val="FF0000"/>
+          <w:sz w:val="20"/>
+          <w:szCs w:val="20"/>
+        </w:rPr>
+        <w:br/>
+      </w:r>
+      <w:proofErr w:type="spellStart"/>
+      <w:r>
+        <w:rPr>
+          <w:rFonts w:ascii="Courier New" w:hAnsi="Courier New" w:cs="Courier New"/>
+          <w:iCs/>
+          <w:color w:val="FF0000"/>
+          <w:sz w:val="20"/>
+          <w:szCs w:val="20"/>
+        </w:rPr>
+        <w:t>ylim</w:t>
+      </w:r>
+      <w:proofErr w:type="spellEnd"/>
+      <w:r>
+        <w:rPr>
+          <w:rFonts w:ascii="Courier New" w:hAnsi="Courier New" w:cs="Courier New"/>
+          <w:iCs/>
+          <w:color w:val="FF0000"/>
+          <w:sz w:val="20"/>
+          <w:szCs w:val="20"/>
+        </w:rPr>
+        <w:t>([-20,40]);</w:t>
+      </w:r>
+      <w:r>
+        <w:rPr>
+          <w:rFonts w:ascii="Courier New" w:hAnsi="Courier New" w:cs="Courier New"/>
+          <w:iCs/>
+          <w:color w:val="FF0000"/>
+          <w:sz w:val="20"/>
+          <w:szCs w:val="20"/>
+        </w:rPr>
+        <w:br/>
+      </w:r>
+      <w:proofErr w:type="spellStart"/>
+      <w:r>
+        <w:rPr>
+          <w:rFonts w:ascii="Courier New" w:hAnsi="Courier New" w:cs="Courier New"/>
+          <w:iCs/>
+          <w:color w:val="FF0000"/>
+          <w:sz w:val="20"/>
+          <w:szCs w:val="20"/>
+        </w:rPr>
+        <w:t>yticks</w:t>
+      </w:r>
+      <w:proofErr w:type="spellEnd"/>
+      <w:r>
+        <w:rPr>
+          <w:rFonts w:ascii="Courier New" w:hAnsi="Courier New" w:cs="Courier New"/>
+          <w:iCs/>
+          <w:color w:val="FF0000"/>
+          <w:sz w:val="20"/>
+          <w:szCs w:val="20"/>
+        </w:rPr>
+        <w:t>([-20:20:40]);</w:t>
+      </w:r>
+      <w:r>
+        <w:rPr>
+          <w:rFonts w:ascii="Courier New" w:hAnsi="Courier New" w:cs="Courier New"/>
+          <w:iCs/>
+          <w:color w:val="FF0000"/>
+          <w:sz w:val="20"/>
+          <w:szCs w:val="20"/>
+        </w:rPr>
+        <w:br/>
+        <w:t>grid on;</w:t>
+      </w:r>
+      <w:r>
+        <w:rPr>
+          <w:rFonts w:ascii="Courier New" w:hAnsi="Courier New" w:cs="Courier New"/>
+          <w:iCs/>
+          <w:color w:val="FF0000"/>
+          <w:sz w:val="20"/>
+          <w:szCs w:val="20"/>
+        </w:rPr>
+        <w:br/>
+        <w:t xml:space="preserve">title('Experimental vs Theoretical Bode Plot: Dylan </w:t>
+      </w:r>
+      <w:proofErr w:type="spellStart"/>
+      <w:r>
+        <w:rPr>
+          <w:rFonts w:ascii="Courier New" w:hAnsi="Courier New" w:cs="Courier New"/>
+          <w:iCs/>
+          <w:color w:val="FF0000"/>
+          <w:sz w:val="20"/>
+          <w:szCs w:val="20"/>
+        </w:rPr>
+        <w:t>Qiu+Ishaan</w:t>
+      </w:r>
+      <w:proofErr w:type="spellEnd"/>
+      <w:r>
+        <w:rPr>
+          <w:rFonts w:ascii="Courier New" w:hAnsi="Courier New" w:cs="Courier New"/>
+          <w:iCs/>
+          <w:color w:val="FF0000"/>
+          <w:sz w:val="20"/>
+          <w:szCs w:val="20"/>
+        </w:rPr>
+        <w:t xml:space="preserve"> Zaveri')</w:t>
+      </w:r>
+      <w:r>
+        <w:rPr>
+          <w:rFonts w:ascii="Courier New" w:hAnsi="Courier New" w:cs="Courier New"/>
+          <w:iCs/>
+          <w:color w:val="FF0000"/>
+          <w:sz w:val="20"/>
+          <w:szCs w:val="20"/>
+        </w:rPr>
+        <w:br/>
+      </w:r>
+      <w:r>
+        <w:rPr>
+          <w:rFonts w:ascii="Courier New" w:hAnsi="Courier New" w:cs="Courier New"/>
+          <w:iCs/>
+          <w:color w:val="FF0000"/>
+          <w:sz w:val="20"/>
+          <w:szCs w:val="20"/>
+        </w:rPr>
+        <w:br/>
+        <w:t>subplot(2,1,2)</w:t>
+      </w:r>
+      <w:r>
+        <w:rPr>
+          <w:rFonts w:ascii="Courier New" w:hAnsi="Courier New" w:cs="Courier New"/>
+          <w:iCs/>
+          <w:color w:val="FF0000"/>
+          <w:sz w:val="20"/>
+          <w:szCs w:val="20"/>
+        </w:rPr>
+        <w:br/>
+        <w:t>semilogx(w,sysphase,'k-',input_freqs,phasepoints','bs','linewidth', 2);</w:t>
+      </w:r>
+      <w:r>
+        <w:rPr>
+          <w:rFonts w:ascii="Courier New" w:hAnsi="Courier New" w:cs="Courier New"/>
+          <w:iCs/>
+          <w:color w:val="FF0000"/>
+          <w:sz w:val="20"/>
+          <w:szCs w:val="20"/>
+        </w:rPr>
+        <w:br/>
+      </w:r>
+      <w:proofErr w:type="spellStart"/>
+      <w:r>
+        <w:rPr>
+          <w:rFonts w:ascii="Courier New" w:hAnsi="Courier New" w:cs="Courier New"/>
+          <w:iCs/>
+          <w:color w:val="FF0000"/>
+          <w:sz w:val="20"/>
+          <w:szCs w:val="20"/>
+        </w:rPr>
+        <w:t>xlabel</w:t>
+      </w:r>
+      <w:proofErr w:type="spellEnd"/>
+      <w:r>
+        <w:rPr>
+          <w:rFonts w:ascii="Courier New" w:hAnsi="Courier New" w:cs="Courier New"/>
+          <w:iCs/>
+          <w:color w:val="FF0000"/>
+          <w:sz w:val="20"/>
+          <w:szCs w:val="20"/>
+        </w:rPr>
+        <w:t xml:space="preserve">('Frequency (rad/s)'); </w:t>
+      </w:r>
+      <w:proofErr w:type="spellStart"/>
+      <w:r>
+        <w:rPr>
+          <w:rFonts w:ascii="Courier New" w:hAnsi="Courier New" w:cs="Courier New"/>
+          <w:iCs/>
+          <w:color w:val="FF0000"/>
+          <w:sz w:val="20"/>
+          <w:szCs w:val="20"/>
+        </w:rPr>
+        <w:t>ylabel</w:t>
+      </w:r>
+      <w:proofErr w:type="spellEnd"/>
+      <w:r>
+        <w:rPr>
+          <w:rFonts w:ascii="Courier New" w:hAnsi="Courier New" w:cs="Courier New"/>
+          <w:iCs/>
+          <w:color w:val="FF0000"/>
+          <w:sz w:val="20"/>
+          <w:szCs w:val="20"/>
+        </w:rPr>
+        <w:t>('Phase (deg)')</w:t>
+      </w:r>
+      <w:r>
+        <w:rPr>
+          <w:rFonts w:ascii="Courier New" w:hAnsi="Courier New" w:cs="Courier New"/>
+          <w:iCs/>
+          <w:color w:val="FF0000"/>
+          <w:sz w:val="20"/>
+          <w:szCs w:val="20"/>
+        </w:rPr>
+        <w:br/>
+      </w:r>
+      <w:proofErr w:type="spellStart"/>
+      <w:r>
+        <w:rPr>
+          <w:rFonts w:ascii="Courier New" w:hAnsi="Courier New" w:cs="Courier New"/>
+          <w:iCs/>
+          <w:color w:val="FF0000"/>
+          <w:sz w:val="20"/>
+          <w:szCs w:val="20"/>
+        </w:rPr>
+        <w:t>ylim</w:t>
+      </w:r>
+      <w:proofErr w:type="spellEnd"/>
+      <w:r>
+        <w:rPr>
+          <w:rFonts w:ascii="Courier New" w:hAnsi="Courier New" w:cs="Courier New"/>
+          <w:iCs/>
+          <w:color w:val="FF0000"/>
+          <w:sz w:val="20"/>
+          <w:szCs w:val="20"/>
+        </w:rPr>
+        <w:t>([-180,0]);</w:t>
+      </w:r>
+      <w:r>
+        <w:rPr>
+          <w:rFonts w:ascii="Courier New" w:hAnsi="Courier New" w:cs="Courier New"/>
+          <w:iCs/>
+          <w:color w:val="FF0000"/>
+          <w:sz w:val="20"/>
+          <w:szCs w:val="20"/>
+        </w:rPr>
+        <w:br/>
+      </w:r>
+      <w:proofErr w:type="spellStart"/>
+      <w:r>
+        <w:rPr>
+          <w:rFonts w:ascii="Courier New" w:hAnsi="Courier New" w:cs="Courier New"/>
+          <w:iCs/>
+          <w:color w:val="FF0000"/>
+          <w:sz w:val="20"/>
+          <w:szCs w:val="20"/>
+        </w:rPr>
+        <w:t>yticks</w:t>
+      </w:r>
+      <w:proofErr w:type="spellEnd"/>
+      <w:r>
+        <w:rPr>
+          <w:rFonts w:ascii="Courier New" w:hAnsi="Courier New" w:cs="Courier New"/>
+          <w:iCs/>
+          <w:color w:val="FF0000"/>
+          <w:sz w:val="20"/>
+          <w:szCs w:val="20"/>
+        </w:rPr>
+        <w:t>([-180:45:45]);</w:t>
+      </w:r>
+      <w:r>
+        <w:rPr>
+          <w:rFonts w:ascii="Courier New" w:hAnsi="Courier New" w:cs="Courier New"/>
+          <w:iCs/>
+          <w:color w:val="FF0000"/>
+          <w:sz w:val="20"/>
+          <w:szCs w:val="20"/>
+        </w:rPr>
+        <w:br/>
+        <w:t>grid on;</w:t>
+      </w:r>
     </w:p>
     <w:p>
       <w:pPr>
@@ -4629,981 +6295,56 @@
     <w:p>
       <w:pPr>
         <w:pStyle w:val="ListParagraph"/>
-        <w:numPr>
-          <w:ilvl w:val="0"/>
-          <w:numId w:val="4"/>
-        </w:numPr>
-      </w:pPr>
-      <w:r>
-        <w:t>Enter</w:t>
-      </w:r>
-      <w:r>
-        <w:t xml:space="preserve"> your</w:t>
-      </w:r>
-      <w:r>
-        <w:t xml:space="preserve"> input frequencies and experimentally determined</w:t>
-      </w:r>
-      <w:r>
-        <w:t xml:space="preserve"> </w:t>
-      </w:r>
-      <w:r>
-        <w:t>magnitude</w:t>
-      </w:r>
-      <w:r>
-        <w:t>s</w:t>
-      </w:r>
-      <w:r>
-        <w:t xml:space="preserve"> </w:t>
-      </w:r>
-      <w:r>
-        <w:t>in dB and phase</w:t>
-      </w:r>
-      <w:r>
-        <w:t>s</w:t>
-      </w:r>
-      <w:r>
-        <w:t xml:space="preserve"> in degrees </w:t>
-      </w:r>
-      <w:r>
-        <w:t>at different input voltages</w:t>
-      </w:r>
-      <w:r>
-        <w:t xml:space="preserve"> into </w:t>
-      </w:r>
-      <w:r>
-        <w:t>MATLAB</w:t>
-      </w:r>
-      <w:r>
-        <w:t xml:space="preserve">.  </w:t>
-      </w:r>
-      <w:r>
-        <w:t xml:space="preserve">Plot your experimentally measured points on top of the theoretical Bode plot (separate plots for magnitude and </w:t>
-      </w:r>
-      <w:proofErr w:type="gramStart"/>
-      <w:r>
-        <w:t>phase )</w:t>
-      </w:r>
-      <w:proofErr w:type="gramEnd"/>
-      <w:r>
-        <w:t>.</w:t>
-      </w:r>
-      <w:r>
-        <w:t xml:space="preserve"> </w:t>
-      </w:r>
-      <w:r>
-        <w:t xml:space="preserve">Plot the input </w:t>
-      </w:r>
-      <w:r>
-        <w:lastRenderedPageBreak/>
-        <w:t xml:space="preserve">frequency on a log-scale using the </w:t>
-      </w:r>
-      <w:r>
-        <w:t>“</w:t>
-      </w:r>
-      <w:proofErr w:type="spellStart"/>
-      <w:r>
-        <w:rPr>
-          <w:rFonts w:ascii="Courier New" w:hAnsi="Courier New" w:cs="Courier New"/>
-          <w:sz w:val="20"/>
-          <w:szCs w:val="20"/>
-        </w:rPr>
-        <w:t>semilogx</w:t>
-      </w:r>
-      <w:proofErr w:type="spellEnd"/>
-      <w:r>
-        <w:t>”</w:t>
-      </w:r>
-      <w:r>
-        <w:t xml:space="preserve"> command. Check the help function if you are unfamiliar with it. Verify that the experimental data point</w:t>
-      </w:r>
-      <w:r>
-        <w:t>s</w:t>
-      </w:r>
-      <w:r>
-        <w:t xml:space="preserve"> match the theoretical curves. The </w:t>
-      </w:r>
-      <w:proofErr w:type="spellStart"/>
-      <w:r>
-        <w:rPr>
-          <w:rFonts w:ascii="Courier New" w:hAnsi="Courier New" w:cs="Courier New"/>
-          <w:sz w:val="20"/>
-          <w:szCs w:val="20"/>
-        </w:rPr>
-        <w:t>sysmag</w:t>
-      </w:r>
-      <w:proofErr w:type="spellEnd"/>
-      <w:r>
-        <w:t xml:space="preserve"> and </w:t>
-      </w:r>
-      <w:proofErr w:type="spellStart"/>
-      <w:r>
-        <w:rPr>
-          <w:rFonts w:ascii="Courier New" w:hAnsi="Courier New" w:cs="Courier New"/>
-          <w:sz w:val="20"/>
-          <w:szCs w:val="20"/>
-        </w:rPr>
-        <w:t>sysphase</w:t>
-      </w:r>
-      <w:proofErr w:type="spellEnd"/>
-      <w:r>
-        <w:t xml:space="preserve"> plots should be solid lines, with the </w:t>
-      </w:r>
-      <w:proofErr w:type="spellStart"/>
-      <w:r>
-        <w:rPr>
-          <w:rFonts w:ascii="Courier New" w:hAnsi="Courier New" w:cs="Courier New"/>
-          <w:sz w:val="20"/>
-          <w:szCs w:val="20"/>
-        </w:rPr>
-        <w:t>magpoint</w:t>
-      </w:r>
-      <w:r>
-        <w:rPr>
-          <w:rFonts w:ascii="Courier New" w:hAnsi="Courier New" w:cs="Courier New"/>
-          <w:sz w:val="20"/>
-          <w:szCs w:val="20"/>
-        </w:rPr>
-        <w:t>s</w:t>
-      </w:r>
-      <w:proofErr w:type="spellEnd"/>
-      <w:r>
-        <w:t xml:space="preserve"> and </w:t>
-      </w:r>
-      <w:proofErr w:type="spellStart"/>
-      <w:r>
-        <w:rPr>
-          <w:rFonts w:ascii="Courier New" w:hAnsi="Courier New" w:cs="Courier New"/>
-          <w:sz w:val="20"/>
-          <w:szCs w:val="20"/>
-        </w:rPr>
-        <w:t>phasepoint</w:t>
-      </w:r>
-      <w:r>
-        <w:rPr>
-          <w:rFonts w:ascii="Courier New" w:hAnsi="Courier New" w:cs="Courier New"/>
-          <w:sz w:val="20"/>
-          <w:szCs w:val="20"/>
-        </w:rPr>
-        <w:t>s</w:t>
-      </w:r>
-      <w:proofErr w:type="spellEnd"/>
-      <w:r>
-        <w:t xml:space="preserve"> overlayed as single marks. </w:t>
-      </w:r>
-      <w:r>
-        <w:t xml:space="preserve"> E</w:t>
-      </w:r>
-      <w:r>
-        <w:t xml:space="preserve">xample </w:t>
-      </w:r>
-      <w:r>
-        <w:t>MATLAB</w:t>
-      </w:r>
-      <w:r>
-        <w:t xml:space="preserve"> code for</w:t>
-      </w:r>
-      <w:r>
-        <w:t xml:space="preserve"> </w:t>
-      </w:r>
-      <w:r>
-        <w:t>plot</w:t>
-      </w:r>
-      <w:r>
-        <w:t xml:space="preserve">ting </w:t>
-      </w:r>
-      <w:r>
-        <w:t>could be:</w:t>
+        <w:rPr>
+          <w:color w:val="FF0000"/>
+        </w:rPr>
+      </w:pPr>
+      <w:r>
+        <w:rPr>
+          <w:color w:val="FF0000"/>
+        </w:rPr>
+        <w:t>Gain at corner frequency</w:t>
+      </w:r>
+      <w:r>
+        <w:rPr>
+          <w:color w:val="FF0000"/>
+        </w:rPr>
+        <w:t xml:space="preserve">: </w:t>
+      </w:r>
+      <w:r>
+        <w:rPr>
+          <w:color w:val="FF0000"/>
+        </w:rPr>
+        <w:t>K – 3 = 25.55dB</w:t>
       </w:r>
     </w:p>
     <w:p>
       <w:pPr>
         <w:pStyle w:val="ListParagraph"/>
         <w:rPr>
-          <w:sz w:val="18"/>
-          <w:szCs w:val="18"/>
-        </w:rPr>
-      </w:pPr>
-    </w:p>
-    <w:p>
-      <w:pPr>
-        <w:pStyle w:val="ListParagraph"/>
-        <w:rPr>
-          <w:rFonts w:ascii="Courier New" w:hAnsi="Courier New" w:cs="Courier New"/>
-          <w:sz w:val="18"/>
-          <w:szCs w:val="18"/>
-        </w:rPr>
-      </w:pPr>
-      <w:proofErr w:type="gramStart"/>
-      <w:r>
-        <w:rPr>
-          <w:rFonts w:ascii="Courier New" w:hAnsi="Courier New" w:cs="Courier New"/>
-          <w:sz w:val="18"/>
-          <w:szCs w:val="18"/>
-        </w:rPr>
-        <w:t>subplot(</w:t>
-      </w:r>
-      <w:proofErr w:type="gramEnd"/>
-      <w:r>
-        <w:rPr>
-          <w:rFonts w:ascii="Courier New" w:hAnsi="Courier New" w:cs="Courier New"/>
-          <w:sz w:val="18"/>
-          <w:szCs w:val="18"/>
-        </w:rPr>
-        <w:t>2,1,1)</w:t>
-      </w:r>
-    </w:p>
-    <w:p>
-      <w:pPr>
-        <w:pStyle w:val="ListParagraph"/>
-        <w:rPr>
-          <w:rFonts w:ascii="Courier New" w:hAnsi="Courier New" w:cs="Courier New"/>
-          <w:sz w:val="18"/>
-          <w:szCs w:val="18"/>
-        </w:rPr>
-      </w:pPr>
+          <w:color w:val="FF0000"/>
+        </w:rPr>
+      </w:pPr>
+      <w:r>
+        <w:rPr>
+          <w:color w:val="FF0000"/>
+        </w:rPr>
+        <w:t xml:space="preserve">Corner frequency phase: </w:t>
+      </w:r>
+      <w:r>
+        <w:rPr>
+          <w:color w:val="FF0000"/>
+        </w:rPr>
+        <w:t xml:space="preserve">-45 </w:t>
+      </w:r>
       <w:proofErr w:type="spellStart"/>
-      <w:proofErr w:type="gramStart"/>
-      <w:r>
-        <w:rPr>
-          <w:rFonts w:ascii="Courier New" w:hAnsi="Courier New" w:cs="Courier New"/>
-          <w:sz w:val="18"/>
-          <w:szCs w:val="18"/>
-        </w:rPr>
-        <w:t>semilogx</w:t>
+      <w:r>
+        <w:rPr>
+          <w:color w:val="FF0000"/>
+        </w:rPr>
+        <w:t>degs</w:t>
       </w:r>
       <w:proofErr w:type="spellEnd"/>
-      <w:r>
-        <w:rPr>
-          <w:rFonts w:ascii="Courier New" w:hAnsi="Courier New" w:cs="Courier New"/>
-          <w:sz w:val="18"/>
-          <w:szCs w:val="18"/>
-        </w:rPr>
-        <w:t>(</w:t>
-      </w:r>
-      <w:proofErr w:type="gramEnd"/>
-      <w:r>
-        <w:rPr>
-          <w:rFonts w:ascii="Courier New" w:hAnsi="Courier New" w:cs="Courier New"/>
-          <w:sz w:val="18"/>
-          <w:szCs w:val="18"/>
-        </w:rPr>
-        <w:t>w,</w:t>
-      </w:r>
-      <w:proofErr w:type="spellStart"/>
-      <w:r>
-        <w:rPr>
-          <w:rFonts w:ascii="Courier New" w:hAnsi="Courier New" w:cs="Courier New"/>
-          <w:sz w:val="18"/>
-          <w:szCs w:val="18"/>
-        </w:rPr>
-        <w:t>sysmag</w:t>
-      </w:r>
-      <w:proofErr w:type="spellEnd"/>
-      <w:r>
-        <w:rPr>
-          <w:rFonts w:ascii="Courier New" w:hAnsi="Courier New" w:cs="Courier New"/>
-          <w:sz w:val="18"/>
-          <w:szCs w:val="18"/>
-        </w:rPr>
-        <w:t>,</w:t>
-      </w:r>
-      <w:r>
-        <w:rPr>
-          <w:rFonts w:ascii="Courier New" w:hAnsi="Courier New" w:cs="Courier New"/>
-          <w:sz w:val="18"/>
-          <w:szCs w:val="18"/>
-        </w:rPr>
-        <w:t>’</w:t>
-      </w:r>
-      <w:r>
-        <w:rPr>
-          <w:rFonts w:ascii="Courier New" w:hAnsi="Courier New" w:cs="Courier New"/>
-          <w:sz w:val="18"/>
-          <w:szCs w:val="18"/>
-        </w:rPr>
-        <w:t>k</w:t>
-      </w:r>
-      <w:r>
-        <w:rPr>
-          <w:rFonts w:ascii="Courier New" w:hAnsi="Courier New" w:cs="Courier New"/>
-          <w:sz w:val="18"/>
-          <w:szCs w:val="18"/>
-        </w:rPr>
-        <w:t>’</w:t>
-      </w:r>
-      <w:r>
-        <w:rPr>
-          <w:rFonts w:ascii="Courier New" w:hAnsi="Courier New" w:cs="Courier New"/>
-          <w:sz w:val="18"/>
-          <w:szCs w:val="18"/>
-        </w:rPr>
-        <w:t>,</w:t>
-      </w:r>
-      <w:proofErr w:type="spellStart"/>
-      <w:r>
-        <w:rPr>
-          <w:rFonts w:ascii="Courier New" w:hAnsi="Courier New" w:cs="Courier New"/>
-          <w:sz w:val="18"/>
-          <w:szCs w:val="18"/>
-        </w:rPr>
-        <w:t>input</w:t>
-      </w:r>
-      <w:r>
-        <w:rPr>
-          <w:rFonts w:ascii="Courier New" w:hAnsi="Courier New" w:cs="Courier New"/>
-          <w:sz w:val="18"/>
-          <w:szCs w:val="18"/>
-        </w:rPr>
-        <w:t>_freqs</w:t>
-      </w:r>
-      <w:r>
-        <w:rPr>
-          <w:rFonts w:ascii="Courier New" w:hAnsi="Courier New" w:cs="Courier New"/>
-          <w:sz w:val="18"/>
-          <w:szCs w:val="18"/>
-        </w:rPr>
-        <w:t>,magpo</w:t>
-      </w:r>
-      <w:r>
-        <w:rPr>
-          <w:rFonts w:ascii="Courier New" w:hAnsi="Courier New" w:cs="Courier New"/>
-          <w:sz w:val="18"/>
-          <w:szCs w:val="18"/>
-        </w:rPr>
-        <w:t>i</w:t>
-      </w:r>
-      <w:r>
-        <w:rPr>
-          <w:rFonts w:ascii="Courier New" w:hAnsi="Courier New" w:cs="Courier New"/>
-          <w:sz w:val="18"/>
-          <w:szCs w:val="18"/>
-        </w:rPr>
-        <w:t>nts</w:t>
-      </w:r>
-      <w:proofErr w:type="spellEnd"/>
-      <w:r>
-        <w:rPr>
-          <w:rFonts w:ascii="Courier New" w:hAnsi="Courier New" w:cs="Courier New"/>
-          <w:sz w:val="18"/>
-          <w:szCs w:val="18"/>
-        </w:rPr>
-        <w:t>,</w:t>
-      </w:r>
-      <w:r>
-        <w:rPr>
-          <w:rFonts w:ascii="Courier New" w:hAnsi="Courier New" w:cs="Courier New"/>
-          <w:sz w:val="18"/>
-          <w:szCs w:val="18"/>
-        </w:rPr>
-        <w:t xml:space="preserve"> '</w:t>
-      </w:r>
-      <w:proofErr w:type="spellStart"/>
-      <w:r>
-        <w:rPr>
-          <w:rFonts w:ascii="Courier New" w:hAnsi="Courier New" w:cs="Courier New"/>
-          <w:sz w:val="18"/>
-          <w:szCs w:val="18"/>
-        </w:rPr>
-        <w:t>bs','linewidth</w:t>
-      </w:r>
-      <w:proofErr w:type="spellEnd"/>
-      <w:r>
-        <w:rPr>
-          <w:rFonts w:ascii="Courier New" w:hAnsi="Courier New" w:cs="Courier New"/>
-          <w:sz w:val="18"/>
-          <w:szCs w:val="18"/>
-        </w:rPr>
-        <w:t>', 2);</w:t>
-      </w:r>
-    </w:p>
-    <w:p>
-      <w:pPr>
-        <w:pStyle w:val="ListParagraph"/>
-        <w:rPr>
-          <w:rFonts w:ascii="Courier New" w:hAnsi="Courier New" w:cs="Courier New"/>
-          <w:sz w:val="18"/>
-          <w:szCs w:val="18"/>
-        </w:rPr>
-      </w:pPr>
-      <w:proofErr w:type="spellStart"/>
-      <w:proofErr w:type="gramStart"/>
-      <w:r>
-        <w:rPr>
-          <w:rFonts w:ascii="Courier New" w:hAnsi="Courier New" w:cs="Courier New"/>
-          <w:sz w:val="18"/>
-          <w:szCs w:val="18"/>
-        </w:rPr>
-        <w:t>xlabel</w:t>
-      </w:r>
-      <w:proofErr w:type="spellEnd"/>
-      <w:r>
-        <w:rPr>
-          <w:rFonts w:ascii="Courier New" w:hAnsi="Courier New" w:cs="Courier New"/>
-          <w:sz w:val="18"/>
-          <w:szCs w:val="18"/>
-        </w:rPr>
-        <w:t>(</w:t>
-      </w:r>
-      <w:proofErr w:type="gramEnd"/>
-      <w:r>
-        <w:rPr>
-          <w:rFonts w:ascii="Courier New" w:hAnsi="Courier New" w:cs="Courier New"/>
-          <w:sz w:val="18"/>
-          <w:szCs w:val="18"/>
-        </w:rPr>
-        <w:t>'Frequency (rad/s)');</w:t>
-      </w:r>
-      <w:proofErr w:type="spellStart"/>
-      <w:r>
-        <w:rPr>
-          <w:rFonts w:ascii="Courier New" w:hAnsi="Courier New" w:cs="Courier New"/>
-          <w:sz w:val="18"/>
-          <w:szCs w:val="18"/>
-        </w:rPr>
-        <w:t>ylabel</w:t>
-      </w:r>
-      <w:proofErr w:type="spellEnd"/>
-      <w:r>
-        <w:rPr>
-          <w:rFonts w:ascii="Courier New" w:hAnsi="Courier New" w:cs="Courier New"/>
-          <w:sz w:val="18"/>
-          <w:szCs w:val="18"/>
-        </w:rPr>
-        <w:t>('Magnitude (dB)')</w:t>
-      </w:r>
-    </w:p>
-    <w:p>
-      <w:pPr>
-        <w:pStyle w:val="ListParagraph"/>
-        <w:rPr>
-          <w:rFonts w:ascii="Courier New" w:hAnsi="Courier New" w:cs="Courier New"/>
-          <w:sz w:val="18"/>
-          <w:szCs w:val="18"/>
-        </w:rPr>
-      </w:pPr>
-      <w:proofErr w:type="spellStart"/>
-      <w:proofErr w:type="gramStart"/>
-      <w:r>
-        <w:rPr>
-          <w:rFonts w:ascii="Courier New" w:hAnsi="Courier New" w:cs="Courier New"/>
-          <w:sz w:val="18"/>
-          <w:szCs w:val="18"/>
-        </w:rPr>
-        <w:t>ylim</w:t>
-      </w:r>
-      <w:proofErr w:type="spellEnd"/>
-      <w:r>
-        <w:rPr>
-          <w:rFonts w:ascii="Courier New" w:hAnsi="Courier New" w:cs="Courier New"/>
-          <w:sz w:val="18"/>
-          <w:szCs w:val="18"/>
-        </w:rPr>
-        <w:t>(</w:t>
-      </w:r>
-      <w:proofErr w:type="gramEnd"/>
-      <w:r>
-        <w:rPr>
-          <w:rFonts w:ascii="Courier New" w:hAnsi="Courier New" w:cs="Courier New"/>
-          <w:sz w:val="18"/>
-          <w:szCs w:val="18"/>
-        </w:rPr>
-        <w:t>[-20,40]);</w:t>
-      </w:r>
-    </w:p>
-    <w:p>
-      <w:pPr>
-        <w:pStyle w:val="ListParagraph"/>
-        <w:rPr>
-          <w:rFonts w:ascii="Courier New" w:hAnsi="Courier New" w:cs="Courier New"/>
-          <w:sz w:val="18"/>
-          <w:szCs w:val="18"/>
-        </w:rPr>
-      </w:pPr>
-      <w:proofErr w:type="spellStart"/>
-      <w:proofErr w:type="gramStart"/>
-      <w:r>
-        <w:rPr>
-          <w:rFonts w:ascii="Courier New" w:hAnsi="Courier New" w:cs="Courier New"/>
-          <w:sz w:val="18"/>
-          <w:szCs w:val="18"/>
-        </w:rPr>
-        <w:t>yticks</w:t>
-      </w:r>
-      <w:proofErr w:type="spellEnd"/>
-      <w:r>
-        <w:rPr>
-          <w:rFonts w:ascii="Courier New" w:hAnsi="Courier New" w:cs="Courier New"/>
-          <w:sz w:val="18"/>
-          <w:szCs w:val="18"/>
-        </w:rPr>
-        <w:t>(</w:t>
-      </w:r>
-      <w:proofErr w:type="gramEnd"/>
-      <w:r>
-        <w:rPr>
-          <w:rFonts w:ascii="Courier New" w:hAnsi="Courier New" w:cs="Courier New"/>
-          <w:sz w:val="18"/>
-          <w:szCs w:val="18"/>
-        </w:rPr>
-        <w:t>[-20:20:40]);</w:t>
-      </w:r>
-    </w:p>
-    <w:p>
-      <w:pPr>
-        <w:pStyle w:val="ListParagraph"/>
-        <w:rPr>
-          <w:rFonts w:ascii="Courier New" w:hAnsi="Courier New" w:cs="Courier New"/>
-          <w:sz w:val="18"/>
-          <w:szCs w:val="18"/>
-        </w:rPr>
-      </w:pPr>
-      <w:r>
-        <w:rPr>
-          <w:rFonts w:ascii="Courier New" w:hAnsi="Courier New" w:cs="Courier New"/>
-          <w:sz w:val="18"/>
-          <w:szCs w:val="18"/>
-        </w:rPr>
-        <w:t xml:space="preserve">grid </w:t>
-      </w:r>
-      <w:proofErr w:type="gramStart"/>
-      <w:r>
-        <w:rPr>
-          <w:rFonts w:ascii="Courier New" w:hAnsi="Courier New" w:cs="Courier New"/>
-          <w:sz w:val="18"/>
-          <w:szCs w:val="18"/>
-        </w:rPr>
-        <w:t>on;</w:t>
-      </w:r>
-      <w:proofErr w:type="gramEnd"/>
-    </w:p>
-    <w:p>
-      <w:pPr>
-        <w:pStyle w:val="ListParagraph"/>
-        <w:rPr>
-          <w:rFonts w:ascii="Courier New" w:hAnsi="Courier New" w:cs="Courier New"/>
-          <w:sz w:val="18"/>
-          <w:szCs w:val="18"/>
-        </w:rPr>
-      </w:pPr>
-      <w:proofErr w:type="gramStart"/>
-      <w:r>
-        <w:rPr>
-          <w:rFonts w:ascii="Courier New" w:hAnsi="Courier New" w:cs="Courier New"/>
-          <w:sz w:val="18"/>
-          <w:szCs w:val="18"/>
-        </w:rPr>
-        <w:t>title(</w:t>
-      </w:r>
-      <w:proofErr w:type="gramEnd"/>
-      <w:r>
-        <w:rPr>
-          <w:rFonts w:ascii="Courier New" w:hAnsi="Courier New" w:cs="Courier New"/>
-          <w:sz w:val="18"/>
-          <w:szCs w:val="18"/>
-        </w:rPr>
-        <w:t>'Experimental vs Theoretical Bode Plot')</w:t>
-      </w:r>
-    </w:p>
-    <w:p>
-      <w:pPr>
-        <w:pStyle w:val="ListParagraph"/>
-        <w:rPr>
-          <w:rFonts w:ascii="Courier New" w:hAnsi="Courier New" w:cs="Courier New"/>
-          <w:sz w:val="18"/>
-          <w:szCs w:val="18"/>
-        </w:rPr>
-      </w:pPr>
-    </w:p>
-    <w:p>
-      <w:pPr>
-        <w:pStyle w:val="ListParagraph"/>
-        <w:rPr>
-          <w:rFonts w:ascii="Courier New" w:hAnsi="Courier New" w:cs="Courier New"/>
-          <w:sz w:val="18"/>
-          <w:szCs w:val="18"/>
-        </w:rPr>
-      </w:pPr>
-      <w:proofErr w:type="gramStart"/>
-      <w:r>
-        <w:rPr>
-          <w:rFonts w:ascii="Courier New" w:hAnsi="Courier New" w:cs="Courier New"/>
-          <w:sz w:val="18"/>
-          <w:szCs w:val="18"/>
-        </w:rPr>
-        <w:t>subplot(</w:t>
-      </w:r>
-      <w:proofErr w:type="gramEnd"/>
-      <w:r>
-        <w:rPr>
-          <w:rFonts w:ascii="Courier New" w:hAnsi="Courier New" w:cs="Courier New"/>
-          <w:sz w:val="18"/>
-          <w:szCs w:val="18"/>
-        </w:rPr>
-        <w:t>2,1,2)</w:t>
-      </w:r>
-    </w:p>
-    <w:p>
-      <w:pPr>
-        <w:pStyle w:val="ListParagraph"/>
-        <w:rPr>
-          <w:rFonts w:ascii="Courier New" w:hAnsi="Courier New" w:cs="Courier New"/>
-          <w:sz w:val="18"/>
-          <w:szCs w:val="18"/>
-        </w:rPr>
-      </w:pPr>
-      <w:proofErr w:type="gramStart"/>
-      <w:r>
-        <w:rPr>
-          <w:rFonts w:ascii="Courier New" w:hAnsi="Courier New" w:cs="Courier New"/>
-          <w:sz w:val="18"/>
-          <w:szCs w:val="18"/>
-        </w:rPr>
-        <w:t>semilogx(</w:t>
-      </w:r>
-      <w:proofErr w:type="gramEnd"/>
-      <w:r>
-        <w:rPr>
-          <w:rFonts w:ascii="Courier New" w:hAnsi="Courier New" w:cs="Courier New"/>
-          <w:sz w:val="18"/>
-          <w:szCs w:val="18"/>
-        </w:rPr>
-        <w:t>w,sysphase,'k-',input_</w:t>
-      </w:r>
-      <w:r>
-        <w:rPr>
-          <w:rFonts w:ascii="Courier New" w:hAnsi="Courier New" w:cs="Courier New"/>
-          <w:sz w:val="18"/>
-          <w:szCs w:val="18"/>
-        </w:rPr>
-        <w:t>freqs</w:t>
-      </w:r>
-      <w:r>
-        <w:rPr>
-          <w:rFonts w:ascii="Courier New" w:hAnsi="Courier New" w:cs="Courier New"/>
-          <w:sz w:val="18"/>
-          <w:szCs w:val="18"/>
-        </w:rPr>
-        <w:t>,ph</w:t>
-      </w:r>
-      <w:r>
-        <w:rPr>
-          <w:rFonts w:ascii="Courier New" w:hAnsi="Courier New" w:cs="Courier New"/>
-          <w:sz w:val="18"/>
-          <w:szCs w:val="18"/>
-        </w:rPr>
-        <w:t>asepoints</w:t>
-      </w:r>
-      <w:r>
-        <w:rPr>
-          <w:rFonts w:ascii="Courier New" w:hAnsi="Courier New" w:cs="Courier New"/>
-          <w:sz w:val="18"/>
-          <w:szCs w:val="18"/>
-        </w:rPr>
-        <w:t>','bs','linewidth', 2);</w:t>
-      </w:r>
-    </w:p>
-    <w:p>
-      <w:pPr>
-        <w:pStyle w:val="ListParagraph"/>
-        <w:rPr>
-          <w:rFonts w:ascii="Courier New" w:hAnsi="Courier New" w:cs="Courier New"/>
-          <w:sz w:val="18"/>
-          <w:szCs w:val="18"/>
-        </w:rPr>
-      </w:pPr>
-      <w:proofErr w:type="spellStart"/>
-      <w:proofErr w:type="gramStart"/>
-      <w:r>
-        <w:rPr>
-          <w:rFonts w:ascii="Courier New" w:hAnsi="Courier New" w:cs="Courier New"/>
-          <w:sz w:val="18"/>
-          <w:szCs w:val="18"/>
-        </w:rPr>
-        <w:t>xlabel</w:t>
-      </w:r>
-      <w:proofErr w:type="spellEnd"/>
-      <w:r>
-        <w:rPr>
-          <w:rFonts w:ascii="Courier New" w:hAnsi="Courier New" w:cs="Courier New"/>
-          <w:sz w:val="18"/>
-          <w:szCs w:val="18"/>
-        </w:rPr>
-        <w:t>(</w:t>
-      </w:r>
-      <w:proofErr w:type="gramEnd"/>
-      <w:r>
-        <w:rPr>
-          <w:rFonts w:ascii="Courier New" w:hAnsi="Courier New" w:cs="Courier New"/>
-          <w:sz w:val="18"/>
-          <w:szCs w:val="18"/>
-        </w:rPr>
-        <w:t xml:space="preserve">'Frequency (rad/s)'); </w:t>
-      </w:r>
-      <w:proofErr w:type="spellStart"/>
-      <w:r>
-        <w:rPr>
-          <w:rFonts w:ascii="Courier New" w:hAnsi="Courier New" w:cs="Courier New"/>
-          <w:sz w:val="18"/>
-          <w:szCs w:val="18"/>
-        </w:rPr>
-        <w:t>ylabel</w:t>
-      </w:r>
-      <w:proofErr w:type="spellEnd"/>
-      <w:r>
-        <w:rPr>
-          <w:rFonts w:ascii="Courier New" w:hAnsi="Courier New" w:cs="Courier New"/>
-          <w:sz w:val="18"/>
-          <w:szCs w:val="18"/>
-        </w:rPr>
-        <w:t>('Phase (deg)')</w:t>
-      </w:r>
-    </w:p>
-    <w:p>
-      <w:pPr>
-        <w:pStyle w:val="ListParagraph"/>
-        <w:rPr>
-          <w:rFonts w:ascii="Courier New" w:hAnsi="Courier New" w:cs="Courier New"/>
-          <w:sz w:val="18"/>
-          <w:szCs w:val="18"/>
-        </w:rPr>
-      </w:pPr>
-      <w:proofErr w:type="spellStart"/>
-      <w:proofErr w:type="gramStart"/>
-      <w:r>
-        <w:rPr>
-          <w:rFonts w:ascii="Courier New" w:hAnsi="Courier New" w:cs="Courier New"/>
-          <w:sz w:val="18"/>
-          <w:szCs w:val="18"/>
-        </w:rPr>
-        <w:t>ylim</w:t>
-      </w:r>
-      <w:proofErr w:type="spellEnd"/>
-      <w:r>
-        <w:rPr>
-          <w:rFonts w:ascii="Courier New" w:hAnsi="Courier New" w:cs="Courier New"/>
-          <w:sz w:val="18"/>
-          <w:szCs w:val="18"/>
-        </w:rPr>
-        <w:t>(</w:t>
-      </w:r>
-      <w:proofErr w:type="gramEnd"/>
-      <w:r>
-        <w:rPr>
-          <w:rFonts w:ascii="Courier New" w:hAnsi="Courier New" w:cs="Courier New"/>
-          <w:sz w:val="18"/>
-          <w:szCs w:val="18"/>
-        </w:rPr>
-        <w:t>[-180,0]);</w:t>
-      </w:r>
-    </w:p>
-    <w:p>
-      <w:pPr>
-        <w:pStyle w:val="ListParagraph"/>
-        <w:rPr>
-          <w:rFonts w:ascii="Courier New" w:hAnsi="Courier New" w:cs="Courier New"/>
-          <w:sz w:val="18"/>
-          <w:szCs w:val="18"/>
-        </w:rPr>
-      </w:pPr>
-      <w:proofErr w:type="spellStart"/>
-      <w:proofErr w:type="gramStart"/>
-      <w:r>
-        <w:rPr>
-          <w:rFonts w:ascii="Courier New" w:hAnsi="Courier New" w:cs="Courier New"/>
-          <w:sz w:val="18"/>
-          <w:szCs w:val="18"/>
-        </w:rPr>
-        <w:t>yticks</w:t>
-      </w:r>
-      <w:proofErr w:type="spellEnd"/>
-      <w:r>
-        <w:rPr>
-          <w:rFonts w:ascii="Courier New" w:hAnsi="Courier New" w:cs="Courier New"/>
-          <w:sz w:val="18"/>
-          <w:szCs w:val="18"/>
-        </w:rPr>
-        <w:t>(</w:t>
-      </w:r>
-      <w:proofErr w:type="gramEnd"/>
-      <w:r>
-        <w:rPr>
-          <w:rFonts w:ascii="Courier New" w:hAnsi="Courier New" w:cs="Courier New"/>
-          <w:sz w:val="18"/>
-          <w:szCs w:val="18"/>
-        </w:rPr>
-        <w:t>[-180:45:45]);</w:t>
-      </w:r>
-    </w:p>
-    <w:p>
-      <w:pPr>
-        <w:pStyle w:val="ListParagraph"/>
-        <w:rPr>
-          <w:rFonts w:ascii="Courier New" w:hAnsi="Courier New" w:cs="Courier New"/>
-          <w:sz w:val="18"/>
-          <w:szCs w:val="18"/>
-        </w:rPr>
-      </w:pPr>
-      <w:r>
-        <w:rPr>
-          <w:rFonts w:ascii="Courier New" w:hAnsi="Courier New" w:cs="Courier New"/>
-          <w:sz w:val="18"/>
-          <w:szCs w:val="18"/>
-        </w:rPr>
-        <w:t xml:space="preserve">grid </w:t>
-      </w:r>
-      <w:proofErr w:type="gramStart"/>
-      <w:r>
-        <w:rPr>
-          <w:rFonts w:ascii="Courier New" w:hAnsi="Courier New" w:cs="Courier New"/>
-          <w:sz w:val="18"/>
-          <w:szCs w:val="18"/>
-        </w:rPr>
-        <w:t>on;</w:t>
-      </w:r>
-      <w:proofErr w:type="gramEnd"/>
-    </w:p>
-    <w:p>
-      <w:pPr>
-        <w:pStyle w:val="ListParagraph"/>
-        <w:rPr>
-          <w:rFonts w:ascii="Courier New" w:hAnsi="Courier New" w:cs="Courier New"/>
-          <w:sz w:val="20"/>
-          <w:szCs w:val="20"/>
-        </w:rPr>
-      </w:pPr>
-    </w:p>
-    <w:p>
-      <w:pPr>
-        <w:pStyle w:val="ListParagraph"/>
-      </w:pPr>
-      <w:r>
-        <w:t xml:space="preserve">where </w:t>
-      </w:r>
-      <w:proofErr w:type="spellStart"/>
-      <w:r>
-        <w:rPr>
-          <w:rFonts w:ascii="Courier New" w:hAnsi="Courier New" w:cs="Courier New"/>
-          <w:sz w:val="20"/>
-          <w:szCs w:val="20"/>
-        </w:rPr>
-        <w:t>input_freqs</w:t>
-      </w:r>
-      <w:proofErr w:type="spellEnd"/>
-      <w:r>
-        <w:t xml:space="preserve">, </w:t>
-      </w:r>
-      <w:proofErr w:type="spellStart"/>
-      <w:r>
-        <w:rPr>
-          <w:rFonts w:ascii="Courier New" w:hAnsi="Courier New" w:cs="Courier New"/>
-          <w:sz w:val="20"/>
-          <w:szCs w:val="20"/>
-        </w:rPr>
-        <w:t>magpoints</w:t>
-      </w:r>
-      <w:proofErr w:type="spellEnd"/>
-      <w:r>
-        <w:rPr>
-          <w:rFonts w:ascii="Courier New" w:hAnsi="Courier New" w:cs="Courier New"/>
-          <w:sz w:val="20"/>
-          <w:szCs w:val="20"/>
-        </w:rPr>
-        <w:t xml:space="preserve">, </w:t>
-      </w:r>
-      <w:r>
-        <w:t>and</w:t>
-      </w:r>
-      <w:r>
-        <w:rPr>
-          <w:rFonts w:ascii="Courier New" w:hAnsi="Courier New" w:cs="Courier New"/>
-          <w:sz w:val="20"/>
-          <w:szCs w:val="20"/>
-        </w:rPr>
-        <w:t xml:space="preserve"> </w:t>
-      </w:r>
-      <w:proofErr w:type="spellStart"/>
-      <w:r>
-        <w:rPr>
-          <w:rFonts w:ascii="Courier New" w:hAnsi="Courier New" w:cs="Courier New"/>
-          <w:sz w:val="20"/>
-          <w:szCs w:val="20"/>
-        </w:rPr>
-        <w:t>phasepoints</w:t>
-      </w:r>
-      <w:proofErr w:type="spellEnd"/>
-      <w:r>
-        <w:rPr>
-          <w:rFonts w:ascii="Courier New" w:hAnsi="Courier New" w:cs="Courier New"/>
-          <w:sz w:val="20"/>
-          <w:szCs w:val="20"/>
-        </w:rPr>
-        <w:t xml:space="preserve"> </w:t>
-      </w:r>
-      <w:r>
-        <w:t>are vectors containing your measurements</w:t>
-      </w:r>
-      <w:r>
-        <w:t xml:space="preserve"> in dB and degrees</w:t>
-      </w:r>
-      <w:r>
-        <w:t xml:space="preserve">. This would plot </w:t>
-      </w:r>
-      <w:proofErr w:type="spellStart"/>
-      <w:r>
-        <w:rPr>
-          <w:rFonts w:ascii="Courier New" w:hAnsi="Courier New" w:cs="Courier New"/>
-          <w:sz w:val="20"/>
-          <w:szCs w:val="20"/>
-        </w:rPr>
-        <w:t>sysmag</w:t>
-      </w:r>
-      <w:proofErr w:type="spellEnd"/>
-      <w:r>
-        <w:rPr>
-          <w:rFonts w:ascii="Courier New" w:hAnsi="Courier New" w:cs="Courier New"/>
-          <w:sz w:val="20"/>
-          <w:szCs w:val="20"/>
-        </w:rPr>
-        <w:t xml:space="preserve"> </w:t>
-      </w:r>
-      <w:r>
-        <w:t xml:space="preserve">as a black line and </w:t>
-      </w:r>
-      <w:proofErr w:type="spellStart"/>
-      <w:r>
-        <w:rPr>
-          <w:rFonts w:ascii="Courier New" w:hAnsi="Courier New" w:cs="Courier New"/>
-          <w:sz w:val="20"/>
-          <w:szCs w:val="20"/>
-        </w:rPr>
-        <w:t>magpoints</w:t>
-      </w:r>
-      <w:proofErr w:type="spellEnd"/>
-      <w:r>
-        <w:t xml:space="preserve"> as blue squares. </w:t>
-      </w:r>
-      <w:r>
-        <w:t xml:space="preserve"> </w:t>
-      </w:r>
-      <w:r>
-        <w:t xml:space="preserve">Type </w:t>
-      </w:r>
-      <w:r>
-        <w:t>“help plot” in MATLAB</w:t>
-      </w:r>
-      <w:r>
-        <w:t xml:space="preserve"> to see a sampling of the other options.</w:t>
-      </w:r>
-      <w:r>
-        <w:t xml:space="preserve">  </w:t>
-      </w:r>
-      <w:r>
-        <w:rPr>
-          <w:i/>
-          <w:iCs/>
-        </w:rPr>
-        <w:t>Turn in your own code labeled with your name.</w:t>
-      </w:r>
     </w:p>
     <w:p>
       <w:pPr>
@@ -5619,19 +6360,1166 @@
         </w:numPr>
       </w:pPr>
       <w:r>
-        <w:t xml:space="preserve">Briefly discuss the comparison and if there are any discrepancies between the model and experimental results, include </w:t>
-      </w:r>
-      <w:r>
-        <w:t xml:space="preserve">any factors that may contribute to the differences. </w:t>
-      </w:r>
-      <w:r>
-        <w:t xml:space="preserve">  </w:t>
+        <w:t>Enter</w:t>
+      </w:r>
+      <w:r>
+        <w:t xml:space="preserve"> your</w:t>
+      </w:r>
+      <w:r>
+        <w:t xml:space="preserve"> input frequencies and experimentally determined</w:t>
+      </w:r>
+      <w:r>
+        <w:t xml:space="preserve"> </w:t>
+      </w:r>
+      <w:r>
+        <w:t>magnitude</w:t>
+      </w:r>
+      <w:r>
+        <w:t>s</w:t>
+      </w:r>
+      <w:r>
+        <w:t xml:space="preserve"> </w:t>
+      </w:r>
+      <w:r>
+        <w:t>in dB and phase</w:t>
+      </w:r>
+      <w:r>
+        <w:t>s</w:t>
+      </w:r>
+      <w:r>
+        <w:t xml:space="preserve"> in degrees </w:t>
+      </w:r>
+      <w:r>
+        <w:t>at different input voltages</w:t>
+      </w:r>
+      <w:r>
+        <w:t xml:space="preserve"> into </w:t>
+      </w:r>
+      <w:r>
+        <w:t>MATLAB</w:t>
+      </w:r>
+      <w:r>
+        <w:t xml:space="preserve">.  </w:t>
+      </w:r>
+      <w:r>
+        <w:t xml:space="preserve">Plot your experimentally measured points on top of the theoretical Bode plot (separate plots for magnitude and </w:t>
+      </w:r>
+      <w:proofErr w:type="gramStart"/>
+      <w:r>
+        <w:t>phase )</w:t>
+      </w:r>
+      <w:proofErr w:type="gramEnd"/>
+      <w:r>
+        <w:t>.</w:t>
+      </w:r>
+      <w:r>
+        <w:t xml:space="preserve"> </w:t>
+      </w:r>
+      <w:r>
+        <w:t xml:space="preserve">Plot the input frequency on a log-scale using the </w:t>
+      </w:r>
+      <w:r>
+        <w:t>“</w:t>
+      </w:r>
+      <w:proofErr w:type="spellStart"/>
+      <w:r>
+        <w:rPr>
+          <w:rFonts w:ascii="Courier New" w:hAnsi="Courier New" w:cs="Courier New"/>
+          <w:sz w:val="20"/>
+          <w:szCs w:val="20"/>
+        </w:rPr>
+        <w:t>semilogx</w:t>
+      </w:r>
+      <w:proofErr w:type="spellEnd"/>
+      <w:r>
+        <w:t>”</w:t>
+      </w:r>
+      <w:r>
+        <w:t xml:space="preserve"> command. Check the help function if you are unfamiliar with it. Verify that the experimental data point</w:t>
+      </w:r>
+      <w:r>
+        <w:t>s</w:t>
+      </w:r>
+      <w:r>
+        <w:t xml:space="preserve"> match the theoretical curves. The </w:t>
+      </w:r>
+      <w:proofErr w:type="spellStart"/>
+      <w:r>
+        <w:rPr>
+          <w:rFonts w:ascii="Courier New" w:hAnsi="Courier New" w:cs="Courier New"/>
+          <w:sz w:val="20"/>
+          <w:szCs w:val="20"/>
+        </w:rPr>
+        <w:t>sysmag</w:t>
+      </w:r>
+      <w:proofErr w:type="spellEnd"/>
+      <w:r>
+        <w:t xml:space="preserve"> and </w:t>
+      </w:r>
+      <w:proofErr w:type="spellStart"/>
+      <w:r>
+        <w:rPr>
+          <w:rFonts w:ascii="Courier New" w:hAnsi="Courier New" w:cs="Courier New"/>
+          <w:sz w:val="20"/>
+          <w:szCs w:val="20"/>
+        </w:rPr>
+        <w:t>sysphase</w:t>
+      </w:r>
+      <w:proofErr w:type="spellEnd"/>
+      <w:r>
+        <w:t xml:space="preserve"> plots should be solid lines, with the </w:t>
+      </w:r>
+      <w:proofErr w:type="spellStart"/>
+      <w:r>
+        <w:rPr>
+          <w:rFonts w:ascii="Courier New" w:hAnsi="Courier New" w:cs="Courier New"/>
+          <w:sz w:val="20"/>
+          <w:szCs w:val="20"/>
+        </w:rPr>
+        <w:t>magpoint</w:t>
+      </w:r>
+      <w:r>
+        <w:rPr>
+          <w:rFonts w:ascii="Courier New" w:hAnsi="Courier New" w:cs="Courier New"/>
+          <w:sz w:val="20"/>
+          <w:szCs w:val="20"/>
+        </w:rPr>
+        <w:t>s</w:t>
+      </w:r>
+      <w:proofErr w:type="spellEnd"/>
+      <w:r>
+        <w:t xml:space="preserve"> and </w:t>
+      </w:r>
+      <w:proofErr w:type="spellStart"/>
+      <w:r>
+        <w:rPr>
+          <w:rFonts w:ascii="Courier New" w:hAnsi="Courier New" w:cs="Courier New"/>
+          <w:sz w:val="20"/>
+          <w:szCs w:val="20"/>
+        </w:rPr>
+        <w:t>phasepoint</w:t>
+      </w:r>
+      <w:r>
+        <w:rPr>
+          <w:rFonts w:ascii="Courier New" w:hAnsi="Courier New" w:cs="Courier New"/>
+          <w:sz w:val="20"/>
+          <w:szCs w:val="20"/>
+        </w:rPr>
+        <w:t>s</w:t>
+      </w:r>
+      <w:proofErr w:type="spellEnd"/>
+      <w:r>
+        <w:t xml:space="preserve"> overlayed as single marks. </w:t>
+      </w:r>
+      <w:r>
+        <w:t xml:space="preserve"> E</w:t>
+      </w:r>
+      <w:r>
+        <w:t xml:space="preserve">xample </w:t>
+      </w:r>
+      <w:r>
+        <w:t>MATLAB</w:t>
+      </w:r>
+      <w:r>
+        <w:t xml:space="preserve"> code for</w:t>
+      </w:r>
+      <w:r>
+        <w:t xml:space="preserve"> </w:t>
+      </w:r>
+      <w:r>
+        <w:t>plot</w:t>
+      </w:r>
+      <w:r>
+        <w:t xml:space="preserve">ting </w:t>
+      </w:r>
+      <w:r>
+        <w:t>could be:</w:t>
       </w:r>
     </w:p>
     <w:p>
       <w:pPr>
         <w:pStyle w:val="ListParagraph"/>
-      </w:pPr>
+        <w:rPr>
+          <w:sz w:val="18"/>
+          <w:szCs w:val="18"/>
+        </w:rPr>
+      </w:pPr>
+    </w:p>
+    <w:p>
+      <w:pPr>
+        <w:pStyle w:val="ListParagraph"/>
+        <w:rPr>
+          <w:rFonts w:ascii="Courier New" w:hAnsi="Courier New" w:cs="Courier New"/>
+          <w:sz w:val="18"/>
+          <w:szCs w:val="18"/>
+        </w:rPr>
+      </w:pPr>
+      <w:proofErr w:type="gramStart"/>
+      <w:r>
+        <w:rPr>
+          <w:rFonts w:ascii="Courier New" w:hAnsi="Courier New" w:cs="Courier New"/>
+          <w:sz w:val="18"/>
+          <w:szCs w:val="18"/>
+        </w:rPr>
+        <w:t>subplot(</w:t>
+      </w:r>
+      <w:proofErr w:type="gramEnd"/>
+      <w:r>
+        <w:rPr>
+          <w:rFonts w:ascii="Courier New" w:hAnsi="Courier New" w:cs="Courier New"/>
+          <w:sz w:val="18"/>
+          <w:szCs w:val="18"/>
+        </w:rPr>
+        <w:t>2,1,1)</w:t>
+      </w:r>
+    </w:p>
+    <w:p>
+      <w:pPr>
+        <w:pStyle w:val="ListParagraph"/>
+        <w:rPr>
+          <w:rFonts w:ascii="Courier New" w:hAnsi="Courier New" w:cs="Courier New"/>
+          <w:sz w:val="18"/>
+          <w:szCs w:val="18"/>
+        </w:rPr>
+      </w:pPr>
+      <w:proofErr w:type="spellStart"/>
+      <w:proofErr w:type="gramStart"/>
+      <w:r>
+        <w:rPr>
+          <w:rFonts w:ascii="Courier New" w:hAnsi="Courier New" w:cs="Courier New"/>
+          <w:sz w:val="18"/>
+          <w:szCs w:val="18"/>
+        </w:rPr>
+        <w:t>semilogx</w:t>
+      </w:r>
+      <w:proofErr w:type="spellEnd"/>
+      <w:r>
+        <w:rPr>
+          <w:rFonts w:ascii="Courier New" w:hAnsi="Courier New" w:cs="Courier New"/>
+          <w:sz w:val="18"/>
+          <w:szCs w:val="18"/>
+        </w:rPr>
+        <w:t>(</w:t>
+      </w:r>
+      <w:proofErr w:type="gramEnd"/>
+      <w:r>
+        <w:rPr>
+          <w:rFonts w:ascii="Courier New" w:hAnsi="Courier New" w:cs="Courier New"/>
+          <w:sz w:val="18"/>
+          <w:szCs w:val="18"/>
+        </w:rPr>
+        <w:t>w,</w:t>
+      </w:r>
+      <w:proofErr w:type="spellStart"/>
+      <w:r>
+        <w:rPr>
+          <w:rFonts w:ascii="Courier New" w:hAnsi="Courier New" w:cs="Courier New"/>
+          <w:sz w:val="18"/>
+          <w:szCs w:val="18"/>
+        </w:rPr>
+        <w:t>sysmag</w:t>
+      </w:r>
+      <w:proofErr w:type="spellEnd"/>
+      <w:r>
+        <w:rPr>
+          <w:rFonts w:ascii="Courier New" w:hAnsi="Courier New" w:cs="Courier New"/>
+          <w:sz w:val="18"/>
+          <w:szCs w:val="18"/>
+        </w:rPr>
+        <w:t>,</w:t>
+      </w:r>
+      <w:r>
+        <w:rPr>
+          <w:rFonts w:ascii="Courier New" w:hAnsi="Courier New" w:cs="Courier New"/>
+          <w:sz w:val="18"/>
+          <w:szCs w:val="18"/>
+        </w:rPr>
+        <w:t>’</w:t>
+      </w:r>
+      <w:r>
+        <w:rPr>
+          <w:rFonts w:ascii="Courier New" w:hAnsi="Courier New" w:cs="Courier New"/>
+          <w:sz w:val="18"/>
+          <w:szCs w:val="18"/>
+        </w:rPr>
+        <w:t>k</w:t>
+      </w:r>
+      <w:r>
+        <w:rPr>
+          <w:rFonts w:ascii="Courier New" w:hAnsi="Courier New" w:cs="Courier New"/>
+          <w:sz w:val="18"/>
+          <w:szCs w:val="18"/>
+        </w:rPr>
+        <w:t>’</w:t>
+      </w:r>
+      <w:r>
+        <w:rPr>
+          <w:rFonts w:ascii="Courier New" w:hAnsi="Courier New" w:cs="Courier New"/>
+          <w:sz w:val="18"/>
+          <w:szCs w:val="18"/>
+        </w:rPr>
+        <w:t>,</w:t>
+      </w:r>
+      <w:proofErr w:type="spellStart"/>
+      <w:r>
+        <w:rPr>
+          <w:rFonts w:ascii="Courier New" w:hAnsi="Courier New" w:cs="Courier New"/>
+          <w:sz w:val="18"/>
+          <w:szCs w:val="18"/>
+        </w:rPr>
+        <w:t>input</w:t>
+      </w:r>
+      <w:r>
+        <w:rPr>
+          <w:rFonts w:ascii="Courier New" w:hAnsi="Courier New" w:cs="Courier New"/>
+          <w:sz w:val="18"/>
+          <w:szCs w:val="18"/>
+        </w:rPr>
+        <w:t>_freqs</w:t>
+      </w:r>
+      <w:r>
+        <w:rPr>
+          <w:rFonts w:ascii="Courier New" w:hAnsi="Courier New" w:cs="Courier New"/>
+          <w:sz w:val="18"/>
+          <w:szCs w:val="18"/>
+        </w:rPr>
+        <w:t>,magpo</w:t>
+      </w:r>
+      <w:r>
+        <w:rPr>
+          <w:rFonts w:ascii="Courier New" w:hAnsi="Courier New" w:cs="Courier New"/>
+          <w:sz w:val="18"/>
+          <w:szCs w:val="18"/>
+        </w:rPr>
+        <w:t>i</w:t>
+      </w:r>
+      <w:r>
+        <w:rPr>
+          <w:rFonts w:ascii="Courier New" w:hAnsi="Courier New" w:cs="Courier New"/>
+          <w:sz w:val="18"/>
+          <w:szCs w:val="18"/>
+        </w:rPr>
+        <w:t>nts</w:t>
+      </w:r>
+      <w:proofErr w:type="spellEnd"/>
+      <w:r>
+        <w:rPr>
+          <w:rFonts w:ascii="Courier New" w:hAnsi="Courier New" w:cs="Courier New"/>
+          <w:sz w:val="18"/>
+          <w:szCs w:val="18"/>
+        </w:rPr>
+        <w:t>,</w:t>
+      </w:r>
+      <w:r>
+        <w:rPr>
+          <w:rFonts w:ascii="Courier New" w:hAnsi="Courier New" w:cs="Courier New"/>
+          <w:sz w:val="18"/>
+          <w:szCs w:val="18"/>
+        </w:rPr>
+        <w:t xml:space="preserve"> '</w:t>
+      </w:r>
+      <w:proofErr w:type="spellStart"/>
+      <w:r>
+        <w:rPr>
+          <w:rFonts w:ascii="Courier New" w:hAnsi="Courier New" w:cs="Courier New"/>
+          <w:sz w:val="18"/>
+          <w:szCs w:val="18"/>
+        </w:rPr>
+        <w:t>bs','linewidth</w:t>
+      </w:r>
+      <w:proofErr w:type="spellEnd"/>
+      <w:r>
+        <w:rPr>
+          <w:rFonts w:ascii="Courier New" w:hAnsi="Courier New" w:cs="Courier New"/>
+          <w:sz w:val="18"/>
+          <w:szCs w:val="18"/>
+        </w:rPr>
+        <w:t>', 2);</w:t>
+      </w:r>
+    </w:p>
+    <w:p>
+      <w:pPr>
+        <w:pStyle w:val="ListParagraph"/>
+        <w:rPr>
+          <w:rFonts w:ascii="Courier New" w:hAnsi="Courier New" w:cs="Courier New"/>
+          <w:sz w:val="18"/>
+          <w:szCs w:val="18"/>
+        </w:rPr>
+      </w:pPr>
+      <w:proofErr w:type="spellStart"/>
+      <w:proofErr w:type="gramStart"/>
+      <w:r>
+        <w:rPr>
+          <w:rFonts w:ascii="Courier New" w:hAnsi="Courier New" w:cs="Courier New"/>
+          <w:sz w:val="18"/>
+          <w:szCs w:val="18"/>
+        </w:rPr>
+        <w:t>xlabel</w:t>
+      </w:r>
+      <w:proofErr w:type="spellEnd"/>
+      <w:r>
+        <w:rPr>
+          <w:rFonts w:ascii="Courier New" w:hAnsi="Courier New" w:cs="Courier New"/>
+          <w:sz w:val="18"/>
+          <w:szCs w:val="18"/>
+        </w:rPr>
+        <w:t>(</w:t>
+      </w:r>
+      <w:proofErr w:type="gramEnd"/>
+      <w:r>
+        <w:rPr>
+          <w:rFonts w:ascii="Courier New" w:hAnsi="Courier New" w:cs="Courier New"/>
+          <w:sz w:val="18"/>
+          <w:szCs w:val="18"/>
+        </w:rPr>
+        <w:t>'Frequency (rad/s)');</w:t>
+      </w:r>
+      <w:proofErr w:type="spellStart"/>
+      <w:r>
+        <w:rPr>
+          <w:rFonts w:ascii="Courier New" w:hAnsi="Courier New" w:cs="Courier New"/>
+          <w:sz w:val="18"/>
+          <w:szCs w:val="18"/>
+        </w:rPr>
+        <w:t>ylabel</w:t>
+      </w:r>
+      <w:proofErr w:type="spellEnd"/>
+      <w:r>
+        <w:rPr>
+          <w:rFonts w:ascii="Courier New" w:hAnsi="Courier New" w:cs="Courier New"/>
+          <w:sz w:val="18"/>
+          <w:szCs w:val="18"/>
+        </w:rPr>
+        <w:t>('Magnitude (dB)')</w:t>
+      </w:r>
+    </w:p>
+    <w:p>
+      <w:pPr>
+        <w:pStyle w:val="ListParagraph"/>
+        <w:rPr>
+          <w:rFonts w:ascii="Courier New" w:hAnsi="Courier New" w:cs="Courier New"/>
+          <w:sz w:val="18"/>
+          <w:szCs w:val="18"/>
+        </w:rPr>
+      </w:pPr>
+      <w:proofErr w:type="spellStart"/>
+      <w:proofErr w:type="gramStart"/>
+      <w:r>
+        <w:rPr>
+          <w:rFonts w:ascii="Courier New" w:hAnsi="Courier New" w:cs="Courier New"/>
+          <w:sz w:val="18"/>
+          <w:szCs w:val="18"/>
+        </w:rPr>
+        <w:t>ylim</w:t>
+      </w:r>
+      <w:proofErr w:type="spellEnd"/>
+      <w:r>
+        <w:rPr>
+          <w:rFonts w:ascii="Courier New" w:hAnsi="Courier New" w:cs="Courier New"/>
+          <w:sz w:val="18"/>
+          <w:szCs w:val="18"/>
+        </w:rPr>
+        <w:t>(</w:t>
+      </w:r>
+      <w:proofErr w:type="gramEnd"/>
+      <w:r>
+        <w:rPr>
+          <w:rFonts w:ascii="Courier New" w:hAnsi="Courier New" w:cs="Courier New"/>
+          <w:sz w:val="18"/>
+          <w:szCs w:val="18"/>
+        </w:rPr>
+        <w:t>[-20,40]);</w:t>
+      </w:r>
+    </w:p>
+    <w:p>
+      <w:pPr>
+        <w:pStyle w:val="ListParagraph"/>
+        <w:rPr>
+          <w:rFonts w:ascii="Courier New" w:hAnsi="Courier New" w:cs="Courier New"/>
+          <w:sz w:val="18"/>
+          <w:szCs w:val="18"/>
+        </w:rPr>
+      </w:pPr>
+      <w:proofErr w:type="spellStart"/>
+      <w:proofErr w:type="gramStart"/>
+      <w:r>
+        <w:rPr>
+          <w:rFonts w:ascii="Courier New" w:hAnsi="Courier New" w:cs="Courier New"/>
+          <w:sz w:val="18"/>
+          <w:szCs w:val="18"/>
+        </w:rPr>
+        <w:t>yticks</w:t>
+      </w:r>
+      <w:proofErr w:type="spellEnd"/>
+      <w:r>
+        <w:rPr>
+          <w:rFonts w:ascii="Courier New" w:hAnsi="Courier New" w:cs="Courier New"/>
+          <w:sz w:val="18"/>
+          <w:szCs w:val="18"/>
+        </w:rPr>
+        <w:t>(</w:t>
+      </w:r>
+      <w:proofErr w:type="gramEnd"/>
+      <w:r>
+        <w:rPr>
+          <w:rFonts w:ascii="Courier New" w:hAnsi="Courier New" w:cs="Courier New"/>
+          <w:sz w:val="18"/>
+          <w:szCs w:val="18"/>
+        </w:rPr>
+        <w:t>[-20:20:40]);</w:t>
+      </w:r>
+    </w:p>
+    <w:p>
+      <w:pPr>
+        <w:pStyle w:val="ListParagraph"/>
+        <w:rPr>
+          <w:rFonts w:ascii="Courier New" w:hAnsi="Courier New" w:cs="Courier New"/>
+          <w:sz w:val="18"/>
+          <w:szCs w:val="18"/>
+        </w:rPr>
+      </w:pPr>
+      <w:r>
+        <w:rPr>
+          <w:rFonts w:ascii="Courier New" w:hAnsi="Courier New" w:cs="Courier New"/>
+          <w:sz w:val="18"/>
+          <w:szCs w:val="18"/>
+        </w:rPr>
+        <w:t xml:space="preserve">grid </w:t>
+      </w:r>
+      <w:proofErr w:type="gramStart"/>
+      <w:r>
+        <w:rPr>
+          <w:rFonts w:ascii="Courier New" w:hAnsi="Courier New" w:cs="Courier New"/>
+          <w:sz w:val="18"/>
+          <w:szCs w:val="18"/>
+        </w:rPr>
+        <w:t>on;</w:t>
+      </w:r>
+      <w:proofErr w:type="gramEnd"/>
+    </w:p>
+    <w:p>
+      <w:pPr>
+        <w:pStyle w:val="ListParagraph"/>
+        <w:rPr>
+          <w:rFonts w:ascii="Courier New" w:hAnsi="Courier New" w:cs="Courier New"/>
+          <w:sz w:val="18"/>
+          <w:szCs w:val="18"/>
+        </w:rPr>
+      </w:pPr>
+      <w:proofErr w:type="gramStart"/>
+      <w:r>
+        <w:rPr>
+          <w:rFonts w:ascii="Courier New" w:hAnsi="Courier New" w:cs="Courier New"/>
+          <w:sz w:val="18"/>
+          <w:szCs w:val="18"/>
+        </w:rPr>
+        <w:t>title(</w:t>
+      </w:r>
+      <w:proofErr w:type="gramEnd"/>
+      <w:r>
+        <w:rPr>
+          <w:rFonts w:ascii="Courier New" w:hAnsi="Courier New" w:cs="Courier New"/>
+          <w:sz w:val="18"/>
+          <w:szCs w:val="18"/>
+        </w:rPr>
+        <w:t>'Experimental vs Theoretical Bode Plot')</w:t>
+      </w:r>
+    </w:p>
+    <w:p>
+      <w:pPr>
+        <w:pStyle w:val="ListParagraph"/>
+        <w:rPr>
+          <w:rFonts w:ascii="Courier New" w:hAnsi="Courier New" w:cs="Courier New"/>
+          <w:sz w:val="18"/>
+          <w:szCs w:val="18"/>
+        </w:rPr>
+      </w:pPr>
+    </w:p>
+    <w:p>
+      <w:pPr>
+        <w:pStyle w:val="ListParagraph"/>
+        <w:rPr>
+          <w:rFonts w:ascii="Courier New" w:hAnsi="Courier New" w:cs="Courier New"/>
+          <w:sz w:val="18"/>
+          <w:szCs w:val="18"/>
+        </w:rPr>
+      </w:pPr>
+      <w:proofErr w:type="gramStart"/>
+      <w:r>
+        <w:rPr>
+          <w:rFonts w:ascii="Courier New" w:hAnsi="Courier New" w:cs="Courier New"/>
+          <w:sz w:val="18"/>
+          <w:szCs w:val="18"/>
+        </w:rPr>
+        <w:t>subplot(</w:t>
+      </w:r>
+      <w:proofErr w:type="gramEnd"/>
+      <w:r>
+        <w:rPr>
+          <w:rFonts w:ascii="Courier New" w:hAnsi="Courier New" w:cs="Courier New"/>
+          <w:sz w:val="18"/>
+          <w:szCs w:val="18"/>
+        </w:rPr>
+        <w:t>2,1,2)</w:t>
+      </w:r>
+    </w:p>
+    <w:p>
+      <w:pPr>
+        <w:pStyle w:val="ListParagraph"/>
+        <w:rPr>
+          <w:rFonts w:ascii="Courier New" w:hAnsi="Courier New" w:cs="Courier New"/>
+          <w:sz w:val="18"/>
+          <w:szCs w:val="18"/>
+        </w:rPr>
+      </w:pPr>
+      <w:proofErr w:type="gramStart"/>
+      <w:r>
+        <w:rPr>
+          <w:rFonts w:ascii="Courier New" w:hAnsi="Courier New" w:cs="Courier New"/>
+          <w:sz w:val="18"/>
+          <w:szCs w:val="18"/>
+        </w:rPr>
+        <w:t>semilogx(</w:t>
+      </w:r>
+      <w:proofErr w:type="gramEnd"/>
+      <w:r>
+        <w:rPr>
+          <w:rFonts w:ascii="Courier New" w:hAnsi="Courier New" w:cs="Courier New"/>
+          <w:sz w:val="18"/>
+          <w:szCs w:val="18"/>
+        </w:rPr>
+        <w:t>w,sysphase,'k-',input_</w:t>
+      </w:r>
+      <w:r>
+        <w:rPr>
+          <w:rFonts w:ascii="Courier New" w:hAnsi="Courier New" w:cs="Courier New"/>
+          <w:sz w:val="18"/>
+          <w:szCs w:val="18"/>
+        </w:rPr>
+        <w:t>freqs</w:t>
+      </w:r>
+      <w:r>
+        <w:rPr>
+          <w:rFonts w:ascii="Courier New" w:hAnsi="Courier New" w:cs="Courier New"/>
+          <w:sz w:val="18"/>
+          <w:szCs w:val="18"/>
+        </w:rPr>
+        <w:t>,ph</w:t>
+      </w:r>
+      <w:r>
+        <w:rPr>
+          <w:rFonts w:ascii="Courier New" w:hAnsi="Courier New" w:cs="Courier New"/>
+          <w:sz w:val="18"/>
+          <w:szCs w:val="18"/>
+        </w:rPr>
+        <w:t>asepoints</w:t>
+      </w:r>
+      <w:r>
+        <w:rPr>
+          <w:rFonts w:ascii="Courier New" w:hAnsi="Courier New" w:cs="Courier New"/>
+          <w:sz w:val="18"/>
+          <w:szCs w:val="18"/>
+        </w:rPr>
+        <w:t>','bs','linewidth', 2);</w:t>
+      </w:r>
+    </w:p>
+    <w:p>
+      <w:pPr>
+        <w:pStyle w:val="ListParagraph"/>
+        <w:rPr>
+          <w:rFonts w:ascii="Courier New" w:hAnsi="Courier New" w:cs="Courier New"/>
+          <w:sz w:val="18"/>
+          <w:szCs w:val="18"/>
+        </w:rPr>
+      </w:pPr>
+      <w:proofErr w:type="spellStart"/>
+      <w:proofErr w:type="gramStart"/>
+      <w:r>
+        <w:rPr>
+          <w:rFonts w:ascii="Courier New" w:hAnsi="Courier New" w:cs="Courier New"/>
+          <w:sz w:val="18"/>
+          <w:szCs w:val="18"/>
+        </w:rPr>
+        <w:t>xlabel</w:t>
+      </w:r>
+      <w:proofErr w:type="spellEnd"/>
+      <w:r>
+        <w:rPr>
+          <w:rFonts w:ascii="Courier New" w:hAnsi="Courier New" w:cs="Courier New"/>
+          <w:sz w:val="18"/>
+          <w:szCs w:val="18"/>
+        </w:rPr>
+        <w:t>(</w:t>
+      </w:r>
+      <w:proofErr w:type="gramEnd"/>
+      <w:r>
+        <w:rPr>
+          <w:rFonts w:ascii="Courier New" w:hAnsi="Courier New" w:cs="Courier New"/>
+          <w:sz w:val="18"/>
+          <w:szCs w:val="18"/>
+        </w:rPr>
+        <w:t xml:space="preserve">'Frequency (rad/s)'); </w:t>
+      </w:r>
+      <w:proofErr w:type="spellStart"/>
+      <w:r>
+        <w:rPr>
+          <w:rFonts w:ascii="Courier New" w:hAnsi="Courier New" w:cs="Courier New"/>
+          <w:sz w:val="18"/>
+          <w:szCs w:val="18"/>
+        </w:rPr>
+        <w:t>ylabel</w:t>
+      </w:r>
+      <w:proofErr w:type="spellEnd"/>
+      <w:r>
+        <w:rPr>
+          <w:rFonts w:ascii="Courier New" w:hAnsi="Courier New" w:cs="Courier New"/>
+          <w:sz w:val="18"/>
+          <w:szCs w:val="18"/>
+        </w:rPr>
+        <w:t>('Phase (deg)')</w:t>
+      </w:r>
+    </w:p>
+    <w:p>
+      <w:pPr>
+        <w:pStyle w:val="ListParagraph"/>
+        <w:rPr>
+          <w:rFonts w:ascii="Courier New" w:hAnsi="Courier New" w:cs="Courier New"/>
+          <w:sz w:val="18"/>
+          <w:szCs w:val="18"/>
+        </w:rPr>
+      </w:pPr>
+      <w:proofErr w:type="spellStart"/>
+      <w:proofErr w:type="gramStart"/>
+      <w:r>
+        <w:rPr>
+          <w:rFonts w:ascii="Courier New" w:hAnsi="Courier New" w:cs="Courier New"/>
+          <w:sz w:val="18"/>
+          <w:szCs w:val="18"/>
+        </w:rPr>
+        <w:t>ylim</w:t>
+      </w:r>
+      <w:proofErr w:type="spellEnd"/>
+      <w:r>
+        <w:rPr>
+          <w:rFonts w:ascii="Courier New" w:hAnsi="Courier New" w:cs="Courier New"/>
+          <w:sz w:val="18"/>
+          <w:szCs w:val="18"/>
+        </w:rPr>
+        <w:t>(</w:t>
+      </w:r>
+      <w:proofErr w:type="gramEnd"/>
+      <w:r>
+        <w:rPr>
+          <w:rFonts w:ascii="Courier New" w:hAnsi="Courier New" w:cs="Courier New"/>
+          <w:sz w:val="18"/>
+          <w:szCs w:val="18"/>
+        </w:rPr>
+        <w:t>[-180,0]);</w:t>
+      </w:r>
+    </w:p>
+    <w:p>
+      <w:pPr>
+        <w:pStyle w:val="ListParagraph"/>
+        <w:rPr>
+          <w:rFonts w:ascii="Courier New" w:hAnsi="Courier New" w:cs="Courier New"/>
+          <w:sz w:val="18"/>
+          <w:szCs w:val="18"/>
+        </w:rPr>
+      </w:pPr>
+      <w:proofErr w:type="spellStart"/>
+      <w:proofErr w:type="gramStart"/>
+      <w:r>
+        <w:rPr>
+          <w:rFonts w:ascii="Courier New" w:hAnsi="Courier New" w:cs="Courier New"/>
+          <w:sz w:val="18"/>
+          <w:szCs w:val="18"/>
+        </w:rPr>
+        <w:t>yticks</w:t>
+      </w:r>
+      <w:proofErr w:type="spellEnd"/>
+      <w:r>
+        <w:rPr>
+          <w:rFonts w:ascii="Courier New" w:hAnsi="Courier New" w:cs="Courier New"/>
+          <w:sz w:val="18"/>
+          <w:szCs w:val="18"/>
+        </w:rPr>
+        <w:t>(</w:t>
+      </w:r>
+      <w:proofErr w:type="gramEnd"/>
+      <w:r>
+        <w:rPr>
+          <w:rFonts w:ascii="Courier New" w:hAnsi="Courier New" w:cs="Courier New"/>
+          <w:sz w:val="18"/>
+          <w:szCs w:val="18"/>
+        </w:rPr>
+        <w:t>[-180:45:45]);</w:t>
+      </w:r>
+    </w:p>
+    <w:p>
+      <w:pPr>
+        <w:pStyle w:val="ListParagraph"/>
+        <w:rPr>
+          <w:rFonts w:ascii="Courier New" w:hAnsi="Courier New" w:cs="Courier New"/>
+          <w:sz w:val="18"/>
+          <w:szCs w:val="18"/>
+        </w:rPr>
+      </w:pPr>
+      <w:r>
+        <w:rPr>
+          <w:rFonts w:ascii="Courier New" w:hAnsi="Courier New" w:cs="Courier New"/>
+          <w:sz w:val="18"/>
+          <w:szCs w:val="18"/>
+        </w:rPr>
+        <w:t xml:space="preserve">grid </w:t>
+      </w:r>
+      <w:proofErr w:type="gramStart"/>
+      <w:r>
+        <w:rPr>
+          <w:rFonts w:ascii="Courier New" w:hAnsi="Courier New" w:cs="Courier New"/>
+          <w:sz w:val="18"/>
+          <w:szCs w:val="18"/>
+        </w:rPr>
+        <w:t>on;</w:t>
+      </w:r>
+      <w:proofErr w:type="gramEnd"/>
+    </w:p>
+    <w:p>
+      <w:pPr>
+        <w:pStyle w:val="ListParagraph"/>
+        <w:rPr>
+          <w:rFonts w:ascii="Courier New" w:hAnsi="Courier New" w:cs="Courier New"/>
+          <w:sz w:val="20"/>
+          <w:szCs w:val="20"/>
+        </w:rPr>
+      </w:pPr>
+    </w:p>
+    <w:p>
+      <w:pPr>
+        <w:pStyle w:val="ListParagraph"/>
+      </w:pPr>
+      <w:r>
+        <w:t xml:space="preserve">where </w:t>
+      </w:r>
+      <w:proofErr w:type="spellStart"/>
+      <w:r>
+        <w:rPr>
+          <w:rFonts w:ascii="Courier New" w:hAnsi="Courier New" w:cs="Courier New"/>
+          <w:sz w:val="20"/>
+          <w:szCs w:val="20"/>
+        </w:rPr>
+        <w:t>input_freqs</w:t>
+      </w:r>
+      <w:proofErr w:type="spellEnd"/>
+      <w:r>
+        <w:t xml:space="preserve">, </w:t>
+      </w:r>
+      <w:proofErr w:type="spellStart"/>
+      <w:r>
+        <w:rPr>
+          <w:rFonts w:ascii="Courier New" w:hAnsi="Courier New" w:cs="Courier New"/>
+          <w:sz w:val="20"/>
+          <w:szCs w:val="20"/>
+        </w:rPr>
+        <w:t>magpoints</w:t>
+      </w:r>
+      <w:proofErr w:type="spellEnd"/>
+      <w:r>
+        <w:rPr>
+          <w:rFonts w:ascii="Courier New" w:hAnsi="Courier New" w:cs="Courier New"/>
+          <w:sz w:val="20"/>
+          <w:szCs w:val="20"/>
+        </w:rPr>
+        <w:t xml:space="preserve">, </w:t>
+      </w:r>
+      <w:r>
+        <w:t>and</w:t>
+      </w:r>
+      <w:r>
+        <w:rPr>
+          <w:rFonts w:ascii="Courier New" w:hAnsi="Courier New" w:cs="Courier New"/>
+          <w:sz w:val="20"/>
+          <w:szCs w:val="20"/>
+        </w:rPr>
+        <w:t xml:space="preserve"> </w:t>
+      </w:r>
+      <w:proofErr w:type="spellStart"/>
+      <w:r>
+        <w:rPr>
+          <w:rFonts w:ascii="Courier New" w:hAnsi="Courier New" w:cs="Courier New"/>
+          <w:sz w:val="20"/>
+          <w:szCs w:val="20"/>
+        </w:rPr>
+        <w:t>phasepoints</w:t>
+      </w:r>
+      <w:proofErr w:type="spellEnd"/>
+      <w:r>
+        <w:rPr>
+          <w:rFonts w:ascii="Courier New" w:hAnsi="Courier New" w:cs="Courier New"/>
+          <w:sz w:val="20"/>
+          <w:szCs w:val="20"/>
+        </w:rPr>
+        <w:t xml:space="preserve"> </w:t>
+      </w:r>
+      <w:r>
+        <w:t>are vectors containing your measurements</w:t>
+      </w:r>
+      <w:r>
+        <w:t xml:space="preserve"> in dB and degrees</w:t>
+      </w:r>
+      <w:r>
+        <w:t xml:space="preserve">. This would plot </w:t>
+      </w:r>
+      <w:proofErr w:type="spellStart"/>
+      <w:r>
+        <w:rPr>
+          <w:rFonts w:ascii="Courier New" w:hAnsi="Courier New" w:cs="Courier New"/>
+          <w:sz w:val="20"/>
+          <w:szCs w:val="20"/>
+        </w:rPr>
+        <w:t>sysmag</w:t>
+      </w:r>
+      <w:proofErr w:type="spellEnd"/>
+      <w:r>
+        <w:rPr>
+          <w:rFonts w:ascii="Courier New" w:hAnsi="Courier New" w:cs="Courier New"/>
+          <w:sz w:val="20"/>
+          <w:szCs w:val="20"/>
+        </w:rPr>
+        <w:t xml:space="preserve"> </w:t>
+      </w:r>
+      <w:r>
+        <w:t xml:space="preserve">as a black line and </w:t>
+      </w:r>
+      <w:proofErr w:type="spellStart"/>
+      <w:r>
+        <w:rPr>
+          <w:rFonts w:ascii="Courier New" w:hAnsi="Courier New" w:cs="Courier New"/>
+          <w:sz w:val="20"/>
+          <w:szCs w:val="20"/>
+        </w:rPr>
+        <w:t>magpoints</w:t>
+      </w:r>
+      <w:proofErr w:type="spellEnd"/>
+      <w:r>
+        <w:t xml:space="preserve"> as blue squares. </w:t>
+      </w:r>
+      <w:r>
+        <w:t xml:space="preserve"> </w:t>
+      </w:r>
+      <w:r>
+        <w:t xml:space="preserve">Type </w:t>
+      </w:r>
+      <w:r>
+        <w:t>“help plot” in MATLAB</w:t>
+      </w:r>
+      <w:r>
+        <w:t xml:space="preserve"> to see a sampling of the other options.</w:t>
+      </w:r>
+      <w:r>
+        <w:t xml:space="preserve">  </w:t>
+      </w:r>
+      <w:r>
+        <w:rPr>
+          <w:i/>
+          <w:iCs/>
+        </w:rPr>
+        <w:t>Turn in your own code labeled with your name.</w:t>
+      </w:r>
+    </w:p>
+    <w:p>
+      <w:pPr>
+        <w:pStyle w:val="ListParagraph"/>
+      </w:pPr>
+      <w:r>
+        <w:rPr>
+          <w:noProof/>
+        </w:rPr>
+        <w:drawing>
+          <wp:inline distT="0" distB="0" distL="0" distR="0" wp14:anchorId="0B210F26" wp14:editId="12DEEB08">
+            <wp:extent cx="4793615" cy="1948180"/>
+            <wp:effectExtent l="0" t="0" r="0" b="0"/>
+            <wp:docPr id="1722102928" name="Picture 1" descr="A graph of a function&#10;&#10;Description automatically generated"/>
+            <wp:cNvGraphicFramePr>
+              <a:graphicFrameLocks xmlns:a="http://schemas.openxmlformats.org/drawingml/2006/main" noChangeAspect="1"/>
+            </wp:cNvGraphicFramePr>
+            <a:graphic xmlns:a="http://schemas.openxmlformats.org/drawingml/2006/main">
+              <a:graphicData uri="http://schemas.openxmlformats.org/drawingml/2006/picture">
+                <pic:pic xmlns:pic="http://schemas.openxmlformats.org/drawingml/2006/picture">
+                  <pic:nvPicPr>
+                    <pic:cNvPr id="1722102928" name="Picture 1" descr="A graph of a function&#10;&#10;Description automatically generated"/>
+                    <pic:cNvPicPr>
+                      <a:picLocks noChangeAspect="1" noChangeArrowheads="1"/>
+                    </pic:cNvPicPr>
+                  </pic:nvPicPr>
+                  <pic:blipFill>
+                    <a:blip r:embed="rId13">
+                      <a:extLst>
+                        <a:ext uri="{28A0092B-C50C-407E-A947-70E740481C1C}">
+                          <a14:useLocalDpi xmlns:a14="http://schemas.microsoft.com/office/drawing/2010/main" val="0"/>
+                        </a:ext>
+                      </a:extLst>
+                    </a:blip>
+                    <a:srcRect/>
+                    <a:stretch>
+                      <a:fillRect/>
+                    </a:stretch>
+                  </pic:blipFill>
+                  <pic:spPr bwMode="auto">
+                    <a:xfrm>
+                      <a:off x="0" y="0"/>
+                      <a:ext cx="4793615" cy="1948180"/>
+                    </a:xfrm>
+                    <a:prstGeom prst="rect">
+                      <a:avLst/>
+                    </a:prstGeom>
+                    <a:noFill/>
+                    <a:ln>
+                      <a:noFill/>
+                    </a:ln>
+                  </pic:spPr>
+                </pic:pic>
+              </a:graphicData>
+            </a:graphic>
+          </wp:inline>
+        </w:drawing>
+      </w:r>
+    </w:p>
+    <w:p>
+      <w:pPr>
+        <w:pStyle w:val="ListParagraph"/>
+      </w:pPr>
+      <w:r>
+        <w:rPr>
+          <w:noProof/>
+        </w:rPr>
+        <w:drawing>
+          <wp:inline distT="0" distB="0" distL="0" distR="0" wp14:anchorId="1A612DF1" wp14:editId="08344B60">
+            <wp:extent cx="4855845" cy="1845945"/>
+            <wp:effectExtent l="0" t="0" r="0" b="0"/>
+            <wp:docPr id="1735223990" name="Picture 2" descr="A graph of a function&#10;&#10;Description automatically generated"/>
+            <wp:cNvGraphicFramePr>
+              <a:graphicFrameLocks xmlns:a="http://schemas.openxmlformats.org/drawingml/2006/main" noChangeAspect="1"/>
+            </wp:cNvGraphicFramePr>
+            <a:graphic xmlns:a="http://schemas.openxmlformats.org/drawingml/2006/main">
+              <a:graphicData uri="http://schemas.openxmlformats.org/drawingml/2006/picture">
+                <pic:pic xmlns:pic="http://schemas.openxmlformats.org/drawingml/2006/picture">
+                  <pic:nvPicPr>
+                    <pic:cNvPr id="1735223990" name="Picture 2" descr="A graph of a function&#10;&#10;Description automatically generated"/>
+                    <pic:cNvPicPr>
+                      <a:picLocks noChangeAspect="1" noChangeArrowheads="1"/>
+                    </pic:cNvPicPr>
+                  </pic:nvPicPr>
+                  <pic:blipFill>
+                    <a:blip r:embed="rId14">
+                      <a:extLst>
+                        <a:ext uri="{28A0092B-C50C-407E-A947-70E740481C1C}">
+                          <a14:useLocalDpi xmlns:a14="http://schemas.microsoft.com/office/drawing/2010/main" val="0"/>
+                        </a:ext>
+                      </a:extLst>
+                    </a:blip>
+                    <a:srcRect/>
+                    <a:stretch>
+                      <a:fillRect/>
+                    </a:stretch>
+                  </pic:blipFill>
+                  <pic:spPr bwMode="auto">
+                    <a:xfrm>
+                      <a:off x="0" y="0"/>
+                      <a:ext cx="4855845" cy="1845945"/>
+                    </a:xfrm>
+                    <a:prstGeom prst="rect">
+                      <a:avLst/>
+                    </a:prstGeom>
+                    <a:noFill/>
+                    <a:ln>
+                      <a:noFill/>
+                    </a:ln>
+                  </pic:spPr>
+                </pic:pic>
+              </a:graphicData>
+            </a:graphic>
+          </wp:inline>
+        </w:drawing>
+      </w:r>
+    </w:p>
+    <w:p>
+      <w:pPr>
+        <w:pStyle w:val="ListParagraph"/>
+        <w:numPr>
+          <w:ilvl w:val="0"/>
+          <w:numId w:val="4"/>
+        </w:numPr>
+      </w:pPr>
+      <w:r>
+        <w:t xml:space="preserve">Briefly discuss the comparison and if there are any discrepancies between the model and experimental results, include </w:t>
+      </w:r>
+      <w:r>
+        <w:t xml:space="preserve">any factors that may contribute to the differences. </w:t>
+      </w:r>
+      <w:r>
+        <w:t xml:space="preserve">  </w:t>
+      </w:r>
+    </w:p>
+    <w:p>
+      <w:pPr>
+        <w:pStyle w:val="ListParagraph"/>
+        <w:rPr>
+          <w:color w:val="FF0000"/>
+        </w:rPr>
+      </w:pPr>
+      <w:r>
+        <w:rPr>
+          <w:color w:val="FF0000"/>
+        </w:rPr>
+        <w:t xml:space="preserve">The magnitudes of the model and experimental results line up </w:t>
+      </w:r>
+      <w:proofErr w:type="gramStart"/>
+      <w:r>
+        <w:rPr>
+          <w:color w:val="FF0000"/>
+        </w:rPr>
+        <w:t>pretty well</w:t>
+      </w:r>
+      <w:proofErr w:type="gramEnd"/>
+      <w:r>
+        <w:rPr>
+          <w:color w:val="FF0000"/>
+        </w:rPr>
+        <w:t xml:space="preserve">, the corner frequency of 10 rad/s is reflected in both. The phase lag in the experimental results drop off after the corner frequency while the </w:t>
+      </w:r>
+      <w:r>
+        <w:rPr>
+          <w:color w:val="FF0000"/>
+        </w:rPr>
+        <w:t xml:space="preserve">model is a straight line at -90 degrees. The reason for this difference is that </w:t>
+      </w:r>
+      <w:r>
+        <w:rPr>
+          <w:color w:val="FF0000"/>
+        </w:rPr>
+        <w:t xml:space="preserve">as frequency increases the </w:t>
+      </w:r>
+      <w:proofErr w:type="gramStart"/>
+      <w:r>
+        <w:rPr>
+          <w:color w:val="FF0000"/>
+        </w:rPr>
+        <w:t>real life</w:t>
+      </w:r>
+      <w:proofErr w:type="gramEnd"/>
+      <w:r>
+        <w:rPr>
+          <w:color w:val="FF0000"/>
+        </w:rPr>
+        <w:t xml:space="preserve"> motor cannot keep up with the higher input frequency </w:t>
+      </w:r>
+      <w:r>
+        <w:rPr>
+          <w:color w:val="FF0000"/>
+        </w:rPr>
+        <w:lastRenderedPageBreak/>
+        <w:t>therefore the lag continues to increase, but the model does not know that the motor cannot react to that high of a frequency.</w:t>
+      </w:r>
     </w:p>
     <w:p>
       <w:pPr>
@@ -7225,7 +9113,6 @@
   <w:style w:type="character" w:default="1" w:styleId="DefaultParagraphFont">
     <w:name w:val="Default Paragraph Font"/>
     <w:uiPriority w:val="1"/>
-    <w:semiHidden/>
     <w:unhideWhenUsed/>
   </w:style>
   <w:style w:type="table" w:default="1" w:styleId="TableNormal">
@@ -7343,6 +9230,25 @@
     <w:rPr>
       <w:vertAlign w:val="superscript"/>
     </w:rPr>
+  </w:style>
+  <w:style w:type="table" w:styleId="TableGrid">
+    <w:name w:val="Table Grid"/>
+    <w:basedOn w:val="TableNormal"/>
+    <w:uiPriority w:val="39"/>
+    <w:rsid w:val="00055503"/>
+    <w:pPr>
+      <w:spacing w:after="0" w:line="240" w:lineRule="auto"/>
+    </w:pPr>
+    <w:tblPr>
+      <w:tblBorders>
+        <w:top w:val="single" w:sz="4" w:space="0" w:color="auto"/>
+        <w:left w:val="single" w:sz="4" w:space="0" w:color="auto"/>
+        <w:bottom w:val="single" w:sz="4" w:space="0" w:color="auto"/>
+        <w:right w:val="single" w:sz="4" w:space="0" w:color="auto"/>
+        <w:insideH w:val="single" w:sz="4" w:space="0" w:color="auto"/>
+        <w:insideV w:val="single" w:sz="4" w:space="0" w:color="auto"/>
+      </w:tblBorders>
+    </w:tblPr>
   </w:style>
 </w:styles>
 </file>
@@ -7643,26 +9549,10 @@
 </file>
 
 <file path=customXml/item1.xml><?xml version="1.0" encoding="utf-8"?>
-<?mso-contentType ?>
-<FormTemplates xmlns="http://schemas.microsoft.com/sharepoint/v3/contenttype/forms">
-  <Display>DocumentLibraryForm</Display>
-  <Edit>DocumentLibraryForm</Edit>
-  <New>DocumentLibraryForm</New>
-</FormTemplates>
-</file>
-
-<file path=customXml/item2.xml><?xml version="1.0" encoding="utf-8"?>
-<p:properties xmlns:p="http://schemas.microsoft.com/office/2006/metadata/properties" xmlns:xsi="http://www.w3.org/2001/XMLSchema-instance" xmlns:pc="http://schemas.microsoft.com/office/infopath/2007/PartnerControls">
-  <documentManagement>
-    <ReferenceId xmlns="cf3f081c-5a83-4cea-8a18-2da1439098df" xsi:nil="true"/>
-  </documentManagement>
-</p:properties>
-</file>
-
-<file path=customXml/item3.xml><?xml version="1.0" encoding="utf-8"?>
-<ct:contentTypeSchema xmlns:ct="http://schemas.microsoft.com/office/2006/metadata/contentType" xmlns:ma="http://schemas.microsoft.com/office/2006/metadata/properties/metaAttributes" ct:_="" ma:_="" ma:contentTypeName="Document" ma:contentTypeID="0x010100D8D108CF9598014A846534FAFD7E77F0" ma:contentTypeVersion="4" ma:contentTypeDescription="Create a new document." ma:contentTypeScope="" ma:versionID="6139a5f337618ae491ce9451be99b91d">
-  <xsd:schema xmlns:xsd="http://www.w3.org/2001/XMLSchema" xmlns:xs="http://www.w3.org/2001/XMLSchema" xmlns:p="http://schemas.microsoft.com/office/2006/metadata/properties" xmlns:ns2="cf3f081c-5a83-4cea-8a18-2da1439098df" targetNamespace="http://schemas.microsoft.com/office/2006/metadata/properties" ma:root="true" ma:fieldsID="51ff0c4a932b61e83b406cc368bdc883" ns2:_="">
-    <xsd:import namespace="cf3f081c-5a83-4cea-8a18-2da1439098df"/>
+<ct:contentTypeSchema xmlns:ct="http://schemas.microsoft.com/office/2006/metadata/contentType" xmlns:ma="http://schemas.microsoft.com/office/2006/metadata/properties/metaAttributes" ct:_="" ma:_="" ma:contentTypeName="Document" ma:contentTypeID="0x0101004C117F23033C9440A5DEDF813EF32E2D" ma:contentTypeVersion="11" ma:contentTypeDescription="Create a new document." ma:contentTypeScope="" ma:versionID="2cfd6679cc066ed6ef3794efb5e68b41">
+  <xsd:schema xmlns:xsd="http://www.w3.org/2001/XMLSchema" xmlns:xs="http://www.w3.org/2001/XMLSchema" xmlns:p="http://schemas.microsoft.com/office/2006/metadata/properties" xmlns:ns2="7796bdda-d8ad-450a-ac81-363799381471" xmlns:ns3="e6e1f96a-a98a-4371-b29e-cf256946b70e" targetNamespace="http://schemas.microsoft.com/office/2006/metadata/properties" ma:root="true" ma:fieldsID="a6ba2b03ed312bb80e59e70ceddcd230" ns2:_="" ns3:_="">
+    <xsd:import namespace="7796bdda-d8ad-450a-ac81-363799381471"/>
+    <xsd:import namespace="e6e1f96a-a98a-4371-b29e-cf256946b70e"/>
     <xsd:element name="properties">
       <xsd:complexType>
         <xsd:sequence>
@@ -7673,6 +9563,12 @@
                 <xsd:element ref="ns2:MediaServiceMetadata" minOccurs="0"/>
                 <xsd:element ref="ns2:MediaServiceFastMetadata" minOccurs="0"/>
                 <xsd:element ref="ns2:MediaServiceSearchProperties" minOccurs="0"/>
+                <xsd:element ref="ns2:MediaServiceDateTaken" minOccurs="0"/>
+                <xsd:element ref="ns2:lcf76f155ced4ddcb4097134ff3c332f" minOccurs="0"/>
+                <xsd:element ref="ns3:TaxCatchAll" minOccurs="0"/>
+                <xsd:element ref="ns2:MediaServiceOCR" minOccurs="0"/>
+                <xsd:element ref="ns2:MediaServiceGenerationTime" minOccurs="0"/>
+                <xsd:element ref="ns2:MediaServiceEventHashCode" minOccurs="0"/>
               </xsd:all>
             </xsd:complexType>
           </xsd:element>
@@ -7680,7 +9576,7 @@
       </xsd:complexType>
     </xsd:element>
   </xsd:schema>
-  <xsd:schema xmlns:xsd="http://www.w3.org/2001/XMLSchema" xmlns:xs="http://www.w3.org/2001/XMLSchema" xmlns:dms="http://schemas.microsoft.com/office/2006/documentManagement/types" xmlns:pc="http://schemas.microsoft.com/office/infopath/2007/PartnerControls" targetNamespace="cf3f081c-5a83-4cea-8a18-2da1439098df" elementFormDefault="qualified">
+  <xsd:schema xmlns:xsd="http://www.w3.org/2001/XMLSchema" xmlns:xs="http://www.w3.org/2001/XMLSchema" xmlns:dms="http://schemas.microsoft.com/office/2006/documentManagement/types" xmlns:pc="http://schemas.microsoft.com/office/infopath/2007/PartnerControls" targetNamespace="7796bdda-d8ad-450a-ac81-363799381471" elementFormDefault="qualified">
     <xsd:import namespace="http://schemas.microsoft.com/office/2006/documentManagement/types"/>
     <xsd:import namespace="http://schemas.microsoft.com/office/infopath/2007/PartnerControls"/>
     <xsd:element name="ReferenceId" ma:index="8" nillable="true" ma:displayName="ReferenceId" ma:indexed="true" ma:internalName="ReferenceId">
@@ -7702,6 +9598,50 @@
       <xsd:simpleType>
         <xsd:restriction base="dms:Note"/>
       </xsd:simpleType>
+    </xsd:element>
+    <xsd:element name="MediaServiceDateTaken" ma:index="12" nillable="true" ma:displayName="MediaServiceDateTaken" ma:hidden="true" ma:indexed="true" ma:internalName="MediaServiceDateTaken" ma:readOnly="true">
+      <xsd:simpleType>
+        <xsd:restriction base="dms:Text"/>
+      </xsd:simpleType>
+    </xsd:element>
+    <xsd:element name="lcf76f155ced4ddcb4097134ff3c332f" ma:index="14" nillable="true" ma:taxonomy="true" ma:internalName="lcf76f155ced4ddcb4097134ff3c332f" ma:taxonomyFieldName="MediaServiceImageTags" ma:displayName="Image Tags" ma:readOnly="false" ma:fieldId="{5cf76f15-5ced-4ddc-b409-7134ff3c332f}" ma:taxonomyMulti="true" ma:sspId="b9370d91-3805-45da-a301-33c56663209a" ma:termSetId="09814cd3-568e-fe90-9814-8d621ff8fb84" ma:anchorId="fba54fb3-c3e1-fe81-a776-ca4b69148c4d" ma:open="true" ma:isKeyword="false">
+      <xsd:complexType>
+        <xsd:sequence>
+          <xsd:element ref="pc:Terms" minOccurs="0" maxOccurs="1"/>
+        </xsd:sequence>
+      </xsd:complexType>
+    </xsd:element>
+    <xsd:element name="MediaServiceOCR" ma:index="16" nillable="true" ma:displayName="Extracted Text" ma:internalName="MediaServiceOCR" ma:readOnly="true">
+      <xsd:simpleType>
+        <xsd:restriction base="dms:Note">
+          <xsd:maxLength value="255"/>
+        </xsd:restriction>
+      </xsd:simpleType>
+    </xsd:element>
+    <xsd:element name="MediaServiceGenerationTime" ma:index="17" nillable="true" ma:displayName="MediaServiceGenerationTime" ma:hidden="true" ma:internalName="MediaServiceGenerationTime" ma:readOnly="true">
+      <xsd:simpleType>
+        <xsd:restriction base="dms:Text"/>
+      </xsd:simpleType>
+    </xsd:element>
+    <xsd:element name="MediaServiceEventHashCode" ma:index="18" nillable="true" ma:displayName="MediaServiceEventHashCode" ma:hidden="true" ma:internalName="MediaServiceEventHashCode" ma:readOnly="true">
+      <xsd:simpleType>
+        <xsd:restriction base="dms:Text"/>
+      </xsd:simpleType>
+    </xsd:element>
+  </xsd:schema>
+  <xsd:schema xmlns:xsd="http://www.w3.org/2001/XMLSchema" xmlns:xs="http://www.w3.org/2001/XMLSchema" xmlns:dms="http://schemas.microsoft.com/office/2006/documentManagement/types" xmlns:pc="http://schemas.microsoft.com/office/infopath/2007/PartnerControls" targetNamespace="e6e1f96a-a98a-4371-b29e-cf256946b70e" elementFormDefault="qualified">
+    <xsd:import namespace="http://schemas.microsoft.com/office/2006/documentManagement/types"/>
+    <xsd:import namespace="http://schemas.microsoft.com/office/infopath/2007/PartnerControls"/>
+    <xsd:element name="TaxCatchAll" ma:index="15" nillable="true" ma:displayName="Taxonomy Catch All Column" ma:hidden="true" ma:list="{94e760d3-e354-4586-849f-a13536e8a85a}" ma:internalName="TaxCatchAll" ma:showField="CatchAllData" ma:web="e6e1f96a-a98a-4371-b29e-cf256946b70e">
+      <xsd:complexType>
+        <xsd:complexContent>
+          <xsd:extension base="dms:MultiChoiceLookup">
+            <xsd:sequence>
+              <xsd:element name="Value" type="dms:Lookup" maxOccurs="unbounded" minOccurs="0" nillable="true"/>
+            </xsd:sequence>
+          </xsd:extension>
+        </xsd:complexContent>
+      </xsd:complexType>
     </xsd:element>
   </xsd:schema>
   <xsd:schema xmlns="http://schemas.openxmlformats.org/package/2006/metadata/core-properties" xmlns:xsd="http://www.w3.org/2001/XMLSchema" xmlns:xsi="http://www.w3.org/2001/XMLSchema-instance" xmlns:dc="http://purl.org/dc/elements/1.1/" xmlns:dcterms="http://purl.org/dc/terms/" xmlns:odoc="http://schemas.microsoft.com/internal/obd" targetNamespace="http://schemas.openxmlformats.org/package/2006/metadata/core-properties" elementFormDefault="qualified" attributeFormDefault="unqualified" blockDefault="#all">
@@ -7803,10 +9743,42 @@
 </ct:contentTypeSchema>
 </file>
 
+<file path=customXml/item2.xml><?xml version="1.0" encoding="utf-8"?>
+<p:properties xmlns:p="http://schemas.microsoft.com/office/2006/metadata/properties" xmlns:xsi="http://www.w3.org/2001/XMLSchema-instance" xmlns:pc="http://schemas.microsoft.com/office/infopath/2007/PartnerControls">
+  <documentManagement>
+    <ReferenceId xmlns="7796bdda-d8ad-450a-ac81-363799381471" xsi:nil="true"/>
+    <TaxCatchAll xmlns="e6e1f96a-a98a-4371-b29e-cf256946b70e" xsi:nil="true"/>
+    <lcf76f155ced4ddcb4097134ff3c332f xmlns="7796bdda-d8ad-450a-ac81-363799381471">
+      <Terms xmlns="http://schemas.microsoft.com/office/infopath/2007/PartnerControls"/>
+    </lcf76f155ced4ddcb4097134ff3c332f>
+  </documentManagement>
+</p:properties>
+</file>
+
+<file path=customXml/item3.xml><?xml version="1.0" encoding="utf-8"?>
+<?mso-contentType ?>
+<FormTemplates xmlns="http://schemas.microsoft.com/sharepoint/v3/contenttype/forms">
+  <Display>DocumentLibraryForm</Display>
+  <Edit>DocumentLibraryForm</Edit>
+  <New>DocumentLibraryForm</New>
+</FormTemplates>
+</file>
+
 <file path=customXml/itemProps1.xml><?xml version="1.0" encoding="utf-8"?>
-<ds:datastoreItem xmlns:ds="http://schemas.openxmlformats.org/officeDocument/2006/customXml" ds:itemID="{62075B4F-63AD-4A14-BFD8-C97ADFE46D72}">
+<ds:datastoreItem xmlns:ds="http://schemas.openxmlformats.org/officeDocument/2006/customXml" ds:itemID="{2F25D793-A446-432D-889A-473D8C7650E7}">
   <ds:schemaRefs>
-    <ds:schemaRef ds:uri="http://schemas.microsoft.com/sharepoint/v3/contenttype/forms"/>
+    <ds:schemaRef ds:uri="http://schemas.microsoft.com/office/2006/metadata/contentType"/>
+    <ds:schemaRef ds:uri="http://schemas.microsoft.com/office/2006/metadata/properties/metaAttributes"/>
+    <ds:schemaRef ds:uri="http://www.w3.org/2001/XMLSchema"/>
+    <ds:schemaRef ds:uri="http://schemas.microsoft.com/office/2006/metadata/properties"/>
+    <ds:schemaRef ds:uri="7796bdda-d8ad-450a-ac81-363799381471"/>
+    <ds:schemaRef ds:uri="e6e1f96a-a98a-4371-b29e-cf256946b70e"/>
+    <ds:schemaRef ds:uri="http://schemas.microsoft.com/office/2006/documentManagement/types"/>
+    <ds:schemaRef ds:uri="http://schemas.microsoft.com/office/infopath/2007/PartnerControls"/>
+    <ds:schemaRef ds:uri="http://schemas.openxmlformats.org/package/2006/metadata/core-properties"/>
+    <ds:schemaRef ds:uri="http://purl.org/dc/elements/1.1/"/>
+    <ds:schemaRef ds:uri="http://purl.org/dc/terms/"/>
+    <ds:schemaRef ds:uri="http://schemas.microsoft.com/internal/obd"/>
   </ds:schemaRefs>
 </ds:datastoreItem>
 </file>
@@ -7817,24 +9789,16 @@
     <ds:schemaRef ds:uri="http://schemas.microsoft.com/office/2006/metadata/properties"/>
     <ds:schemaRef ds:uri="http://schemas.microsoft.com/office/infopath/2007/PartnerControls"/>
     <ds:schemaRef ds:uri="cf3f081c-5a83-4cea-8a18-2da1439098df"/>
+    <ds:schemaRef ds:uri="7796bdda-d8ad-450a-ac81-363799381471"/>
+    <ds:schemaRef ds:uri="e6e1f96a-a98a-4371-b29e-cf256946b70e"/>
   </ds:schemaRefs>
 </ds:datastoreItem>
 </file>
 
 <file path=customXml/itemProps3.xml><?xml version="1.0" encoding="utf-8"?>
-<ds:datastoreItem xmlns:ds="http://schemas.openxmlformats.org/officeDocument/2006/customXml" ds:itemID="{FB096838-666E-4ECA-8BC5-8374D18963D1}">
+<ds:datastoreItem xmlns:ds="http://schemas.openxmlformats.org/officeDocument/2006/customXml" ds:itemID="{62075B4F-63AD-4A14-BFD8-C97ADFE46D72}">
   <ds:schemaRefs>
-    <ds:schemaRef ds:uri="http://schemas.microsoft.com/office/2006/metadata/contentType"/>
-    <ds:schemaRef ds:uri="http://schemas.microsoft.com/office/2006/metadata/properties/metaAttributes"/>
-    <ds:schemaRef ds:uri="http://www.w3.org/2001/XMLSchema"/>
-    <ds:schemaRef ds:uri="http://schemas.microsoft.com/office/2006/metadata/properties"/>
-    <ds:schemaRef ds:uri="cf3f081c-5a83-4cea-8a18-2da1439098df"/>
-    <ds:schemaRef ds:uri="http://schemas.microsoft.com/office/2006/documentManagement/types"/>
-    <ds:schemaRef ds:uri="http://schemas.microsoft.com/office/infopath/2007/PartnerControls"/>
-    <ds:schemaRef ds:uri="http://schemas.openxmlformats.org/package/2006/metadata/core-properties"/>
-    <ds:schemaRef ds:uri="http://purl.org/dc/elements/1.1/"/>
-    <ds:schemaRef ds:uri="http://purl.org/dc/terms/"/>
-    <ds:schemaRef ds:uri="http://schemas.microsoft.com/internal/obd"/>
+    <ds:schemaRef ds:uri="http://schemas.microsoft.com/sharepoint/v3/contenttype/forms"/>
   </ds:schemaRefs>
 </ds:datastoreItem>
 </file>